--- a/fuentes/135303_CF02_CFA.docx
+++ b/fuentes/135303_CF02_CFA.docx
@@ -1,6 +1,6 @@
 
 <file path=word/document.xml><?xml version="1.0" encoding="utf-8"?>
-<w:document xmlns:wpc="http://schemas.microsoft.com/office/word/2010/wordprocessingCanvas" xmlns:cx="http://schemas.microsoft.com/office/drawing/2014/chartex" xmlns:cx1="http://schemas.microsoft.com/office/drawing/2015/9/8/chartex" xmlns:cx2="http://schemas.microsoft.com/office/drawing/2015/10/21/chartex" xmlns:cx3="http://schemas.microsoft.com/office/drawing/2016/5/9/chartex" xmlns:cx4="http://schemas.microsoft.com/office/drawing/2016/5/10/chartex" xmlns:cx5="http://schemas.microsoft.com/office/drawing/2016/5/11/chartex" xmlns:cx6="http://schemas.microsoft.com/office/drawing/2016/5/12/chartex" xmlns:cx7="http://schemas.microsoft.com/office/drawing/2016/5/13/chartex" xmlns:cx8="http://schemas.microsoft.com/office/drawing/2016/5/14/chartex" xmlns:mc="http://schemas.openxmlformats.org/markup-compatibility/2006" xmlns:aink="http://schemas.microsoft.com/office/drawing/2016/ink" xmlns:am3d="http://schemas.microsoft.com/office/drawing/2017/model3d" xmlns:o="urn:schemas-microsoft-com:office:office" xmlns:oel="http://schemas.microsoft.com/office/2019/extlst" xmlns:r="http://schemas.openxmlformats.org/officeDocument/2006/relationships" xmlns:m="http://schemas.openxmlformats.org/officeDocument/2006/math" xmlns:v="urn:schemas-microsoft-com:vml" xmlns:wp14="http://schemas.microsoft.com/office/word/2010/wordprocessingDrawing" xmlns:wp="http://schemas.openxmlformats.org/drawingml/2006/wordprocessingDrawing" xmlns:w10="urn:schemas-microsoft-com:office:word" xmlns:w="http://schemas.openxmlformats.org/wordprocessingml/2006/main" xmlns:w14="http://schemas.microsoft.com/office/word/2010/wordml" xmlns:w15="http://schemas.microsoft.com/office/word/2012/wordml" xmlns:w16cex="http://schemas.microsoft.com/office/word/2018/wordml/cex" xmlns:w16cid="http://schemas.microsoft.com/office/word/2016/wordml/cid" xmlns:w16="http://schemas.microsoft.com/office/word/2018/wordml" xmlns:w16du="http://schemas.microsoft.com/office/word/2023/wordml/word16du" xmlns:w16sdtdh="http://schemas.microsoft.com/office/word/2020/wordml/sdtdatahash" xmlns:w16sdtfl="http://schemas.microsoft.com/office/word/2024/wordml/sdtformatlock" xmlns:w16se="http://schemas.microsoft.com/office/word/2015/wordml/symex" xmlns:wpg="http://schemas.microsoft.com/office/word/2010/wordprocessingGroup" xmlns:wpi="http://schemas.microsoft.com/office/word/2010/wordprocessingInk" xmlns:wne="http://schemas.microsoft.com/office/word/2006/wordml" xmlns:wps="http://schemas.microsoft.com/office/word/2010/wordprocessingShape" mc:Ignorable="w14 w15 w16se w16cid w16 w16cex w16sdtdh w16sdtfl w16du wp14">
+<w:document xmlns:wpc="http://schemas.microsoft.com/office/word/2010/wordprocessingCanvas" xmlns:cx="http://schemas.microsoft.com/office/drawing/2014/chartex" xmlns:cx1="http://schemas.microsoft.com/office/drawing/2015/9/8/chartex" xmlns:cx2="http://schemas.microsoft.com/office/drawing/2015/10/21/chartex" xmlns:cx3="http://schemas.microsoft.com/office/drawing/2016/5/9/chartex" xmlns:cx4="http://schemas.microsoft.com/office/drawing/2016/5/10/chartex" xmlns:cx5="http://schemas.microsoft.com/office/drawing/2016/5/11/chartex" xmlns:cx6="http://schemas.microsoft.com/office/drawing/2016/5/12/chartex" xmlns:cx7="http://schemas.microsoft.com/office/drawing/2016/5/13/chartex" xmlns:cx8="http://schemas.microsoft.com/office/drawing/2016/5/14/chartex" xmlns:mc="http://schemas.openxmlformats.org/markup-compatibility/2006" xmlns:aink="http://schemas.microsoft.com/office/drawing/2016/ink" xmlns:am3d="http://schemas.microsoft.com/office/drawing/2017/model3d" xmlns:o="urn:schemas-microsoft-com:office:office" xmlns:r="http://schemas.openxmlformats.org/officeDocument/2006/relationships" xmlns:m="http://schemas.openxmlformats.org/officeDocument/2006/math" xmlns:v="urn:schemas-microsoft-com:vml" xmlns:wp14="http://schemas.microsoft.com/office/word/2010/wordprocessingDrawing" xmlns:wp="http://schemas.openxmlformats.org/drawingml/2006/wordprocessingDrawing" xmlns:w10="urn:schemas-microsoft-com:office:word" xmlns:w="http://schemas.openxmlformats.org/wordprocessingml/2006/main" xmlns:w14="http://schemas.microsoft.com/office/word/2010/wordml" xmlns:w15="http://schemas.microsoft.com/office/word/2012/wordml" xmlns:w16cex="http://schemas.microsoft.com/office/word/2018/wordml/cex" xmlns:w16cid="http://schemas.microsoft.com/office/word/2016/wordml/cid" xmlns:w16="http://schemas.microsoft.com/office/word/2018/wordml" xmlns:w16sdtdh="http://schemas.microsoft.com/office/word/2020/wordml/sdtdatahash" xmlns:w16se="http://schemas.microsoft.com/office/word/2015/wordml/symex" xmlns:wpg="http://schemas.microsoft.com/office/word/2010/wordprocessingGroup" xmlns:wpi="http://schemas.microsoft.com/office/word/2010/wordprocessingInk" xmlns:wne="http://schemas.microsoft.com/office/word/2006/wordml" xmlns:wps="http://schemas.microsoft.com/office/word/2010/wordprocessingShape" mc:Ignorable="w14 w15 w16se w16cid w16 w16cex w16sdtdh wp14">
   <w:body>
     <w:p>
       <w:pPr>
@@ -220,7 +220,7 @@
               </wp:anchor>
             </w:drawing>
           </mc:Choice>
-          <mc:Fallback>
+          <mc:Fallback xmlns:w16sdtfl="http://schemas.microsoft.com/office/word/2024/wordml/sdtformatlock" xmlns:w16du="http://schemas.microsoft.com/office/word/2023/wordml/word16du" xmlns:oel="http://schemas.microsoft.com/office/2019/extlst">
             <w:pict>
               <v:rect w14:anchorId="20253B2F" id="Rectángulo 3" o:spid="_x0000_s1026" alt="&quot;&quot;" style="position:absolute;margin-left:0;margin-top:30.65pt;width:616.85pt;height:160.8pt;z-index:-251655168;visibility:visible;mso-wrap-style:square;mso-width-percent:0;mso-height-percent:0;mso-wrap-distance-left:9pt;mso-wrap-distance-top:0;mso-wrap-distance-right:9pt;mso-wrap-distance-bottom:0;mso-position-horizontal:left;mso-position-horizontal-relative:page;mso-position-vertical:absolute;mso-position-vertical-relative:text;mso-width-percent:0;mso-height-percent:0;mso-width-relative:margin;mso-height-relative:margin;v-text-anchor:middle" o:gfxdata="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" fillcolor="#00314d" stroked="f" strokeweight="1pt">
                 <w10:wrap anchorx="page"/>
@@ -331,7 +331,7 @@
                 <v:stroke joinstyle="miter"/>
                 <v:path gradientshapeok="t" o:connecttype="rect"/>
               </v:shapetype>
-              <v:shape id="Cuadro de texto 2" o:spid="_x0000_s1026" type="#_x0000_t202" alt="&quot;&quot;" style="position:absolute;left:0;text-align:left;margin-left:-7.2pt;margin-top:31.9pt;width:488.95pt;height:143.25pt;z-index:251663360;visibility:visible;mso-wrap-style:square;mso-width-percent:0;mso-height-percent:0;mso-wrap-distance-left:9pt;mso-wrap-distance-top:3.6pt;mso-wrap-distance-right:9pt;mso-wrap-distance-bottom:3.6pt;mso-position-horizontal:absolute;mso-position-horizontal-relative:text;mso-position-vertical:absolute;mso-position-vertical-relative:text;mso-width-percent:0;mso-height-percent:0;mso-width-relative:margin;mso-height-relative:margin;v-text-anchor:top" o:gfxdata="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" filled="f" stroked="f">
+              <v:shape id="Cuadro de texto 2" o:spid="_x0000_s1026" type="#_x0000_t202" alt="&quot;&quot;" style="position:absolute;left:0;text-align:left;margin-left:-7.2pt;margin-top:31.9pt;width:488.95pt;height:143.25pt;z-index:251663360;visibility:visible;mso-wrap-style:square;mso-width-percent:0;mso-height-percent:0;mso-wrap-distance-left:9pt;mso-wrap-distance-top:3.6pt;mso-wrap-distance-right:9pt;mso-wrap-distance-bottom:3.6pt;mso-position-horizontal:absolute;mso-position-horizontal-relative:text;mso-position-vertical:absolute;mso-position-vertical-relative:text;mso-width-percent:0;mso-height-percent:0;mso-width-relative:margin;mso-height-relative:margin;v-text-anchor:top" o:gfxdata="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" filled="f" stroked="f">
                 <v:textbox>
                   <w:txbxContent>
                     <w:p>
@@ -558,15 +558,13 @@
         <w:p>
           <w:pPr>
             <w:pStyle w:val="TDC1"/>
-            <w:tabs>
-              <w:tab w:val="right" w:leader="dot" w:pos="9962"/>
-            </w:tabs>
             <w:rPr>
               <w:rFonts w:eastAsiaTheme="minorEastAsia"/>
               <w:noProof/>
-              <w:sz w:val="24"/>
-              <w:szCs w:val="24"/>
+              <w:kern w:val="0"/>
+              <w:sz w:val="22"/>
               <w:lang w:eastAsia="es-CO"/>
+              <w14:ligatures w14:val="none"/>
             </w:rPr>
           </w:pPr>
           <w:r>
@@ -578,7 +576,7 @@
           <w:r>
             <w:fldChar w:fldCharType="separate"/>
           </w:r>
-          <w:hyperlink w:anchor="_Toc230610138" w:history="1">
+          <w:hyperlink w:anchor="_Toc240397611" w:history="1">
             <w:r>
               <w:rPr>
                 <w:rStyle w:val="Hipervnculo"/>
@@ -605,7 +603,7 @@
                 <w:noProof/>
                 <w:webHidden/>
               </w:rPr>
-              <w:instrText xml:space="preserve"> PAGEREF _Toc230610138 \h </w:instrText>
+              <w:instrText xml:space="preserve"> PAGEREF _Toc240397611 \h </w:instrText>
             </w:r>
             <w:r>
               <w:rPr>
@@ -639,19 +637,16 @@
         <w:p>
           <w:pPr>
             <w:pStyle w:val="TDC1"/>
-            <w:tabs>
-              <w:tab w:val="left" w:pos="1200"/>
-              <w:tab w:val="right" w:leader="dot" w:pos="9962"/>
-            </w:tabs>
             <w:rPr>
               <w:rFonts w:eastAsiaTheme="minorEastAsia"/>
               <w:noProof/>
-              <w:sz w:val="24"/>
-              <w:szCs w:val="24"/>
+              <w:kern w:val="0"/>
+              <w:sz w:val="22"/>
               <w:lang w:eastAsia="es-CO"/>
+              <w14:ligatures w14:val="none"/>
             </w:rPr>
           </w:pPr>
-          <w:hyperlink w:anchor="_Toc230610139" w:history="1">
+          <w:hyperlink w:anchor="_Toc240397612" w:history="1">
             <w:r>
               <w:rPr>
                 <w:rStyle w:val="Hipervnculo"/>
@@ -663,9 +658,10 @@
               <w:rPr>
                 <w:rFonts w:eastAsiaTheme="minorEastAsia"/>
                 <w:noProof/>
-                <w:sz w:val="24"/>
-                <w:szCs w:val="24"/>
+                <w:kern w:val="0"/>
+                <w:sz w:val="22"/>
                 <w:lang w:eastAsia="es-CO"/>
+                <w14:ligatures w14:val="none"/>
               </w:rPr>
               <w:tab/>
             </w:r>
@@ -695,7 +691,7 @@
                 <w:noProof/>
                 <w:webHidden/>
               </w:rPr>
-              <w:instrText xml:space="preserve"> PAGEREF _Toc230610139 \h </w:instrText>
+              <w:instrText xml:space="preserve"> PAGEREF _Toc240397612 \h </w:instrText>
             </w:r>
             <w:r>
               <w:rPr>
@@ -732,12 +728,13 @@
             <w:rPr>
               <w:rFonts w:eastAsiaTheme="minorEastAsia"/>
               <w:noProof/>
-              <w:sz w:val="24"/>
-              <w:szCs w:val="24"/>
+              <w:kern w:val="0"/>
+              <w:sz w:val="22"/>
               <w:lang w:eastAsia="es-CO"/>
+              <w14:ligatures w14:val="none"/>
             </w:rPr>
           </w:pPr>
-          <w:hyperlink w:anchor="_Toc230610140" w:history="1">
+          <w:hyperlink w:anchor="_Toc240397613" w:history="1">
             <w:r>
               <w:rPr>
                 <w:rStyle w:val="Hipervnculo"/>
@@ -749,9 +746,10 @@
               <w:rPr>
                 <w:rFonts w:eastAsiaTheme="minorEastAsia"/>
                 <w:noProof/>
-                <w:sz w:val="24"/>
-                <w:szCs w:val="24"/>
+                <w:kern w:val="0"/>
+                <w:sz w:val="22"/>
                 <w:lang w:eastAsia="es-CO"/>
+                <w14:ligatures w14:val="none"/>
               </w:rPr>
               <w:tab/>
             </w:r>
@@ -781,7 +779,7 @@
                 <w:noProof/>
                 <w:webHidden/>
               </w:rPr>
-              <w:instrText xml:space="preserve"> PAGEREF _Toc230610140 \h </w:instrText>
+              <w:instrText xml:space="preserve"> PAGEREF _Toc240397613 \h </w:instrText>
             </w:r>
             <w:r>
               <w:rPr>
@@ -818,12 +816,13 @@
             <w:rPr>
               <w:rFonts w:eastAsiaTheme="minorEastAsia"/>
               <w:noProof/>
-              <w:sz w:val="24"/>
-              <w:szCs w:val="24"/>
+              <w:kern w:val="0"/>
+              <w:sz w:val="22"/>
               <w:lang w:eastAsia="es-CO"/>
+              <w14:ligatures w14:val="none"/>
             </w:rPr>
           </w:pPr>
-          <w:hyperlink w:anchor="_Toc230610141" w:history="1">
+          <w:hyperlink w:anchor="_Toc240397614" w:history="1">
             <w:r>
               <w:rPr>
                 <w:rStyle w:val="Hipervnculo"/>
@@ -835,9 +834,10 @@
               <w:rPr>
                 <w:rFonts w:eastAsiaTheme="minorEastAsia"/>
                 <w:noProof/>
-                <w:sz w:val="24"/>
-                <w:szCs w:val="24"/>
+                <w:kern w:val="0"/>
+                <w:sz w:val="22"/>
                 <w:lang w:eastAsia="es-CO"/>
+                <w14:ligatures w14:val="none"/>
               </w:rPr>
               <w:tab/>
             </w:r>
@@ -867,7 +867,7 @@
                 <w:noProof/>
                 <w:webHidden/>
               </w:rPr>
-              <w:instrText xml:space="preserve"> PAGEREF _Toc230610141 \h </w:instrText>
+              <w:instrText xml:space="preserve"> PAGEREF _Toc240397614 \h </w:instrText>
             </w:r>
             <w:r>
               <w:rPr>
@@ -904,12 +904,13 @@
             <w:rPr>
               <w:rFonts w:eastAsiaTheme="minorEastAsia"/>
               <w:noProof/>
-              <w:sz w:val="24"/>
-              <w:szCs w:val="24"/>
+              <w:kern w:val="0"/>
+              <w:sz w:val="22"/>
               <w:lang w:eastAsia="es-CO"/>
+              <w14:ligatures w14:val="none"/>
             </w:rPr>
           </w:pPr>
-          <w:hyperlink w:anchor="_Toc230610142" w:history="1">
+          <w:hyperlink w:anchor="_Toc240397615" w:history="1">
             <w:r>
               <w:rPr>
                 <w:rStyle w:val="Hipervnculo"/>
@@ -921,9 +922,10 @@
               <w:rPr>
                 <w:rFonts w:eastAsiaTheme="minorEastAsia"/>
                 <w:noProof/>
-                <w:sz w:val="24"/>
-                <w:szCs w:val="24"/>
+                <w:kern w:val="0"/>
+                <w:sz w:val="22"/>
                 <w:lang w:eastAsia="es-CO"/>
+                <w14:ligatures w14:val="none"/>
               </w:rPr>
               <w:tab/>
             </w:r>
@@ -953,7 +955,7 @@
                 <w:noProof/>
                 <w:webHidden/>
               </w:rPr>
-              <w:instrText xml:space="preserve"> PAGEREF _Toc230610142 \h </w:instrText>
+              <w:instrText xml:space="preserve"> PAGEREF _Toc240397615 \h </w:instrText>
             </w:r>
             <w:r>
               <w:rPr>
@@ -987,19 +989,16 @@
         <w:p>
           <w:pPr>
             <w:pStyle w:val="TDC1"/>
-            <w:tabs>
-              <w:tab w:val="left" w:pos="1200"/>
-              <w:tab w:val="right" w:leader="dot" w:pos="9962"/>
-            </w:tabs>
             <w:rPr>
               <w:rFonts w:eastAsiaTheme="minorEastAsia"/>
               <w:noProof/>
-              <w:sz w:val="24"/>
-              <w:szCs w:val="24"/>
+              <w:kern w:val="0"/>
+              <w:sz w:val="22"/>
               <w:lang w:eastAsia="es-CO"/>
+              <w14:ligatures w14:val="none"/>
             </w:rPr>
           </w:pPr>
-          <w:hyperlink w:anchor="_Toc230610143" w:history="1">
+          <w:hyperlink w:anchor="_Toc240397616" w:history="1">
             <w:r>
               <w:rPr>
                 <w:rStyle w:val="Hipervnculo"/>
@@ -1011,9 +1010,10 @@
               <w:rPr>
                 <w:rFonts w:eastAsiaTheme="minorEastAsia"/>
                 <w:noProof/>
-                <w:sz w:val="24"/>
-                <w:szCs w:val="24"/>
+                <w:kern w:val="0"/>
+                <w:sz w:val="22"/>
                 <w:lang w:eastAsia="es-CO"/>
+                <w14:ligatures w14:val="none"/>
               </w:rPr>
               <w:tab/>
             </w:r>
@@ -1043,7 +1043,7 @@
                 <w:noProof/>
                 <w:webHidden/>
               </w:rPr>
-              <w:instrText xml:space="preserve"> PAGEREF _Toc230610143 \h </w:instrText>
+              <w:instrText xml:space="preserve"> PAGEREF _Toc240397616 \h </w:instrText>
             </w:r>
             <w:r>
               <w:rPr>
@@ -1077,19 +1077,16 @@
         <w:p>
           <w:pPr>
             <w:pStyle w:val="TDC1"/>
-            <w:tabs>
-              <w:tab w:val="left" w:pos="1200"/>
-              <w:tab w:val="right" w:leader="dot" w:pos="9962"/>
-            </w:tabs>
             <w:rPr>
               <w:rFonts w:eastAsiaTheme="minorEastAsia"/>
               <w:noProof/>
-              <w:sz w:val="24"/>
-              <w:szCs w:val="24"/>
+              <w:kern w:val="0"/>
+              <w:sz w:val="22"/>
               <w:lang w:eastAsia="es-CO"/>
+              <w14:ligatures w14:val="none"/>
             </w:rPr>
           </w:pPr>
-          <w:hyperlink w:anchor="_Toc230610144" w:history="1">
+          <w:hyperlink w:anchor="_Toc240397617" w:history="1">
             <w:r>
               <w:rPr>
                 <w:rStyle w:val="Hipervnculo"/>
@@ -1101,9 +1098,10 @@
               <w:rPr>
                 <w:rFonts w:eastAsiaTheme="minorEastAsia"/>
                 <w:noProof/>
-                <w:sz w:val="24"/>
-                <w:szCs w:val="24"/>
+                <w:kern w:val="0"/>
+                <w:sz w:val="22"/>
                 <w:lang w:eastAsia="es-CO"/>
+                <w14:ligatures w14:val="none"/>
               </w:rPr>
               <w:tab/>
             </w:r>
@@ -1133,7 +1131,7 @@
                 <w:noProof/>
                 <w:webHidden/>
               </w:rPr>
-              <w:instrText xml:space="preserve"> PAGEREF _Toc230610144 \h </w:instrText>
+              <w:instrText xml:space="preserve"> PAGEREF _Toc240397617 \h </w:instrText>
             </w:r>
             <w:r>
               <w:rPr>
@@ -1170,12 +1168,13 @@
             <w:rPr>
               <w:rFonts w:eastAsiaTheme="minorEastAsia"/>
               <w:noProof/>
-              <w:sz w:val="24"/>
-              <w:szCs w:val="24"/>
+              <w:kern w:val="0"/>
+              <w:sz w:val="22"/>
               <w:lang w:eastAsia="es-CO"/>
+              <w14:ligatures w14:val="none"/>
             </w:rPr>
           </w:pPr>
-          <w:hyperlink w:anchor="_Toc230610145" w:history="1">
+          <w:hyperlink w:anchor="_Toc240397618" w:history="1">
             <w:r>
               <w:rPr>
                 <w:rStyle w:val="Hipervnculo"/>
@@ -1187,9 +1186,10 @@
               <w:rPr>
                 <w:rFonts w:eastAsiaTheme="minorEastAsia"/>
                 <w:noProof/>
-                <w:sz w:val="24"/>
-                <w:szCs w:val="24"/>
+                <w:kern w:val="0"/>
+                <w:sz w:val="22"/>
                 <w:lang w:eastAsia="es-CO"/>
+                <w14:ligatures w14:val="none"/>
               </w:rPr>
               <w:tab/>
             </w:r>
@@ -1219,7 +1219,7 @@
                 <w:noProof/>
                 <w:webHidden/>
               </w:rPr>
-              <w:instrText xml:space="preserve"> PAGEREF _Toc230610145 \h </w:instrText>
+              <w:instrText xml:space="preserve"> PAGEREF _Toc240397618 \h </w:instrText>
             </w:r>
             <w:r>
               <w:rPr>
@@ -1256,12 +1256,13 @@
             <w:rPr>
               <w:rFonts w:eastAsiaTheme="minorEastAsia"/>
               <w:noProof/>
-              <w:sz w:val="24"/>
-              <w:szCs w:val="24"/>
+              <w:kern w:val="0"/>
+              <w:sz w:val="22"/>
               <w:lang w:eastAsia="es-CO"/>
+              <w14:ligatures w14:val="none"/>
             </w:rPr>
           </w:pPr>
-          <w:hyperlink w:anchor="_Toc230610146" w:history="1">
+          <w:hyperlink w:anchor="_Toc240397619" w:history="1">
             <w:r>
               <w:rPr>
                 <w:rStyle w:val="Hipervnculo"/>
@@ -1273,9 +1274,10 @@
               <w:rPr>
                 <w:rFonts w:eastAsiaTheme="minorEastAsia"/>
                 <w:noProof/>
-                <w:sz w:val="24"/>
-                <w:szCs w:val="24"/>
+                <w:kern w:val="0"/>
+                <w:sz w:val="22"/>
                 <w:lang w:eastAsia="es-CO"/>
+                <w14:ligatures w14:val="none"/>
               </w:rPr>
               <w:tab/>
             </w:r>
@@ -1305,7 +1307,7 @@
                 <w:noProof/>
                 <w:webHidden/>
               </w:rPr>
-              <w:instrText xml:space="preserve"> PAGEREF _Toc230610146 \h </w:instrText>
+              <w:instrText xml:space="preserve"> PAGEREF _Toc240397619 \h </w:instrText>
             </w:r>
             <w:r>
               <w:rPr>
@@ -1339,19 +1341,16 @@
         <w:p>
           <w:pPr>
             <w:pStyle w:val="TDC1"/>
-            <w:tabs>
-              <w:tab w:val="left" w:pos="1200"/>
-              <w:tab w:val="right" w:leader="dot" w:pos="9962"/>
-            </w:tabs>
             <w:rPr>
               <w:rFonts w:eastAsiaTheme="minorEastAsia"/>
               <w:noProof/>
-              <w:sz w:val="24"/>
-              <w:szCs w:val="24"/>
+              <w:kern w:val="0"/>
+              <w:sz w:val="22"/>
               <w:lang w:eastAsia="es-CO"/>
+              <w14:ligatures w14:val="none"/>
             </w:rPr>
           </w:pPr>
-          <w:hyperlink w:anchor="_Toc230610147" w:history="1">
+          <w:hyperlink w:anchor="_Toc240397620" w:history="1">
             <w:r>
               <w:rPr>
                 <w:rStyle w:val="Hipervnculo"/>
@@ -1363,9 +1362,10 @@
               <w:rPr>
                 <w:rFonts w:eastAsiaTheme="minorEastAsia"/>
                 <w:noProof/>
-                <w:sz w:val="24"/>
-                <w:szCs w:val="24"/>
+                <w:kern w:val="0"/>
+                <w:sz w:val="22"/>
                 <w:lang w:eastAsia="es-CO"/>
+                <w14:ligatures w14:val="none"/>
               </w:rPr>
               <w:tab/>
             </w:r>
@@ -1395,7 +1395,7 @@
                 <w:noProof/>
                 <w:webHidden/>
               </w:rPr>
-              <w:instrText xml:space="preserve"> PAGEREF _Toc230610147 \h </w:instrText>
+              <w:instrText xml:space="preserve"> PAGEREF _Toc240397620 \h </w:instrText>
             </w:r>
             <w:r>
               <w:rPr>
@@ -1415,7 +1415,7 @@
                 <w:noProof/>
                 <w:webHidden/>
               </w:rPr>
-              <w:t>27</w:t>
+              <w:t>26</w:t>
             </w:r>
             <w:r>
               <w:rPr>
@@ -1432,12 +1432,13 @@
             <w:rPr>
               <w:rFonts w:eastAsiaTheme="minorEastAsia"/>
               <w:noProof/>
-              <w:sz w:val="24"/>
-              <w:szCs w:val="24"/>
+              <w:kern w:val="0"/>
+              <w:sz w:val="22"/>
               <w:lang w:eastAsia="es-CO"/>
+              <w14:ligatures w14:val="none"/>
             </w:rPr>
           </w:pPr>
-          <w:hyperlink w:anchor="_Toc230610148" w:history="1">
+          <w:hyperlink w:anchor="_Toc240397621" w:history="1">
             <w:r>
               <w:rPr>
                 <w:rStyle w:val="Hipervnculo"/>
@@ -1449,9 +1450,10 @@
               <w:rPr>
                 <w:rFonts w:eastAsiaTheme="minorEastAsia"/>
                 <w:noProof/>
-                <w:sz w:val="24"/>
-                <w:szCs w:val="24"/>
+                <w:kern w:val="0"/>
+                <w:sz w:val="22"/>
                 <w:lang w:eastAsia="es-CO"/>
+                <w14:ligatures w14:val="none"/>
               </w:rPr>
               <w:tab/>
             </w:r>
@@ -1481,7 +1483,7 @@
                 <w:noProof/>
                 <w:webHidden/>
               </w:rPr>
-              <w:instrText xml:space="preserve"> PAGEREF _Toc230610148 \h </w:instrText>
+              <w:instrText xml:space="preserve"> PAGEREF _Toc240397621 \h </w:instrText>
             </w:r>
             <w:r>
               <w:rPr>
@@ -1501,7 +1503,7 @@
                 <w:noProof/>
                 <w:webHidden/>
               </w:rPr>
-              <w:t>30</w:t>
+              <w:t>29</w:t>
             </w:r>
             <w:r>
               <w:rPr>
@@ -1518,12 +1520,13 @@
             <w:rPr>
               <w:rFonts w:eastAsiaTheme="minorEastAsia"/>
               <w:noProof/>
-              <w:sz w:val="24"/>
-              <w:szCs w:val="24"/>
+              <w:kern w:val="0"/>
+              <w:sz w:val="22"/>
               <w:lang w:eastAsia="es-CO"/>
+              <w14:ligatures w14:val="none"/>
             </w:rPr>
           </w:pPr>
-          <w:hyperlink w:anchor="_Toc230610149" w:history="1">
+          <w:hyperlink w:anchor="_Toc240397622" w:history="1">
             <w:r>
               <w:rPr>
                 <w:rStyle w:val="Hipervnculo"/>
@@ -1535,9 +1538,10 @@
               <w:rPr>
                 <w:rFonts w:eastAsiaTheme="minorEastAsia"/>
                 <w:noProof/>
-                <w:sz w:val="24"/>
-                <w:szCs w:val="24"/>
+                <w:kern w:val="0"/>
+                <w:sz w:val="22"/>
                 <w:lang w:eastAsia="es-CO"/>
+                <w14:ligatures w14:val="none"/>
               </w:rPr>
               <w:tab/>
             </w:r>
@@ -1567,7 +1571,7 @@
                 <w:noProof/>
                 <w:webHidden/>
               </w:rPr>
-              <w:instrText xml:space="preserve"> PAGEREF _Toc230610149 \h </w:instrText>
+              <w:instrText xml:space="preserve"> PAGEREF _Toc240397622 \h </w:instrText>
             </w:r>
             <w:r>
               <w:rPr>
@@ -1587,7 +1591,7 @@
                 <w:noProof/>
                 <w:webHidden/>
               </w:rPr>
-              <w:t>35</w:t>
+              <w:t>33</w:t>
             </w:r>
             <w:r>
               <w:rPr>
@@ -1604,12 +1608,13 @@
             <w:rPr>
               <w:rFonts w:eastAsiaTheme="minorEastAsia"/>
               <w:noProof/>
-              <w:sz w:val="24"/>
-              <w:szCs w:val="24"/>
+              <w:kern w:val="0"/>
+              <w:sz w:val="22"/>
               <w:lang w:eastAsia="es-CO"/>
+              <w14:ligatures w14:val="none"/>
             </w:rPr>
           </w:pPr>
-          <w:hyperlink w:anchor="_Toc230610150" w:history="1">
+          <w:hyperlink w:anchor="_Toc240397623" w:history="1">
             <w:r>
               <w:rPr>
                 <w:rStyle w:val="Hipervnculo"/>
@@ -1621,9 +1626,10 @@
               <w:rPr>
                 <w:rFonts w:eastAsiaTheme="minorEastAsia"/>
                 <w:noProof/>
-                <w:sz w:val="24"/>
-                <w:szCs w:val="24"/>
+                <w:kern w:val="0"/>
+                <w:sz w:val="22"/>
                 <w:lang w:eastAsia="es-CO"/>
+                <w14:ligatures w14:val="none"/>
               </w:rPr>
               <w:tab/>
             </w:r>
@@ -1653,7 +1659,7 @@
                 <w:noProof/>
                 <w:webHidden/>
               </w:rPr>
-              <w:instrText xml:space="preserve"> PAGEREF _Toc230610150 \h </w:instrText>
+              <w:instrText xml:space="preserve"> PAGEREF _Toc240397623 \h </w:instrText>
             </w:r>
             <w:r>
               <w:rPr>
@@ -1673,7 +1679,7 @@
                 <w:noProof/>
                 <w:webHidden/>
               </w:rPr>
-              <w:t>37</w:t>
+              <w:t>35</w:t>
             </w:r>
             <w:r>
               <w:rPr>
@@ -1690,12 +1696,13 @@
             <w:rPr>
               <w:rFonts w:eastAsiaTheme="minorEastAsia"/>
               <w:noProof/>
-              <w:sz w:val="24"/>
-              <w:szCs w:val="24"/>
+              <w:kern w:val="0"/>
+              <w:sz w:val="22"/>
               <w:lang w:eastAsia="es-CO"/>
+              <w14:ligatures w14:val="none"/>
             </w:rPr>
           </w:pPr>
-          <w:hyperlink w:anchor="_Toc230610151" w:history="1">
+          <w:hyperlink w:anchor="_Toc240397624" w:history="1">
             <w:r>
               <w:rPr>
                 <w:rStyle w:val="Hipervnculo"/>
@@ -1707,9 +1714,10 @@
               <w:rPr>
                 <w:rFonts w:eastAsiaTheme="minorEastAsia"/>
                 <w:noProof/>
-                <w:sz w:val="24"/>
-                <w:szCs w:val="24"/>
+                <w:kern w:val="0"/>
+                <w:sz w:val="22"/>
                 <w:lang w:eastAsia="es-CO"/>
+                <w14:ligatures w14:val="none"/>
               </w:rPr>
               <w:tab/>
             </w:r>
@@ -1739,7 +1747,7 @@
                 <w:noProof/>
                 <w:webHidden/>
               </w:rPr>
-              <w:instrText xml:space="preserve"> PAGEREF _Toc230610151 \h </w:instrText>
+              <w:instrText xml:space="preserve"> PAGEREF _Toc240397624 \h </w:instrText>
             </w:r>
             <w:r>
               <w:rPr>
@@ -1759,7 +1767,7 @@
                 <w:noProof/>
                 <w:webHidden/>
               </w:rPr>
-              <w:t>40</w:t>
+              <w:t>38</w:t>
             </w:r>
             <w:r>
               <w:rPr>
@@ -1773,19 +1781,16 @@
         <w:p>
           <w:pPr>
             <w:pStyle w:val="TDC1"/>
-            <w:tabs>
-              <w:tab w:val="left" w:pos="1200"/>
-              <w:tab w:val="right" w:leader="dot" w:pos="9962"/>
-            </w:tabs>
             <w:rPr>
               <w:rFonts w:eastAsiaTheme="minorEastAsia"/>
               <w:noProof/>
-              <w:sz w:val="24"/>
-              <w:szCs w:val="24"/>
+              <w:kern w:val="0"/>
+              <w:sz w:val="22"/>
               <w:lang w:eastAsia="es-CO"/>
+              <w14:ligatures w14:val="none"/>
             </w:rPr>
           </w:pPr>
-          <w:hyperlink w:anchor="_Toc230610152" w:history="1">
+          <w:hyperlink w:anchor="_Toc240397625" w:history="1">
             <w:r>
               <w:rPr>
                 <w:rStyle w:val="Hipervnculo"/>
@@ -1797,9 +1802,10 @@
               <w:rPr>
                 <w:rFonts w:eastAsiaTheme="minorEastAsia"/>
                 <w:noProof/>
-                <w:sz w:val="24"/>
-                <w:szCs w:val="24"/>
+                <w:kern w:val="0"/>
+                <w:sz w:val="22"/>
                 <w:lang w:eastAsia="es-CO"/>
+                <w14:ligatures w14:val="none"/>
               </w:rPr>
               <w:tab/>
             </w:r>
@@ -1829,7 +1835,7 @@
                 <w:noProof/>
                 <w:webHidden/>
               </w:rPr>
-              <w:instrText xml:space="preserve"> PAGEREF _Toc230610152 \h </w:instrText>
+              <w:instrText xml:space="preserve"> PAGEREF _Toc240397625 \h </w:instrText>
             </w:r>
             <w:r>
               <w:rPr>
@@ -1849,7 +1855,7 @@
                 <w:noProof/>
                 <w:webHidden/>
               </w:rPr>
-              <w:t>45</w:t>
+              <w:t>44</w:t>
             </w:r>
             <w:r>
               <w:rPr>
@@ -1863,19 +1869,16 @@
         <w:p>
           <w:pPr>
             <w:pStyle w:val="TDC1"/>
-            <w:tabs>
-              <w:tab w:val="left" w:pos="1200"/>
-              <w:tab w:val="right" w:leader="dot" w:pos="9962"/>
-            </w:tabs>
             <w:rPr>
               <w:rFonts w:eastAsiaTheme="minorEastAsia"/>
               <w:noProof/>
-              <w:sz w:val="24"/>
-              <w:szCs w:val="24"/>
+              <w:kern w:val="0"/>
+              <w:sz w:val="22"/>
               <w:lang w:eastAsia="es-CO"/>
+              <w14:ligatures w14:val="none"/>
             </w:rPr>
           </w:pPr>
-          <w:hyperlink w:anchor="_Toc230610153" w:history="1">
+          <w:hyperlink w:anchor="_Toc240397626" w:history="1">
             <w:r>
               <w:rPr>
                 <w:rStyle w:val="Hipervnculo"/>
@@ -1887,9 +1890,10 @@
               <w:rPr>
                 <w:rFonts w:eastAsiaTheme="minorEastAsia"/>
                 <w:noProof/>
-                <w:sz w:val="24"/>
-                <w:szCs w:val="24"/>
+                <w:kern w:val="0"/>
+                <w:sz w:val="22"/>
                 <w:lang w:eastAsia="es-CO"/>
+                <w14:ligatures w14:val="none"/>
               </w:rPr>
               <w:tab/>
             </w:r>
@@ -1919,7 +1923,7 @@
                 <w:noProof/>
                 <w:webHidden/>
               </w:rPr>
-              <w:instrText xml:space="preserve"> PAGEREF _Toc230610153 \h </w:instrText>
+              <w:instrText xml:space="preserve"> PAGEREF _Toc240397626 \h </w:instrText>
             </w:r>
             <w:r>
               <w:rPr>
@@ -1939,7 +1943,7 @@
                 <w:noProof/>
                 <w:webHidden/>
               </w:rPr>
-              <w:t>49</w:t>
+              <w:t>48</w:t>
             </w:r>
             <w:r>
               <w:rPr>
@@ -1956,12 +1960,13 @@
             <w:rPr>
               <w:rFonts w:eastAsiaTheme="minorEastAsia"/>
               <w:noProof/>
-              <w:sz w:val="24"/>
-              <w:szCs w:val="24"/>
+              <w:kern w:val="0"/>
+              <w:sz w:val="22"/>
               <w:lang w:eastAsia="es-CO"/>
+              <w14:ligatures w14:val="none"/>
             </w:rPr>
           </w:pPr>
-          <w:hyperlink w:anchor="_Toc230610154" w:history="1">
+          <w:hyperlink w:anchor="_Toc240397627" w:history="1">
             <w:r>
               <w:rPr>
                 <w:rStyle w:val="Hipervnculo"/>
@@ -1973,9 +1978,10 @@
               <w:rPr>
                 <w:rFonts w:eastAsiaTheme="minorEastAsia"/>
                 <w:noProof/>
-                <w:sz w:val="24"/>
-                <w:szCs w:val="24"/>
+                <w:kern w:val="0"/>
+                <w:sz w:val="22"/>
                 <w:lang w:eastAsia="es-CO"/>
+                <w14:ligatures w14:val="none"/>
               </w:rPr>
               <w:tab/>
             </w:r>
@@ -2005,7 +2011,7 @@
                 <w:noProof/>
                 <w:webHidden/>
               </w:rPr>
-              <w:instrText xml:space="preserve"> PAGEREF _Toc230610154 \h </w:instrText>
+              <w:instrText xml:space="preserve"> PAGEREF _Toc240397627 \h </w:instrText>
             </w:r>
             <w:r>
               <w:rPr>
@@ -2025,7 +2031,7 @@
                 <w:noProof/>
                 <w:webHidden/>
               </w:rPr>
-              <w:t>51</w:t>
+              <w:t>50</w:t>
             </w:r>
             <w:r>
               <w:rPr>
@@ -2042,12 +2048,13 @@
             <w:rPr>
               <w:rFonts w:eastAsiaTheme="minorEastAsia"/>
               <w:noProof/>
-              <w:sz w:val="24"/>
-              <w:szCs w:val="24"/>
+              <w:kern w:val="0"/>
+              <w:sz w:val="22"/>
               <w:lang w:eastAsia="es-CO"/>
+              <w14:ligatures w14:val="none"/>
             </w:rPr>
           </w:pPr>
-          <w:hyperlink w:anchor="_Toc230610155" w:history="1">
+          <w:hyperlink w:anchor="_Toc240397628" w:history="1">
             <w:r>
               <w:rPr>
                 <w:rStyle w:val="Hipervnculo"/>
@@ -2059,9 +2066,10 @@
               <w:rPr>
                 <w:rFonts w:eastAsiaTheme="minorEastAsia"/>
                 <w:noProof/>
-                <w:sz w:val="24"/>
-                <w:szCs w:val="24"/>
+                <w:kern w:val="0"/>
+                <w:sz w:val="22"/>
                 <w:lang w:eastAsia="es-CO"/>
+                <w14:ligatures w14:val="none"/>
               </w:rPr>
               <w:tab/>
             </w:r>
@@ -2091,7 +2099,7 @@
                 <w:noProof/>
                 <w:webHidden/>
               </w:rPr>
-              <w:instrText xml:space="preserve"> PAGEREF _Toc230610155 \h </w:instrText>
+              <w:instrText xml:space="preserve"> PAGEREF _Toc240397628 \h </w:instrText>
             </w:r>
             <w:r>
               <w:rPr>
@@ -2111,7 +2119,7 @@
                 <w:noProof/>
                 <w:webHidden/>
               </w:rPr>
-              <w:t>52</w:t>
+              <w:t>51</w:t>
             </w:r>
             <w:r>
               <w:rPr>
@@ -2125,18 +2133,16 @@
         <w:p>
           <w:pPr>
             <w:pStyle w:val="TDC1"/>
-            <w:tabs>
-              <w:tab w:val="right" w:leader="dot" w:pos="9962"/>
-            </w:tabs>
             <w:rPr>
               <w:rFonts w:eastAsiaTheme="minorEastAsia"/>
               <w:noProof/>
-              <w:sz w:val="24"/>
-              <w:szCs w:val="24"/>
+              <w:kern w:val="0"/>
+              <w:sz w:val="22"/>
               <w:lang w:eastAsia="es-CO"/>
+              <w14:ligatures w14:val="none"/>
             </w:rPr>
           </w:pPr>
-          <w:hyperlink w:anchor="_Toc230610156" w:history="1">
+          <w:hyperlink w:anchor="_Toc240397629" w:history="1">
             <w:r>
               <w:rPr>
                 <w:rStyle w:val="Hipervnculo"/>
@@ -2163,7 +2169,7 @@
                 <w:noProof/>
                 <w:webHidden/>
               </w:rPr>
-              <w:instrText xml:space="preserve"> PAGEREF _Toc230610156 \h </w:instrText>
+              <w:instrText xml:space="preserve"> PAGEREF _Toc240397629 \h </w:instrText>
             </w:r>
             <w:r>
               <w:rPr>
@@ -2183,7 +2189,7 @@
                 <w:noProof/>
                 <w:webHidden/>
               </w:rPr>
-              <w:t>54</w:t>
+              <w:t>53</w:t>
             </w:r>
             <w:r>
               <w:rPr>
@@ -2197,18 +2203,16 @@
         <w:p>
           <w:pPr>
             <w:pStyle w:val="TDC1"/>
-            <w:tabs>
-              <w:tab w:val="right" w:leader="dot" w:pos="9962"/>
-            </w:tabs>
             <w:rPr>
               <w:rFonts w:eastAsiaTheme="minorEastAsia"/>
               <w:noProof/>
-              <w:sz w:val="24"/>
-              <w:szCs w:val="24"/>
+              <w:kern w:val="0"/>
+              <w:sz w:val="22"/>
               <w:lang w:eastAsia="es-CO"/>
+              <w14:ligatures w14:val="none"/>
             </w:rPr>
           </w:pPr>
-          <w:hyperlink w:anchor="_Toc230610157" w:history="1">
+          <w:hyperlink w:anchor="_Toc240397630" w:history="1">
             <w:r>
               <w:rPr>
                 <w:rStyle w:val="Hipervnculo"/>
@@ -2235,7 +2239,7 @@
                 <w:noProof/>
                 <w:webHidden/>
               </w:rPr>
-              <w:instrText xml:space="preserve"> PAGEREF _Toc230610157 \h </w:instrText>
+              <w:instrText xml:space="preserve"> PAGEREF _Toc240397630 \h </w:instrText>
             </w:r>
             <w:r>
               <w:rPr>
@@ -2255,7 +2259,7 @@
                 <w:noProof/>
                 <w:webHidden/>
               </w:rPr>
-              <w:t>55</w:t>
+              <w:t>54</w:t>
             </w:r>
             <w:r>
               <w:rPr>
@@ -2269,18 +2273,16 @@
         <w:p>
           <w:pPr>
             <w:pStyle w:val="TDC1"/>
-            <w:tabs>
-              <w:tab w:val="right" w:leader="dot" w:pos="9962"/>
-            </w:tabs>
             <w:rPr>
               <w:rFonts w:eastAsiaTheme="minorEastAsia"/>
               <w:noProof/>
-              <w:sz w:val="24"/>
-              <w:szCs w:val="24"/>
+              <w:kern w:val="0"/>
+              <w:sz w:val="22"/>
               <w:lang w:eastAsia="es-CO"/>
+              <w14:ligatures w14:val="none"/>
             </w:rPr>
           </w:pPr>
-          <w:hyperlink w:anchor="_Toc230610158" w:history="1">
+          <w:hyperlink w:anchor="_Toc240397631" w:history="1">
             <w:r>
               <w:rPr>
                 <w:rStyle w:val="Hipervnculo"/>
@@ -2307,7 +2309,7 @@
                 <w:noProof/>
                 <w:webHidden/>
               </w:rPr>
-              <w:instrText xml:space="preserve"> PAGEREF _Toc230610158 \h </w:instrText>
+              <w:instrText xml:space="preserve"> PAGEREF _Toc240397631 \h </w:instrText>
             </w:r>
             <w:r>
               <w:rPr>
@@ -2327,7 +2329,7 @@
                 <w:noProof/>
                 <w:webHidden/>
               </w:rPr>
-              <w:t>57</w:t>
+              <w:t>56</w:t>
             </w:r>
             <w:r>
               <w:rPr>
@@ -2341,18 +2343,16 @@
         <w:p>
           <w:pPr>
             <w:pStyle w:val="TDC1"/>
-            <w:tabs>
-              <w:tab w:val="right" w:leader="dot" w:pos="9962"/>
-            </w:tabs>
             <w:rPr>
               <w:rFonts w:eastAsiaTheme="minorEastAsia"/>
               <w:noProof/>
-              <w:sz w:val="24"/>
-              <w:szCs w:val="24"/>
+              <w:kern w:val="0"/>
+              <w:sz w:val="22"/>
               <w:lang w:eastAsia="es-CO"/>
+              <w14:ligatures w14:val="none"/>
             </w:rPr>
           </w:pPr>
-          <w:hyperlink w:anchor="_Toc230610159" w:history="1">
+          <w:hyperlink w:anchor="_Toc240397632" w:history="1">
             <w:r>
               <w:rPr>
                 <w:rStyle w:val="Hipervnculo"/>
@@ -2379,7 +2379,7 @@
                 <w:noProof/>
                 <w:webHidden/>
               </w:rPr>
-              <w:instrText xml:space="preserve"> PAGEREF _Toc230610159 \h </w:instrText>
+              <w:instrText xml:space="preserve"> PAGEREF _Toc240397632 \h </w:instrText>
             </w:r>
             <w:r>
               <w:rPr>
@@ -2399,7 +2399,7 @@
                 <w:noProof/>
                 <w:webHidden/>
               </w:rPr>
-              <w:t>59</w:t>
+              <w:t>58</w:t>
             </w:r>
             <w:r>
               <w:rPr>
@@ -2444,7 +2444,7 @@
       <w:pPr>
         <w:pStyle w:val="Titulosgenerales"/>
       </w:pPr>
-      <w:bookmarkStart w:id="0" w:name="_Toc230610138"/>
+      <w:bookmarkStart w:id="0" w:name="_Toc240397611"/>
       <w:r>
         <w:lastRenderedPageBreak/>
         <w:t>Introducción</w:t>
@@ -2465,7 +2465,12 @@
     <w:p>
       <w:pPr>
         <w:pStyle w:val="Video"/>
-        <w:ind w:firstLine="0"/>
+        <w:numPr>
+          <w:ilvl w:val="0"/>
+          <w:numId w:val="4"/>
+        </w:numPr>
+        <w:ind w:left="1134" w:hanging="1134"/>
+        <w:jc w:val="left"/>
       </w:pPr>
       <w:r>
         <w:t>Protocolos de servicio al cliente</w:t>
@@ -2486,9 +2491,9 @@
           <w:noProof/>
         </w:rPr>
         <w:drawing>
-          <wp:inline distT="0" distB="0" distL="0" distR="0" wp14:anchorId="09946900" wp14:editId="21209716">
-            <wp:extent cx="4559235" cy="2564569"/>
-            <wp:effectExtent l="0" t="0" r="0" b="7620"/>
+          <wp:inline distT="0" distB="0" distL="0" distR="0" wp14:anchorId="09946900" wp14:editId="6658CC16">
+            <wp:extent cx="4680000" cy="2631600"/>
+            <wp:effectExtent l="0" t="0" r="6350" b="0"/>
             <wp:docPr id="245925050" name="Imagen 4">
               <a:extLst xmlns:a="http://schemas.openxmlformats.org/drawingml/2006/main">
                 <a:ext uri="{C183D7F6-B498-43B3-948B-1728B52AA6E4}">
@@ -2529,7 +2534,7 @@
                   <pic:spPr bwMode="auto">
                     <a:xfrm>
                       <a:off x="0" y="0"/>
-                      <a:ext cx="4559235" cy="2564569"/>
+                      <a:ext cx="4680000" cy="2631600"/>
                     </a:xfrm>
                     <a:prstGeom prst="rect">
                       <a:avLst/>
@@ -2548,43 +2553,7 @@
     </w:p>
     <w:p>
       <w:pPr>
-        <w:ind w:left="425"/>
-        <w:rPr>
-          <w:szCs w:val="28"/>
-        </w:rPr>
-      </w:pPr>
-      <w:r>
-        <w:rPr>
-          <w:szCs w:val="28"/>
-        </w:rPr>
-        <w:t xml:space="preserve">       </w:t>
-      </w:r>
-      <w:r>
-        <w:rPr>
-          <w:szCs w:val="28"/>
-        </w:rPr>
-        <w:t xml:space="preserve">   </w:t>
-      </w:r>
-      <w:r>
-        <w:rPr>
-          <w:szCs w:val="28"/>
-        </w:rPr>
-        <w:t xml:space="preserve">Video: </w:t>
-      </w:r>
-      <w:r>
-        <w:rPr>
-          <w:szCs w:val="28"/>
-        </w:rPr>
-        <w:t>Protocolos de servicio al cliente introducción</w:t>
-      </w:r>
-    </w:p>
-    <w:p>
-      <w:pPr>
         <w:pStyle w:val="Video"/>
-        <w:numPr>
-          <w:ilvl w:val="0"/>
-          <w:numId w:val="0"/>
-        </w:numPr>
         <w:ind w:left="1134"/>
         <w:jc w:val="left"/>
         <w:rPr>
@@ -2632,10 +2601,6 @@
           <w:p>
             <w:pPr>
               <w:pStyle w:val="Video"/>
-              <w:numPr>
-                <w:ilvl w:val="0"/>
-                <w:numId w:val="0"/>
-              </w:numPr>
               <w:ind w:left="306"/>
               <w:jc w:val="left"/>
               <w:rPr>
@@ -2716,6 +2681,11 @@
             </w:r>
           </w:p>
           <w:p>
+            <w:pPr>
+              <w:rPr>
+                <w:lang w:val="es-419"/>
+              </w:rPr>
+            </w:pPr>
             <w:r>
               <w:t>La</w:t>
             </w:r>
@@ -2731,13 +2701,6 @@
             <w:r>
               <w:t xml:space="preserve"> </w:t>
             </w:r>
-          </w:p>
-          <w:p>
-            <w:pPr>
-              <w:rPr>
-                <w:lang w:val="es-419"/>
-              </w:rPr>
-            </w:pPr>
           </w:p>
         </w:tc>
       </w:tr>
@@ -2762,7 +2725,7 @@
       <w:pPr>
         <w:pStyle w:val="Ttulo1"/>
       </w:pPr>
-      <w:bookmarkStart w:id="1" w:name="_Toc230610139"/>
+      <w:bookmarkStart w:id="1" w:name="_Toc240397612"/>
       <w:r>
         <w:lastRenderedPageBreak/>
         <w:t>Recursos tecnológicos para atender al cliente</w:t>
@@ -2810,7 +2773,6 @@
         </w:rPr>
         <w:t xml:space="preserve">Los </w:t>
       </w:r>
-      <w:proofErr w:type="spellStart"/>
       <w:r>
         <w:rPr>
           <w:rStyle w:val="Extranjerismo"/>
@@ -2818,7 +2780,6 @@
         </w:rPr>
         <w:t>millennials</w:t>
       </w:r>
-      <w:proofErr w:type="spellEnd"/>
       <w:r>
         <w:rPr>
           <w:rFonts w:ascii="Calibri" w:hAnsi="Calibri" w:cs="Calibri"/>
@@ -2945,39 +2906,33 @@
     </w:p>
     <w:p>
       <w:pPr>
+        <w:pStyle w:val="Video"/>
+        <w:numPr>
+          <w:ilvl w:val="0"/>
+          <w:numId w:val="4"/>
+        </w:numPr>
+        <w:ind w:left="1134" w:hanging="1134"/>
+        <w:jc w:val="left"/>
+      </w:pPr>
+      <w:r>
+        <w:lastRenderedPageBreak/>
+        <w:t>Características de un sistema eficaz de atención al cliente</w:t>
+      </w:r>
+    </w:p>
+    <w:p>
+      <w:pPr>
+        <w:jc w:val="center"/>
         <w:rPr>
           <w:lang w:val="es-419"/>
         </w:rPr>
       </w:pPr>
-    </w:p>
-    <w:p>
-      <w:pPr>
-        <w:pStyle w:val="Video"/>
-        <w:rPr>
-          <w:lang w:val="es-419"/>
-        </w:rPr>
-      </w:pPr>
-      <w:r>
-        <w:rPr>
-          <w:lang w:val="es-419"/>
-        </w:rPr>
-        <w:t>Características de un sistema eficaz de atención al cliente</w:t>
-      </w:r>
-    </w:p>
-    <w:p>
-      <w:pPr>
-        <w:jc w:val="center"/>
-        <w:rPr>
-          <w:lang w:val="es-419"/>
-        </w:rPr>
-      </w:pPr>
       <w:r>
         <w:rPr>
           <w:noProof/>
         </w:rPr>
         <w:drawing>
-          <wp:inline distT="0" distB="0" distL="0" distR="0" wp14:anchorId="5CE23613" wp14:editId="19565C53">
-            <wp:extent cx="4679998" cy="2632499"/>
+          <wp:inline distT="0" distB="0" distL="0" distR="0" wp14:anchorId="5CE23613" wp14:editId="779A4E31">
+            <wp:extent cx="4680000" cy="2631600"/>
             <wp:effectExtent l="0" t="0" r="6350" b="0"/>
             <wp:docPr id="1057223972" name="Imagen 5">
               <a:extLst xmlns:a="http://schemas.openxmlformats.org/drawingml/2006/main">
@@ -3019,7 +2974,7 @@
                   <pic:spPr bwMode="auto">
                     <a:xfrm>
                       <a:off x="0" y="0"/>
-                      <a:ext cx="4679998" cy="2632499"/>
+                      <a:ext cx="4680000" cy="2631600"/>
                     </a:xfrm>
                     <a:prstGeom prst="rect">
                       <a:avLst/>
@@ -3034,38 +2989,6 @@
             </a:graphic>
           </wp:inline>
         </w:drawing>
-      </w:r>
-    </w:p>
-    <w:p>
-      <w:pPr>
-        <w:ind w:left="707"/>
-        <w:rPr>
-          <w:rFonts w:ascii="Calibri" w:hAnsi="Calibri"/>
-          <w:color w:val="000000" w:themeColor="text1"/>
-          <w:kern w:val="0"/>
-          <w:lang w:val="es-419"/>
-          <w14:ligatures w14:val="none"/>
-        </w:rPr>
-      </w:pPr>
-      <w:r>
-        <w:rPr>
-          <w:rFonts w:ascii="Calibri" w:hAnsi="Calibri"/>
-          <w:color w:val="000000" w:themeColor="text1"/>
-          <w:kern w:val="0"/>
-          <w:lang w:val="es-419"/>
-          <w14:ligatures w14:val="none"/>
-        </w:rPr>
-        <w:t xml:space="preserve">Video: </w:t>
-      </w:r>
-      <w:r>
-        <w:rPr>
-          <w:rFonts w:ascii="Calibri" w:hAnsi="Calibri"/>
-          <w:color w:val="000000" w:themeColor="text1"/>
-          <w:kern w:val="0"/>
-          <w:lang w:val="es-419"/>
-          <w14:ligatures w14:val="none"/>
-        </w:rPr>
-        <w:t>Características de un sistema eficaz de atención al cliente</w:t>
       </w:r>
     </w:p>
     <w:p>
@@ -3203,17 +3126,17 @@
               <w:t>y</w:t>
             </w:r>
             <w:r>
-              <w:t xml:space="preserve"> o viaje del cliente, en el que se analiza cómo el cliente toma su decisión de compra de acuerdo con la </w:t>
+              <w:t xml:space="preserve"> o viaje del cliente, en el que se analiza cómo el cliente toma su decisión de compra de acuerdo con la comparación que haga con otros productos que se ofrecen en la </w:t>
+            </w:r>
+            <w:r>
+              <w:t>web</w:t>
+            </w:r>
+            <w:r>
+              <w:t xml:space="preserve">. Por tanto, si una empresa logra dar una respuesta y acompañar a su cliente potencial de forma </w:t>
             </w:r>
             <w:r>
               <w:lastRenderedPageBreak/>
-              <w:t xml:space="preserve">comparación que haga con otros productos que se ofrecen en la </w:t>
-            </w:r>
-            <w:r>
-              <w:t>web</w:t>
-            </w:r>
-            <w:r>
-              <w:t>. Por tanto, si una empresa logra dar una respuesta y acompañar a su cliente potencial de forma más rápida y eficaz, tendrá la posibilidad de que este compre sus productos o servicios.</w:t>
+              <w:t>más rápida y eficaz, tendrá la posibilidad de que este compre sus productos o servicios.</w:t>
             </w:r>
           </w:p>
           <w:p>
@@ -3276,20 +3199,6 @@
             </w:r>
             <w:r>
               <w:t xml:space="preserve"> que recopile la información referente a la comunicación con los clientes de los diferentes canales.</w:t>
-            </w:r>
-          </w:p>
-          <w:p>
-            <w:r>
-              <w:t>Tercero, identificar el tipo de comunicación con el que cuenta el cliente</w:t>
-            </w:r>
-            <w:r>
-              <w:t>, e</w:t>
-            </w:r>
-            <w:r>
-              <w:t>s ideal establecer distintas secciones para la atención al cliente que garantice que se cuenta con personal especializado en cada una de ellas, según las necesidades del cliente, pues una queja no tiene la misma prioridad que una solicitud de información.</w:t>
-            </w:r>
-            <w:r>
-              <w:t xml:space="preserve"> </w:t>
             </w:r>
           </w:p>
           <w:p>
@@ -3298,6 +3207,15 @@
                 <w:lang w:val="es-419"/>
               </w:rPr>
             </w:pPr>
+            <w:r>
+              <w:t>Tercero, identificar el tipo de comunicación con el que cuenta el cliente</w:t>
+            </w:r>
+            <w:r>
+              <w:t>, e</w:t>
+            </w:r>
+            <w:r>
+              <w:t>s ideal establecer distintas secciones para la atención al cliente que garantice que se cuenta con personal especializado en cada una de ellas, según las necesidades del cliente, pues una queja no tiene la misma prioridad que una solicitud de información.</w:t>
+            </w:r>
           </w:p>
         </w:tc>
       </w:tr>
@@ -3306,7 +3224,7 @@
       <w:pPr>
         <w:pStyle w:val="Ttulo2"/>
       </w:pPr>
-      <w:bookmarkStart w:id="2" w:name="_Toc230610140"/>
+      <w:bookmarkStart w:id="2" w:name="_Toc240397613"/>
       <w:r>
         <w:lastRenderedPageBreak/>
         <w:t>Tipos</w:t>
@@ -3338,6 +3256,15 @@
         </w:rPr>
         <w:t>Los tipos de canales de atención al cliente utilizados por las empresas en la actualidad son:</w:t>
       </w:r>
+    </w:p>
+    <w:p>
+      <w:pPr>
+        <w:spacing w:before="0" w:after="160" w:line="259" w:lineRule="auto"/>
+        <w:ind w:firstLine="0"/>
+        <w:rPr>
+          <w:lang w:val="es-419" w:eastAsia="es-CO"/>
+        </w:rPr>
+      </w:pPr>
       <w:r>
         <w:rPr>
           <w:lang w:val="es-419" w:eastAsia="es-CO"/>
@@ -3558,14 +3485,14 @@
     <w:p>
       <w:pPr>
         <w:pStyle w:val="Video"/>
-        <w:rPr>
-          <w:lang w:val="es-419" w:eastAsia="es-CO"/>
-        </w:rPr>
-      </w:pPr>
-      <w:r>
-        <w:rPr>
-          <w:lang w:val="es-419" w:eastAsia="es-CO"/>
-        </w:rPr>
+        <w:numPr>
+          <w:ilvl w:val="0"/>
+          <w:numId w:val="4"/>
+        </w:numPr>
+        <w:ind w:left="1134" w:hanging="1134"/>
+        <w:jc w:val="left"/>
+      </w:pPr>
+      <w:r>
         <w:lastRenderedPageBreak/>
         <w:t>Canales utilizados por los clientes</w:t>
       </w:r>
@@ -3582,9 +3509,9 @@
           <w:noProof/>
         </w:rPr>
         <w:drawing>
-          <wp:inline distT="0" distB="0" distL="0" distR="0" wp14:anchorId="6CDC54FF" wp14:editId="04C1C95B">
-            <wp:extent cx="4496873" cy="2529491"/>
-            <wp:effectExtent l="0" t="0" r="0" b="4445"/>
+          <wp:inline distT="0" distB="0" distL="0" distR="0" wp14:anchorId="6CDC54FF" wp14:editId="5FA5BCC9">
+            <wp:extent cx="4680000" cy="2631600"/>
+            <wp:effectExtent l="0" t="0" r="6350" b="0"/>
             <wp:docPr id="572698455" name="Imagen 6">
               <a:extLst xmlns:a="http://schemas.openxmlformats.org/drawingml/2006/main">
                 <a:ext uri="{C183D7F6-B498-43B3-948B-1728B52AA6E4}">
@@ -3625,7 +3552,7 @@
                   <pic:spPr bwMode="auto">
                     <a:xfrm>
                       <a:off x="0" y="0"/>
-                      <a:ext cx="4496873" cy="2529491"/>
+                      <a:ext cx="4680000" cy="2631600"/>
                     </a:xfrm>
                     <a:prstGeom prst="rect">
                       <a:avLst/>
@@ -3645,7 +3572,8 @@
     <w:p>
       <w:pPr>
         <w:rPr>
-          <w:lang w:val="es-419" w:eastAsia="es-CO"/>
+          <w:b/>
+          <w:lang w:val="es-419"/>
         </w:rPr>
       </w:pPr>
       <w:r>
@@ -3654,39 +3582,6 @@
         </w:rPr>
         <w:tab/>
       </w:r>
-      <w:r>
-        <w:rPr>
-          <w:lang w:val="es-419" w:eastAsia="es-CO"/>
-        </w:rPr>
-        <w:t xml:space="preserve">     </w:t>
-      </w:r>
-      <w:r>
-        <w:rPr>
-          <w:lang w:val="es-419" w:eastAsia="es-CO"/>
-        </w:rPr>
-        <w:t xml:space="preserve">Video: </w:t>
-      </w:r>
-      <w:r>
-        <w:rPr>
-          <w:lang w:val="es-419" w:eastAsia="es-CO"/>
-        </w:rPr>
-        <w:t>Canales utilizados por los clientes</w:t>
-      </w:r>
-    </w:p>
-    <w:p>
-      <w:pPr>
-        <w:pStyle w:val="Video"/>
-        <w:numPr>
-          <w:ilvl w:val="0"/>
-          <w:numId w:val="0"/>
-        </w:numPr>
-        <w:ind w:left="1134"/>
-        <w:jc w:val="left"/>
-        <w:rPr>
-          <w:b/>
-          <w:lang w:val="es-419"/>
-        </w:rPr>
-      </w:pPr>
       <w:r>
         <w:t xml:space="preserve">                   </w:t>
       </w:r>
@@ -3724,10 +3619,6 @@
           <w:p>
             <w:pPr>
               <w:pStyle w:val="Video"/>
-              <w:numPr>
-                <w:ilvl w:val="0"/>
-                <w:numId w:val="0"/>
-              </w:numPr>
               <w:ind w:left="306"/>
               <w:jc w:val="left"/>
               <w:rPr>
@@ -3801,26 +3692,29 @@
           </w:p>
           <w:p>
             <w:r>
+              <w:t>El WhatsApp es el que tiene mayor trayectoria entre las redes sociales</w:t>
+            </w:r>
+            <w:r>
+              <w:t>; s</w:t>
+            </w:r>
+            <w:r>
+              <w:t>e afirma que la variable más importante para tener un canal que tenga éxito</w:t>
+            </w:r>
+            <w:r>
+              <w:t>,</w:t>
+            </w:r>
+            <w:r>
+              <w:t xml:space="preserve"> </w:t>
+            </w:r>
+            <w:r>
+              <w:t>se debe</w:t>
+            </w:r>
+            <w:r>
+              <w:t xml:space="preserve"> </w:t>
+            </w:r>
+            <w:r>
               <w:lastRenderedPageBreak/>
-              <w:t>El WhatsApp es el que tiene mayor trayectoria entre las redes sociales</w:t>
-            </w:r>
-            <w:r>
-              <w:t>; s</w:t>
-            </w:r>
-            <w:r>
-              <w:t>e afirma que la variable más importante para tener un canal que tenga éxito</w:t>
-            </w:r>
-            <w:r>
-              <w:t>,</w:t>
-            </w:r>
-            <w:r>
-              <w:t xml:space="preserve"> </w:t>
-            </w:r>
-            <w:r>
-              <w:t>se debe</w:t>
-            </w:r>
-            <w:r>
-              <w:t xml:space="preserve"> medir el grado de adopción: </w:t>
+              <w:t xml:space="preserve">medir el grado de adopción: </w:t>
             </w:r>
             <w:r>
               <w:t>¿</w:t>
@@ -3912,7 +3806,6 @@
           </w:p>
           <w:p>
             <w:r>
-              <w:lastRenderedPageBreak/>
               <w:t>Segundo, algunas empresas cuentan con herramientas para atender clientes con distintas condiciones de discapacidad, ya que los nuevos teléfonos móviles cuentan con sensores para ayudar a este tipo de población.</w:t>
             </w:r>
           </w:p>
@@ -3921,6 +3814,7 @@
               <w:rPr>
                 <w:rStyle w:val="Extranjerismo"/>
               </w:rPr>
+              <w:lastRenderedPageBreak/>
               <w:t>Email</w:t>
             </w:r>
             <w:r>
@@ -3973,7 +3867,7 @@
       <w:pPr>
         <w:pStyle w:val="Ttulo2"/>
       </w:pPr>
-      <w:bookmarkStart w:id="3" w:name="_Toc230610141"/>
+      <w:bookmarkStart w:id="3" w:name="_Toc240397614"/>
       <w:r>
         <w:lastRenderedPageBreak/>
         <w:t>Características</w:t>
@@ -4274,7 +4168,7 @@
       <w:pPr>
         <w:pStyle w:val="Ttulo2"/>
       </w:pPr>
-      <w:bookmarkStart w:id="4" w:name="_Toc230610142"/>
+      <w:bookmarkStart w:id="4" w:name="_Toc240397615"/>
       <w:r>
         <w:lastRenderedPageBreak/>
         <w:t>Manejo</w:t>
@@ -4429,7 +4323,7 @@
       <w:pPr>
         <w:pStyle w:val="Ttulo1"/>
       </w:pPr>
-      <w:bookmarkStart w:id="5" w:name="_Toc230610143"/>
+      <w:bookmarkStart w:id="5" w:name="_Toc240397616"/>
       <w:r>
         <w:lastRenderedPageBreak/>
         <w:t>Normatividad de seguridad de la información para contactar al cliente</w:t>
@@ -4530,6 +4424,12 @@
     <w:p>
       <w:pPr>
         <w:pStyle w:val="Video"/>
+        <w:numPr>
+          <w:ilvl w:val="0"/>
+          <w:numId w:val="4"/>
+        </w:numPr>
+        <w:ind w:left="1134" w:hanging="1134"/>
+        <w:jc w:val="left"/>
       </w:pPr>
       <w:r>
         <w:lastRenderedPageBreak/>
@@ -4551,9 +4451,9 @@
           <w:noProof/>
         </w:rPr>
         <w:drawing>
-          <wp:inline distT="0" distB="0" distL="0" distR="0" wp14:anchorId="01842580" wp14:editId="2C7E4FA2">
-            <wp:extent cx="4812083" cy="2706796"/>
-            <wp:effectExtent l="0" t="0" r="7620" b="0"/>
+          <wp:inline distT="0" distB="0" distL="0" distR="0" wp14:anchorId="01842580" wp14:editId="5B9BA1D6">
+            <wp:extent cx="4680000" cy="2631600"/>
+            <wp:effectExtent l="0" t="0" r="6350" b="0"/>
             <wp:docPr id="1542056856" name="Imagen 13">
               <a:extLst xmlns:a="http://schemas.openxmlformats.org/drawingml/2006/main">
                 <a:ext uri="{C183D7F6-B498-43B3-948B-1728B52AA6E4}">
@@ -4594,7 +4494,7 @@
                   <pic:spPr bwMode="auto">
                     <a:xfrm>
                       <a:off x="0" y="0"/>
-                      <a:ext cx="4812083" cy="2706796"/>
+                      <a:ext cx="4680000" cy="2631600"/>
                     </a:xfrm>
                     <a:prstGeom prst="rect">
                       <a:avLst/>
@@ -4609,26 +4509,6 @@
             </a:graphic>
           </wp:inline>
         </w:drawing>
-      </w:r>
-    </w:p>
-    <w:p>
-      <w:pPr>
-        <w:ind w:left="1415" w:firstLine="1"/>
-        <w:rPr>
-          <w:bCs/>
-        </w:rPr>
-      </w:pPr>
-      <w:r>
-        <w:rPr>
-          <w:bCs/>
-        </w:rPr>
-        <w:t xml:space="preserve"> </w:t>
-      </w:r>
-      <w:r>
-        <w:rPr>
-          <w:bCs/>
-        </w:rPr>
-        <w:t>Video: Ciberseguridad</w:t>
       </w:r>
     </w:p>
     <w:p>
@@ -4667,10 +4547,6 @@
           <w:p>
             <w:pPr>
               <w:pStyle w:val="Video"/>
-              <w:numPr>
-                <w:ilvl w:val="0"/>
-                <w:numId w:val="0"/>
-              </w:numPr>
               <w:ind w:left="306"/>
               <w:jc w:val="left"/>
               <w:rPr>
@@ -4747,15 +4623,12 @@
               <w:t>, p</w:t>
             </w:r>
             <w:r>
-              <w:t xml:space="preserve">or tanto, la </w:t>
-            </w:r>
-            <w:r>
-              <w:lastRenderedPageBreak/>
-              <w:t>anticipación a este fenómeno es esencial y debe ser comprendida para poder administrar y gestionar los activos de información e infraestructura.</w:t>
+              <w:t>or tanto, la anticipación a este fenómeno es esencial y debe ser comprendida para poder administrar y gestionar los activos de información e infraestructura.</w:t>
             </w:r>
           </w:p>
           <w:p>
             <w:r>
+              <w:lastRenderedPageBreak/>
               <w:t xml:space="preserve">De acuerdo con el informe de </w:t>
             </w:r>
             <w:r>
@@ -4847,8 +4720,24 @@
     <w:p>
       <w:pPr>
         <w:pStyle w:val="Figura"/>
-      </w:pPr>
-      <w:r>
+        <w:numPr>
+          <w:ilvl w:val="0"/>
+          <w:numId w:val="2"/>
+        </w:numPr>
+        <w:ind w:left="992" w:hanging="992"/>
+        <w:jc w:val="left"/>
+        <w:rPr>
+          <w:bdr w:val="none" w:sz="0" w:space="0" w:color="auto"/>
+          <w:shd w:val="clear" w:color="auto" w:fill="auto"/>
+          <w:lang w:val="es-CO"/>
+        </w:rPr>
+      </w:pPr>
+      <w:r>
+        <w:rPr>
+          <w:bdr w:val="none" w:sz="0" w:space="0" w:color="auto"/>
+          <w:shd w:val="clear" w:color="auto" w:fill="auto"/>
+          <w:lang w:val="es-CO"/>
+        </w:rPr>
         <w:t>Prácticas para la protección de datos</w:t>
       </w:r>
     </w:p>
@@ -4865,9 +4754,9 @@
           <w:lang w:val="es-419" w:eastAsia="es-CO"/>
         </w:rPr>
         <w:drawing>
-          <wp:inline distT="0" distB="0" distL="0" distR="0" wp14:anchorId="3F660806" wp14:editId="5FD0D802">
-            <wp:extent cx="4381698" cy="2117821"/>
-            <wp:effectExtent l="0" t="0" r="0" b="0"/>
+          <wp:inline distT="0" distB="0" distL="0" distR="0" wp14:anchorId="3F660806" wp14:editId="36172D1F">
+            <wp:extent cx="4680000" cy="2260800"/>
+            <wp:effectExtent l="0" t="0" r="6350" b="6350"/>
             <wp:docPr id="1792453970" name="Imagen 15" descr="Ilustración de un escudo dividido en cuatro secciones con el título central “Medios electrónicos certificados”. Alrededor se presentan cuatro medidas de seguridad de la información: backup en la nube, copia de seguridad, carpetas con contraseñas y centralización de la información, cada una representada con iconos relacionados con servidores, bases de datos y protección digital."/>
             <wp:cNvGraphicFramePr>
               <a:graphicFrameLocks xmlns:a="http://schemas.openxmlformats.org/drawingml/2006/main" noChangeAspect="1"/>
@@ -4897,7 +4786,7 @@
                   <pic:spPr bwMode="auto">
                     <a:xfrm>
                       <a:off x="0" y="0"/>
-                      <a:ext cx="4429324" cy="2140840"/>
+                      <a:ext cx="4680000" cy="2260800"/>
                     </a:xfrm>
                     <a:prstGeom prst="rect">
                       <a:avLst/>
@@ -4913,7 +4802,6 @@
     </w:p>
     <w:p>
       <w:pPr>
-        <w:ind w:left="707"/>
         <w:rPr>
           <w:lang w:eastAsia="es-CO"/>
         </w:rPr>
@@ -4922,37 +4810,24 @@
         <w:rPr>
           <w:lang w:eastAsia="es-CO"/>
         </w:rPr>
-        <w:t>Nota. SENA, 2026.</w:t>
-      </w:r>
-    </w:p>
-    <w:p>
-      <w:pPr>
-        <w:rPr>
+        <w:t>A continuación, se desarrolla cada una de las prácticas que garantizan la protección de los datos de los clientes:</w:t>
+      </w:r>
+    </w:p>
+    <w:p>
+      <w:pPr>
+        <w:rPr>
+          <w:b/>
+          <w:bCs/>
           <w:lang w:eastAsia="es-CO"/>
         </w:rPr>
       </w:pPr>
       <w:r>
         <w:rPr>
+          <w:b/>
+          <w:bCs/>
           <w:lang w:eastAsia="es-CO"/>
         </w:rPr>
         <w:lastRenderedPageBreak/>
-        <w:t>A continuación, se desarrolla cada una de las prácticas que garantizan la protección de los datos de los clientes:</w:t>
-      </w:r>
-    </w:p>
-    <w:p>
-      <w:pPr>
-        <w:rPr>
-          <w:b/>
-          <w:bCs/>
-          <w:lang w:eastAsia="es-CO"/>
-        </w:rPr>
-      </w:pPr>
-      <w:r>
-        <w:rPr>
-          <w:b/>
-          <w:bCs/>
-          <w:lang w:eastAsia="es-CO"/>
-        </w:rPr>
         <w:t>Medios electrónicos certificados</w:t>
       </w:r>
     </w:p>
@@ -5076,6 +4951,218 @@
     </w:p>
     <w:p>
       <w:pPr>
+        <w:rPr>
+          <w:b/>
+          <w:bCs/>
+          <w:lang w:eastAsia="es-CO"/>
+        </w:rPr>
+      </w:pPr>
+      <w:r>
+        <w:rPr>
+          <w:b/>
+          <w:bCs/>
+          <w:lang w:eastAsia="es-CO"/>
+        </w:rPr>
+        <w:t>Carpetas con contraseñas</w:t>
+      </w:r>
+    </w:p>
+    <w:p>
+      <w:pPr>
+        <w:rPr>
+          <w:lang w:eastAsia="es-CO"/>
+        </w:rPr>
+      </w:pPr>
+      <w:r>
+        <w:rPr>
+          <w:lang w:eastAsia="es-CO"/>
+        </w:rPr>
+        <w:t>Para mejorar la seguridad de los datos del cliente</w:t>
+      </w:r>
+      <w:r>
+        <w:rPr>
+          <w:lang w:eastAsia="es-CO"/>
+        </w:rPr>
+        <w:t>,</w:t>
+      </w:r>
+      <w:r>
+        <w:rPr>
+          <w:lang w:eastAsia="es-CO"/>
+        </w:rPr>
+        <w:t xml:space="preserve"> se puede personalizar a cada uno, organizándolos en carpetas individuales con claves específicas a las que solo tengan acceso y las conozca el personal autorizado para esta función.</w:t>
+      </w:r>
+    </w:p>
+    <w:p>
+      <w:pPr>
+        <w:rPr>
+          <w:b/>
+          <w:bCs/>
+          <w:lang w:eastAsia="es-CO"/>
+        </w:rPr>
+      </w:pPr>
+      <w:r>
+        <w:rPr>
+          <w:rStyle w:val="Extranjerismo"/>
+          <w:b/>
+          <w:bCs/>
+          <w:lang w:eastAsia="es-CO"/>
+        </w:rPr>
+        <w:lastRenderedPageBreak/>
+        <w:t>Backup</w:t>
+      </w:r>
+      <w:r>
+        <w:rPr>
+          <w:b/>
+          <w:bCs/>
+          <w:lang w:eastAsia="es-CO"/>
+        </w:rPr>
+        <w:t xml:space="preserve"> en la nube</w:t>
+      </w:r>
+    </w:p>
+    <w:p>
+      <w:pPr>
+        <w:rPr>
+          <w:lang w:eastAsia="es-CO"/>
+        </w:rPr>
+      </w:pPr>
+      <w:r>
+        <w:rPr>
+          <w:lang w:eastAsia="es-CO"/>
+        </w:rPr>
+        <w:t xml:space="preserve">El </w:t>
+      </w:r>
+      <w:r>
+        <w:rPr>
+          <w:rStyle w:val="Extranjerismo"/>
+          <w:lang w:eastAsia="es-CO"/>
+        </w:rPr>
+        <w:t>cloud storage</w:t>
+      </w:r>
+      <w:r>
+        <w:rPr>
+          <w:lang w:eastAsia="es-CO"/>
+        </w:rPr>
+        <w:t xml:space="preserve"> (almacenamiento en la nube) es un servicio tecnológico creado para obtener mayor espacio de almacenamiento, caracterizado por fácil acceso a la información y la protección de los datos del cliente.</w:t>
+      </w:r>
+    </w:p>
+    <w:p>
+      <w:pPr>
+        <w:rPr>
+          <w:lang w:eastAsia="es-CO"/>
+        </w:rPr>
+      </w:pPr>
+      <w:r>
+        <w:rPr>
+          <w:lang w:eastAsia="es-CO"/>
+        </w:rPr>
+        <w:t>Hace algunos años</w:t>
+      </w:r>
+      <w:r>
+        <w:rPr>
+          <w:lang w:eastAsia="es-CO"/>
+        </w:rPr>
+        <w:t>,</w:t>
+      </w:r>
+      <w:r>
+        <w:rPr>
+          <w:lang w:eastAsia="es-CO"/>
+        </w:rPr>
+        <w:t xml:space="preserve"> la información la guardábamos en dispositivos poco seguros, disquetes, discos ZIP, USB, DVD, CD o discos portátiles que, con el tiempo, algunos de estos se dañaban y se perdía la información o peor aún</w:t>
+      </w:r>
+      <w:r>
+        <w:rPr>
+          <w:lang w:eastAsia="es-CO"/>
+        </w:rPr>
+        <w:t>,</w:t>
+      </w:r>
+      <w:r>
+        <w:rPr>
+          <w:lang w:eastAsia="es-CO"/>
+        </w:rPr>
+        <w:t xml:space="preserve"> si se perdían</w:t>
+      </w:r>
+      <w:r>
+        <w:rPr>
+          <w:lang w:eastAsia="es-CO"/>
+        </w:rPr>
+        <w:t>,</w:t>
+      </w:r>
+      <w:r>
+        <w:rPr>
+          <w:lang w:eastAsia="es-CO"/>
+        </w:rPr>
+        <w:t xml:space="preserve"> podían caer en manos no deseadas.</w:t>
+      </w:r>
+    </w:p>
+    <w:p>
+      <w:pPr>
+        <w:rPr>
+          <w:b/>
+          <w:bCs/>
+          <w:lang w:eastAsia="es-CO"/>
+        </w:rPr>
+      </w:pPr>
+      <w:r>
+        <w:rPr>
+          <w:b/>
+          <w:bCs/>
+          <w:lang w:eastAsia="es-CO"/>
+        </w:rPr>
+        <w:t>Centralización de la información</w:t>
+      </w:r>
+    </w:p>
+    <w:p>
+      <w:pPr>
+        <w:rPr>
+          <w:lang w:eastAsia="es-CO"/>
+        </w:rPr>
+      </w:pPr>
+      <w:r>
+        <w:rPr>
+          <w:lang w:eastAsia="es-CO"/>
+        </w:rPr>
+        <w:t>Gracias a que se pueden centralizar los datos en la nube, se evita que estén dispersos en varios programas con diferentes métodos de autenticación y de acceso.</w:t>
+      </w:r>
+    </w:p>
+    <w:p>
+      <w:pPr>
+        <w:rPr>
+          <w:lang w:eastAsia="es-CO"/>
+        </w:rPr>
+      </w:pPr>
+      <w:r>
+        <w:rPr>
+          <w:lang w:eastAsia="es-CO"/>
+        </w:rPr>
+        <w:t>Es muy importante preservar tanto los datos del cliente como también las claves de acceso, que permanezcan en un solo lugar hace más fácil y práctico el trabajo.</w:t>
+      </w:r>
+    </w:p>
+    <w:p>
+      <w:pPr>
+        <w:rPr>
+          <w:lang w:eastAsia="es-CO"/>
+        </w:rPr>
+      </w:pPr>
+      <w:r>
+        <w:rPr>
+          <w:lang w:eastAsia="es-CO"/>
+        </w:rPr>
+        <w:t>Según cifras del DANE, en el 2021 aumentaron en un 30</w:t>
+      </w:r>
+      <w:r>
+        <w:rPr>
+          <w:lang w:eastAsia="es-CO"/>
+        </w:rPr>
+        <w:t xml:space="preserve"> </w:t>
+      </w:r>
+      <w:r>
+        <w:rPr>
+          <w:lang w:eastAsia="es-CO"/>
+        </w:rPr>
+        <w:t>% los ciberataques en Colombia.</w:t>
+      </w:r>
+    </w:p>
+    <w:p>
+      <w:pPr>
         <w:spacing w:before="0" w:after="160" w:line="259" w:lineRule="auto"/>
         <w:ind w:firstLine="0"/>
         <w:rPr>
@@ -5091,242 +5178,32 @@
     </w:p>
     <w:p>
       <w:pPr>
-        <w:rPr>
-          <w:b/>
-          <w:bCs/>
-          <w:lang w:eastAsia="es-CO"/>
-        </w:rPr>
-      </w:pPr>
-      <w:r>
-        <w:rPr>
-          <w:b/>
-          <w:bCs/>
-          <w:lang w:eastAsia="es-CO"/>
-        </w:rPr>
-        <w:lastRenderedPageBreak/>
-        <w:t>Carpetas con contraseñas</w:t>
-      </w:r>
-    </w:p>
-    <w:p>
-      <w:pPr>
-        <w:rPr>
-          <w:lang w:eastAsia="es-CO"/>
-        </w:rPr>
-      </w:pPr>
-      <w:r>
-        <w:rPr>
-          <w:lang w:eastAsia="es-CO"/>
-        </w:rPr>
-        <w:t>Para mejorar la seguridad de los datos del cliente</w:t>
-      </w:r>
-      <w:r>
-        <w:rPr>
-          <w:lang w:eastAsia="es-CO"/>
-        </w:rPr>
-        <w:t>,</w:t>
-      </w:r>
-      <w:r>
-        <w:rPr>
-          <w:lang w:eastAsia="es-CO"/>
-        </w:rPr>
-        <w:t xml:space="preserve"> se puede personalizar a cada uno, organizándolos en carpetas individuales con claves específicas a las que solo tengan acceso y las conozca el personal autorizado para esta función.</w:t>
-      </w:r>
-    </w:p>
-    <w:p>
-      <w:pPr>
-        <w:rPr>
-          <w:b/>
-          <w:bCs/>
-          <w:lang w:eastAsia="es-CO"/>
-        </w:rPr>
-      </w:pPr>
-      <w:r>
-        <w:rPr>
-          <w:rStyle w:val="Extranjerismo"/>
-          <w:b/>
-          <w:bCs/>
-          <w:lang w:eastAsia="es-CO"/>
-        </w:rPr>
-        <w:t>Backup</w:t>
-      </w:r>
-      <w:r>
-        <w:rPr>
-          <w:b/>
-          <w:bCs/>
-          <w:lang w:eastAsia="es-CO"/>
-        </w:rPr>
-        <w:t xml:space="preserve"> en la nube</w:t>
-      </w:r>
-    </w:p>
-    <w:p>
-      <w:pPr>
-        <w:rPr>
-          <w:lang w:eastAsia="es-CO"/>
-        </w:rPr>
-      </w:pPr>
-      <w:r>
-        <w:rPr>
-          <w:lang w:eastAsia="es-CO"/>
-        </w:rPr>
-        <w:t xml:space="preserve">El </w:t>
-      </w:r>
-      <w:r>
-        <w:rPr>
-          <w:rStyle w:val="Extranjerismo"/>
-          <w:lang w:eastAsia="es-CO"/>
-        </w:rPr>
-        <w:t>cloud storage</w:t>
-      </w:r>
-      <w:r>
-        <w:rPr>
-          <w:lang w:eastAsia="es-CO"/>
-        </w:rPr>
-        <w:t xml:space="preserve"> (almacenamiento en la nube) es un servicio tecnológico creado para obtener mayor espacio de almacenamiento, caracterizado por fácil acceso a la información y la protección de los datos del cliente.</w:t>
-      </w:r>
-    </w:p>
-    <w:p>
-      <w:pPr>
-        <w:rPr>
-          <w:lang w:eastAsia="es-CO"/>
-        </w:rPr>
-      </w:pPr>
-      <w:r>
-        <w:rPr>
-          <w:lang w:eastAsia="es-CO"/>
-        </w:rPr>
-        <w:t>Hace algunos años</w:t>
-      </w:r>
-      <w:r>
-        <w:rPr>
-          <w:lang w:eastAsia="es-CO"/>
-        </w:rPr>
-        <w:t>,</w:t>
-      </w:r>
-      <w:r>
-        <w:rPr>
-          <w:lang w:eastAsia="es-CO"/>
-        </w:rPr>
-        <w:t xml:space="preserve"> la información la guardábamos en dispositivos poco seguros, disquetes, discos ZIP, USB, DVD, CD o discos portátiles que, con el tiempo, algunos de estos se dañaban y se perdía la información o peor aún</w:t>
-      </w:r>
-      <w:r>
-        <w:rPr>
-          <w:lang w:eastAsia="es-CO"/>
-        </w:rPr>
-        <w:t>,</w:t>
-      </w:r>
-      <w:r>
-        <w:rPr>
-          <w:lang w:eastAsia="es-CO"/>
-        </w:rPr>
-        <w:t xml:space="preserve"> si se perdían</w:t>
-      </w:r>
-      <w:r>
-        <w:rPr>
-          <w:lang w:eastAsia="es-CO"/>
-        </w:rPr>
-        <w:t>,</w:t>
-      </w:r>
-      <w:r>
-        <w:rPr>
-          <w:lang w:eastAsia="es-CO"/>
-        </w:rPr>
-        <w:t xml:space="preserve"> podían caer en manos no deseadas.</w:t>
-      </w:r>
-    </w:p>
-    <w:p>
-      <w:pPr>
-        <w:rPr>
-          <w:b/>
-          <w:bCs/>
-          <w:lang w:eastAsia="es-CO"/>
-        </w:rPr>
-      </w:pPr>
-      <w:r>
-        <w:rPr>
-          <w:b/>
-          <w:bCs/>
-          <w:lang w:eastAsia="es-CO"/>
-        </w:rPr>
-        <w:t>Centralización de la información</w:t>
-      </w:r>
-    </w:p>
-    <w:p>
-      <w:pPr>
-        <w:rPr>
-          <w:lang w:eastAsia="es-CO"/>
-        </w:rPr>
-      </w:pPr>
-      <w:r>
-        <w:rPr>
-          <w:lang w:eastAsia="es-CO"/>
-        </w:rPr>
-        <w:t>Gracias a que se pueden centralizar los datos en la nube, se evita que estén dispersos en varios programas con diferentes métodos de autenticación y de acceso.</w:t>
-      </w:r>
-    </w:p>
-    <w:p>
-      <w:pPr>
-        <w:rPr>
-          <w:lang w:eastAsia="es-CO"/>
-        </w:rPr>
-      </w:pPr>
-      <w:r>
-        <w:rPr>
-          <w:lang w:eastAsia="es-CO"/>
-        </w:rPr>
-        <w:t>Es muy importante preservar tanto los datos del cliente como también las claves de acceso, que permanezcan en un solo lugar hace más fácil y práctico el trabajo.</w:t>
-      </w:r>
-    </w:p>
-    <w:p>
-      <w:pPr>
-        <w:rPr>
-          <w:lang w:eastAsia="es-CO"/>
-        </w:rPr>
-      </w:pPr>
-      <w:r>
-        <w:rPr>
-          <w:lang w:eastAsia="es-CO"/>
-        </w:rPr>
-        <w:t>Según cifras del DANE, en el 2021 aumentaron en un 30</w:t>
-      </w:r>
-      <w:r>
-        <w:rPr>
-          <w:lang w:eastAsia="es-CO"/>
-        </w:rPr>
-        <w:t xml:space="preserve"> </w:t>
-      </w:r>
-      <w:r>
-        <w:rPr>
-          <w:lang w:eastAsia="es-CO"/>
-        </w:rPr>
-        <w:t>% los ciberataques en Colombia.</w:t>
-      </w:r>
-    </w:p>
-    <w:p>
-      <w:pPr>
-        <w:spacing w:before="0" w:after="160" w:line="259" w:lineRule="auto"/>
-        <w:ind w:firstLine="0"/>
-        <w:rPr>
-          <w:lang w:eastAsia="es-CO"/>
-        </w:rPr>
-      </w:pPr>
-      <w:r>
-        <w:rPr>
-          <w:lang w:eastAsia="es-CO"/>
-        </w:rPr>
-        <w:br w:type="page"/>
-      </w:r>
-    </w:p>
-    <w:p>
-      <w:pPr>
         <w:pStyle w:val="Figura"/>
-      </w:pPr>
-      <w:r>
+        <w:numPr>
+          <w:ilvl w:val="0"/>
+          <w:numId w:val="2"/>
+        </w:numPr>
+        <w:ind w:left="992" w:hanging="992"/>
+        <w:jc w:val="left"/>
+        <w:rPr>
+          <w:bdr w:val="none" w:sz="0" w:space="0" w:color="auto"/>
+          <w:shd w:val="clear" w:color="auto" w:fill="auto"/>
+          <w:lang w:val="es-CO"/>
+        </w:rPr>
+      </w:pPr>
+      <w:r>
+        <w:rPr>
+          <w:bdr w:val="none" w:sz="0" w:space="0" w:color="auto"/>
+          <w:shd w:val="clear" w:color="auto" w:fill="auto"/>
+          <w:lang w:val="es-CO"/>
+        </w:rPr>
         <w:lastRenderedPageBreak/>
         <w:t>Ciberataques en Colombia</w:t>
       </w:r>
     </w:p>
     <w:p>
       <w:pPr>
+        <w:jc w:val="center"/>
         <w:rPr>
           <w:lang w:val="es-419" w:eastAsia="es-CO"/>
         </w:rPr>
@@ -5337,9 +5214,9 @@
           <w:lang w:val="es-419" w:eastAsia="es-CO"/>
         </w:rPr>
         <w:drawing>
-          <wp:inline distT="0" distB="0" distL="0" distR="0" wp14:anchorId="6BA9F844" wp14:editId="616EE515">
-            <wp:extent cx="5773479" cy="3173166"/>
-            <wp:effectExtent l="0" t="0" r="0" b="8255"/>
+          <wp:inline distT="0" distB="0" distL="0" distR="0" wp14:anchorId="6BA9F844" wp14:editId="692829A7">
+            <wp:extent cx="4680000" cy="2574000"/>
+            <wp:effectExtent l="0" t="0" r="6350" b="0"/>
             <wp:docPr id="386845148" name="Imagen 17" descr="Infografía sobre el panorama de ciberataques en Colombia 2024–2025 que muestra estadísticas y modalidades más usadas. Indica que en 2024 hubo 36.000 millones de intentos de ciberataque y 77.666 denuncias por delitos informáticos, mientras que en el segundo semestre de 2025 se detectaron 7.100 millones de intentos. Destaca el hurto por medios informáticos como la modalidad más común, el phishing con inteligencia artificial y el uso de deepfakes, además de señalar que las entidades más suplantadas son la DIAN, la Fiscalía General de la Nación y la Policía Nacional."/>
             <wp:cNvGraphicFramePr>
               <a:graphicFrameLocks xmlns:a="http://schemas.openxmlformats.org/drawingml/2006/main" noChangeAspect="1"/>
@@ -5369,7 +5246,7 @@
                   <pic:spPr bwMode="auto">
                     <a:xfrm>
                       <a:off x="0" y="0"/>
-                      <a:ext cx="5804836" cy="3190400"/>
+                      <a:ext cx="4680000" cy="2574000"/>
                     </a:xfrm>
                     <a:prstGeom prst="rect">
                       <a:avLst/>
@@ -5386,7 +5263,9 @@
     <w:p>
       <w:pPr>
         <w:rPr>
-          <w:lang w:val="es-419" w:eastAsia="es-CO"/>
+          <w:b/>
+          <w:bCs/>
+          <w:lang w:val="es-419"/>
         </w:rPr>
       </w:pPr>
       <w:r>
@@ -5395,33 +5274,6 @@
         </w:rPr>
         <w:t xml:space="preserve"> </w:t>
       </w:r>
-      <w:r>
-        <w:rPr>
-          <w:lang w:val="es-419" w:eastAsia="es-CO"/>
-        </w:rPr>
-        <w:t>Nota. SENA</w:t>
-      </w:r>
-      <w:r>
-        <w:rPr>
-          <w:lang w:val="es-419" w:eastAsia="es-CO"/>
-        </w:rPr>
-        <w:t>, 2026</w:t>
-      </w:r>
-      <w:r>
-        <w:rPr>
-          <w:lang w:val="es-419" w:eastAsia="es-CO"/>
-        </w:rPr>
-        <w:t>.</w:t>
-      </w:r>
-    </w:p>
-    <w:p>
-      <w:pPr>
-        <w:rPr>
-          <w:b/>
-          <w:bCs/>
-          <w:lang w:val="es-419"/>
-        </w:rPr>
-      </w:pPr>
       <w:r>
         <w:rPr>
           <w:b/>
@@ -5533,21 +5385,27 @@
           <w:bCs/>
           <w:lang w:eastAsia="es-CO"/>
         </w:rPr>
+        <w:t>Escáner de vulnerabilidades</w:t>
+      </w:r>
+    </w:p>
+    <w:p>
+      <w:pPr>
+        <w:rPr>
+          <w:lang w:eastAsia="es-CO"/>
+        </w:rPr>
+      </w:pPr>
+      <w:r>
+        <w:rPr>
+          <w:lang w:eastAsia="es-CO"/>
+        </w:rPr>
+        <w:t xml:space="preserve">Este sistema está hecho para detectar, evaluar y gestionar cualquier fragilidad que pueda existir en el sistema de forma que se puedan identificar y priorizar los </w:t>
+      </w:r>
+      <w:r>
+        <w:rPr>
+          <w:lang w:eastAsia="es-CO"/>
+        </w:rPr>
         <w:lastRenderedPageBreak/>
-        <w:t>Escáner de vulnerabilidades</w:t>
-      </w:r>
-    </w:p>
-    <w:p>
-      <w:pPr>
-        <w:rPr>
-          <w:lang w:eastAsia="es-CO"/>
-        </w:rPr>
-      </w:pPr>
-      <w:r>
-        <w:rPr>
-          <w:lang w:eastAsia="es-CO"/>
-        </w:rPr>
-        <w:t>Este sistema está hecho para detectar, evaluar y gestionar cualquier fragilidad que pueda existir en el sistema de forma que se puedan identificar y priorizar los puntos vulnerables de seguridad para disminuir y eliminar las probabilidades de engaño (</w:t>
+        <w:t>puntos vulnerables de seguridad para disminuir y eliminar las probabilidades de engaño (</w:t>
       </w:r>
       <w:r>
         <w:rPr>
@@ -5647,75 +5505,76 @@
         </w:rPr>
         <w:t>La utilización de medidas jurídicas para la protección de la información es una de las técnicas más antiguas y efectivas dentro del ámbito laboral, y funcionan de la siguiente manera:</w:t>
       </w:r>
-      <w:r>
-        <w:rPr>
+    </w:p>
+    <w:p>
+      <w:pPr>
+        <w:rPr>
+          <w:b/>
+          <w:bCs/>
           <w:lang w:eastAsia="es-CO"/>
         </w:rPr>
-        <w:br w:type="page"/>
-      </w:r>
-    </w:p>
-    <w:p>
-      <w:pPr>
+      </w:pPr>
+      <w:r>
         <w:rPr>
           <w:b/>
           <w:bCs/>
           <w:lang w:eastAsia="es-CO"/>
         </w:rPr>
-      </w:pPr>
-      <w:r>
+        <w:t>Medidas jurídicas</w:t>
+      </w:r>
+    </w:p>
+    <w:p>
+      <w:pPr>
         <w:rPr>
           <w:b/>
           <w:bCs/>
           <w:lang w:eastAsia="es-CO"/>
         </w:rPr>
+      </w:pPr>
+      <w:r>
+        <w:rPr>
+          <w:b/>
+          <w:bCs/>
+          <w:lang w:eastAsia="es-CO"/>
+        </w:rPr>
+        <w:t>Físicamente</w:t>
+      </w:r>
+    </w:p>
+    <w:p>
+      <w:pPr>
+        <w:rPr>
+          <w:lang w:eastAsia="es-CO"/>
+        </w:rPr>
+      </w:pPr>
+      <w:r>
+        <w:rPr>
+          <w:lang w:eastAsia="es-CO"/>
+        </w:rPr>
+        <w:t>Son documentos tipificados que describen responsabilidades y prohibiciones mediante un número no definido de cláusulas para la protección de información y violación de datos.</w:t>
+      </w:r>
+    </w:p>
+    <w:p>
+      <w:pPr>
+        <w:rPr>
+          <w:lang w:eastAsia="es-CO"/>
+        </w:rPr>
+      </w:pPr>
+    </w:p>
+    <w:p>
+      <w:pPr>
+        <w:rPr>
+          <w:b/>
+          <w:bCs/>
+          <w:lang w:eastAsia="es-CO"/>
+        </w:rPr>
+      </w:pPr>
+      <w:r>
+        <w:rPr>
+          <w:b/>
+          <w:bCs/>
+          <w:lang w:eastAsia="es-CO"/>
+        </w:rPr>
         <w:lastRenderedPageBreak/>
-        <w:t>Medidas jurídicas</w:t>
-      </w:r>
-    </w:p>
-    <w:p>
-      <w:pPr>
-        <w:rPr>
-          <w:b/>
-          <w:bCs/>
-          <w:lang w:eastAsia="es-CO"/>
-        </w:rPr>
-      </w:pPr>
-      <w:r>
-        <w:rPr>
-          <w:b/>
-          <w:bCs/>
-          <w:lang w:eastAsia="es-CO"/>
-        </w:rPr>
-        <w:t>Físicamente</w:t>
-      </w:r>
-    </w:p>
-    <w:p>
-      <w:pPr>
-        <w:rPr>
-          <w:lang w:eastAsia="es-CO"/>
-        </w:rPr>
-      </w:pPr>
-      <w:r>
-        <w:rPr>
-          <w:lang w:eastAsia="es-CO"/>
-        </w:rPr>
-        <w:t>Son documentos tipificados que describen responsabilidades y prohibiciones mediante un número no definido de cláusulas para la protección de información y violación de datos.</w:t>
-      </w:r>
-    </w:p>
-    <w:p>
-      <w:pPr>
-        <w:rPr>
-          <w:b/>
-          <w:bCs/>
-          <w:lang w:eastAsia="es-CO"/>
-        </w:rPr>
-      </w:pPr>
-      <w:r>
-        <w:rPr>
-          <w:b/>
-          <w:bCs/>
-          <w:lang w:eastAsia="es-CO"/>
-        </w:rPr>
         <w:t>Digitalmente</w:t>
       </w:r>
     </w:p>
@@ -5795,7 +5654,7 @@
       <w:pPr>
         <w:pStyle w:val="Ttulo1"/>
       </w:pPr>
-      <w:bookmarkStart w:id="6" w:name="_Toc230610144"/>
+      <w:bookmarkStart w:id="6" w:name="_Toc240397617"/>
       <w:r>
         <w:lastRenderedPageBreak/>
         <w:t>Portafolio de servicios</w:t>
@@ -5819,7 +5678,7 @@
       <w:pPr>
         <w:pStyle w:val="Ttulo2"/>
       </w:pPr>
-      <w:bookmarkStart w:id="7" w:name="_Toc230610145"/>
+      <w:bookmarkStart w:id="7" w:name="_Toc240397618"/>
       <w:r>
         <w:t>Elementos</w:t>
       </w:r>
@@ -5947,7 +5806,7 @@
               </w:rPr>
             </w:pPr>
             <w:r>
-              <w:t>Información muy detallada de la empresa.</w:t>
+              <w:t>Información muy detallada de la empresa</w:t>
             </w:r>
           </w:p>
         </w:tc>
@@ -5991,7 +5850,7 @@
                 <w:lang w:val="es-419" w:eastAsia="es-CO"/>
               </w:rPr>
               <w:lastRenderedPageBreak/>
-              <w:t>Historia de la empresa.</w:t>
+              <w:t>Historia de la empresa</w:t>
             </w:r>
           </w:p>
           <w:p>
@@ -6009,7 +5868,7 @@
               <w:rPr>
                 <w:lang w:val="es-419" w:eastAsia="es-CO"/>
               </w:rPr>
-              <w:t>Antecedentes.</w:t>
+              <w:t>Antecedentes</w:t>
             </w:r>
           </w:p>
           <w:p>
@@ -6027,7 +5886,7 @@
               <w:rPr>
                 <w:lang w:val="es-419" w:eastAsia="es-CO"/>
               </w:rPr>
-              <w:t>Fecha de creación.</w:t>
+              <w:t>Fecha de creación</w:t>
             </w:r>
           </w:p>
           <w:p>
@@ -6045,7 +5904,7 @@
               <w:rPr>
                 <w:lang w:val="es-419" w:eastAsia="es-CO"/>
               </w:rPr>
-              <w:t>Tiempo en el mercado.</w:t>
+              <w:t>Tiempo en el mercado</w:t>
             </w:r>
           </w:p>
           <w:p>
@@ -6063,7 +5922,7 @@
               <w:rPr>
                 <w:lang w:val="es-419" w:eastAsia="es-CO"/>
               </w:rPr>
-              <w:t>Socios.</w:t>
+              <w:t>Socios</w:t>
             </w:r>
           </w:p>
           <w:p>
@@ -6082,7 +5941,7 @@
                 <w:lang w:val="es-419" w:eastAsia="es-CO"/>
               </w:rPr>
               <w:lastRenderedPageBreak/>
-              <w:t>Clientes.</w:t>
+              <w:t>Clientes</w:t>
             </w:r>
           </w:p>
           <w:p>
@@ -6100,7 +5959,7 @@
               <w:rPr>
                 <w:lang w:val="es-419" w:eastAsia="es-CO"/>
               </w:rPr>
-              <w:t>Misión.</w:t>
+              <w:t>Misión</w:t>
             </w:r>
           </w:p>
           <w:p>
@@ -6118,7 +5977,7 @@
               <w:rPr>
                 <w:lang w:val="es-419" w:eastAsia="es-CO"/>
               </w:rPr>
-              <w:t>Visión.</w:t>
+              <w:t>Visión</w:t>
             </w:r>
           </w:p>
           <w:p>
@@ -6136,7 +5995,7 @@
               <w:rPr>
                 <w:lang w:val="es-419" w:eastAsia="es-CO"/>
               </w:rPr>
-              <w:t>Objetivos.</w:t>
+              <w:t>Objetivos</w:t>
             </w:r>
           </w:p>
           <w:p>
@@ -6154,7 +6013,7 @@
               <w:rPr>
                 <w:lang w:val="es-419" w:eastAsia="es-CO"/>
               </w:rPr>
-              <w:t>Propuesta de valor.</w:t>
+              <w:t>Propuesta de valor</w:t>
             </w:r>
           </w:p>
           <w:p>
@@ -6172,7 +6031,7 @@
               <w:rPr>
                 <w:lang w:val="es-419" w:eastAsia="es-CO"/>
               </w:rPr>
-              <w:t>Valores organizacionales.</w:t>
+              <w:t>Valores organizacionales</w:t>
             </w:r>
           </w:p>
           <w:p>
@@ -6190,7 +6049,7 @@
               <w:rPr>
                 <w:lang w:val="es-419" w:eastAsia="es-CO"/>
               </w:rPr>
-              <w:t>Estructura de la empresa.</w:t>
+              <w:t>Estructura de la empresa</w:t>
             </w:r>
           </w:p>
         </w:tc>
@@ -6212,7 +6071,7 @@
                 <w:lang w:val="es-419" w:eastAsia="es-CO"/>
               </w:rPr>
               <w:lastRenderedPageBreak/>
-              <w:t>Información del producto.</w:t>
+              <w:t>Información del producto</w:t>
             </w:r>
           </w:p>
         </w:tc>
@@ -6254,7 +6113,7 @@
               <w:rPr>
                 <w:lang w:val="es-419" w:eastAsia="es-CO"/>
               </w:rPr>
-              <w:t>Clasificación de los productos o servicios.</w:t>
+              <w:t>Clasificación de los productos o servicios</w:t>
             </w:r>
           </w:p>
           <w:p>
@@ -6272,7 +6131,7 @@
               <w:rPr>
                 <w:lang w:val="es-419" w:eastAsia="es-CO"/>
               </w:rPr>
-              <w:t>Producto o servicio específico.</w:t>
+              <w:t>Producto o servicio específico</w:t>
             </w:r>
           </w:p>
           <w:p>
@@ -6290,7 +6149,7 @@
               <w:rPr>
                 <w:lang w:val="es-419" w:eastAsia="es-CO"/>
               </w:rPr>
-              <w:t>La marca de los productos o servicios.</w:t>
+              <w:t>La marca de los productos o servicios</w:t>
             </w:r>
           </w:p>
           <w:p>
@@ -6308,7 +6167,7 @@
               <w:rPr>
                 <w:lang w:val="es-419" w:eastAsia="es-CO"/>
               </w:rPr>
-              <w:t>Nombre del producto o servicio.</w:t>
+              <w:t>Nombre del producto o servicio</w:t>
             </w:r>
           </w:p>
           <w:p>
@@ -6338,7 +6197,13 @@
               <w:rPr>
                 <w:lang w:val="es-419" w:eastAsia="es-CO"/>
               </w:rPr>
-              <w:t>amaño, forma, color, etc.</w:t>
+              <w:t xml:space="preserve">amaño, forma, color, </w:t>
+            </w:r>
+            <w:r>
+              <w:rPr>
+                <w:lang w:val="es-419" w:eastAsia="es-CO"/>
+              </w:rPr>
+              <w:t>etc.</w:t>
             </w:r>
           </w:p>
           <w:p>
@@ -6356,7 +6221,13 @@
               <w:rPr>
                 <w:lang w:val="es-419" w:eastAsia="es-CO"/>
               </w:rPr>
-              <w:t>Empaque y etiquetado: fecha de vencimiento, recomendaciones de almacenamiento, etc.</w:t>
+              <w:t xml:space="preserve">Empaque y etiquetado: fecha de vencimiento, recomendaciones de almacenamiento, </w:t>
+            </w:r>
+            <w:r>
+              <w:rPr>
+                <w:lang w:val="es-419" w:eastAsia="es-CO"/>
+              </w:rPr>
+              <w:t>etc.</w:t>
             </w:r>
           </w:p>
           <w:p>
@@ -6418,7 +6289,7 @@
               <w:t>I</w:t>
             </w:r>
             <w:r>
-              <w:t>nformación de la negociación.</w:t>
+              <w:t>nformación de la negociación</w:t>
             </w:r>
           </w:p>
         </w:tc>
@@ -6457,7 +6328,7 @@
               <w:rPr>
                 <w:lang w:val="es-419" w:eastAsia="es-CO"/>
               </w:rPr>
-              <w:t>Valor de los productos.</w:t>
+              <w:t>Valor de los productos</w:t>
             </w:r>
           </w:p>
           <w:p>
@@ -6475,7 +6346,7 @@
               <w:rPr>
                 <w:lang w:val="es-419" w:eastAsia="es-CO"/>
               </w:rPr>
-              <w:t>Valor de los servicios.</w:t>
+              <w:t>Valor de los servicios</w:t>
             </w:r>
           </w:p>
           <w:p>
@@ -6493,7 +6364,7 @@
               <w:rPr>
                 <w:lang w:val="es-419" w:eastAsia="es-CO"/>
               </w:rPr>
-              <w:t>Valor por unidad.</w:t>
+              <w:t>Valor por unidad</w:t>
             </w:r>
           </w:p>
           <w:p>
@@ -6511,7 +6382,7 @@
               <w:rPr>
                 <w:lang w:val="es-419" w:eastAsia="es-CO"/>
               </w:rPr>
-              <w:t>Valor al por mayor (docenas).</w:t>
+              <w:t>Valor al por mayor (docenas)</w:t>
             </w:r>
           </w:p>
           <w:p>
@@ -6529,7 +6400,7 @@
               <w:rPr>
                 <w:lang w:val="es-419" w:eastAsia="es-CO"/>
               </w:rPr>
-              <w:t>Descuentos por pronto pago.</w:t>
+              <w:t>Descuentos por pronto pago</w:t>
             </w:r>
           </w:p>
           <w:p>
@@ -6547,7 +6418,7 @@
               <w:rPr>
                 <w:lang w:val="es-419" w:eastAsia="es-CO"/>
               </w:rPr>
-              <w:t>Días de descuentos.</w:t>
+              <w:t>Días de descuentos</w:t>
             </w:r>
           </w:p>
           <w:p>
@@ -6565,7 +6436,7 @@
               <w:rPr>
                 <w:lang w:val="es-419" w:eastAsia="es-CO"/>
               </w:rPr>
-              <w:t>Ofertas especiales.</w:t>
+              <w:t>Ofertas especiales</w:t>
             </w:r>
           </w:p>
           <w:p>
@@ -6585,12 +6456,6 @@
               </w:rPr>
               <w:t>Formas de pago: efectivo, tarjetas débito o crédito</w:t>
             </w:r>
-            <w:r>
-              <w:rPr>
-                <w:lang w:val="es-419" w:eastAsia="es-CO"/>
-              </w:rPr>
-              <w:t>.</w:t>
-            </w:r>
           </w:p>
           <w:p>
             <w:pPr>
@@ -6607,35 +6472,7 @@
               <w:rPr>
                 <w:lang w:val="es-419" w:eastAsia="es-CO"/>
               </w:rPr>
-              <w:t xml:space="preserve">Recaudo electrónico: diferentes canales como Efecty, </w:t>
-            </w:r>
-            <w:proofErr w:type="spellStart"/>
-            <w:r>
-              <w:rPr>
-                <w:lang w:val="es-419" w:eastAsia="es-CO"/>
-              </w:rPr>
-              <w:t>Nequi</w:t>
-            </w:r>
-            <w:proofErr w:type="spellEnd"/>
-            <w:r>
-              <w:rPr>
-                <w:lang w:val="es-419" w:eastAsia="es-CO"/>
-              </w:rPr>
-              <w:t xml:space="preserve">, </w:t>
-            </w:r>
-            <w:proofErr w:type="spellStart"/>
-            <w:r>
-              <w:rPr>
-                <w:lang w:val="es-419" w:eastAsia="es-CO"/>
-              </w:rPr>
-              <w:t>Daviplata</w:t>
-            </w:r>
-            <w:proofErr w:type="spellEnd"/>
-            <w:r>
-              <w:rPr>
-                <w:lang w:val="es-419" w:eastAsia="es-CO"/>
-              </w:rPr>
-              <w:t>, etc.</w:t>
+              <w:t>Recaudo electrónico: diferentes canales como Efecty, Nequi, Daviplata, etc.</w:t>
             </w:r>
           </w:p>
         </w:tc>
@@ -6654,7 +6491,7 @@
             </w:pPr>
             <w:r>
               <w:lastRenderedPageBreak/>
-              <w:t>Información de contacto.</w:t>
+              <w:t>Información de contacto</w:t>
             </w:r>
           </w:p>
         </w:tc>
@@ -6707,12 +6544,6 @@
             <w:r>
               <w:t>web</w:t>
             </w:r>
-            <w:r>
-              <w:rPr>
-                <w:lang w:val="es-419" w:eastAsia="es-CO"/>
-              </w:rPr>
-              <w:t>.</w:t>
-            </w:r>
           </w:p>
           <w:p>
             <w:pPr>
@@ -6729,7 +6560,7 @@
               <w:rPr>
                 <w:lang w:val="es-419" w:eastAsia="es-CO"/>
               </w:rPr>
-              <w:t>Correo electrónico.</w:t>
+              <w:t>Correo electrónico</w:t>
             </w:r>
           </w:p>
           <w:p>
@@ -6749,12 +6580,6 @@
               </w:rPr>
               <w:t>Blog</w:t>
             </w:r>
-            <w:r>
-              <w:rPr>
-                <w:lang w:val="es-419" w:eastAsia="es-CO"/>
-              </w:rPr>
-              <w:t>.</w:t>
-            </w:r>
           </w:p>
           <w:p>
             <w:pPr>
@@ -6771,7 +6596,7 @@
               <w:rPr>
                 <w:lang w:val="es-419" w:eastAsia="es-CO"/>
               </w:rPr>
-              <w:t>Teléfonos fijos.</w:t>
+              <w:t>Teléfonos fijos</w:t>
             </w:r>
           </w:p>
           <w:p>
@@ -6789,7 +6614,7 @@
               <w:rPr>
                 <w:lang w:val="es-419" w:eastAsia="es-CO"/>
               </w:rPr>
-              <w:t>Teléfonos celulares.</w:t>
+              <w:t>Teléfonos celulares</w:t>
             </w:r>
           </w:p>
           <w:p>
@@ -6807,7 +6632,7 @@
               <w:rPr>
                 <w:lang w:val="es-419" w:eastAsia="es-CO"/>
               </w:rPr>
-              <w:t>WhatsApp.</w:t>
+              <w:t>WhatsApp</w:t>
             </w:r>
           </w:p>
           <w:p>
@@ -6843,7 +6668,7 @@
               <w:rPr>
                 <w:lang w:val="es-419" w:eastAsia="es-CO"/>
               </w:rPr>
-              <w:t>Twitter.</w:t>
+              <w:t>Twitter</w:t>
             </w:r>
           </w:p>
           <w:p>
@@ -6868,7 +6693,7 @@
               <w:rPr>
                 <w:lang w:val="es-419" w:eastAsia="es-CO"/>
               </w:rPr>
-              <w:t xml:space="preserve"> (centro de llamadas).</w:t>
+              <w:t xml:space="preserve"> (centro de llamadas)</w:t>
             </w:r>
           </w:p>
           <w:p>
@@ -6886,7 +6711,7 @@
               <w:rPr>
                 <w:lang w:val="es-419" w:eastAsia="es-CO"/>
               </w:rPr>
-              <w:t>Fax.</w:t>
+              <w:t>Fax</w:t>
             </w:r>
           </w:p>
           <w:p>
@@ -6904,7 +6729,7 @@
               <w:rPr>
                 <w:lang w:val="es-419" w:eastAsia="es-CO"/>
               </w:rPr>
-              <w:t>Ubicación o dirección de la empresa y sucursales si las tiene.</w:t>
+              <w:t>Ubicación o dirección de la empresa y sucursales si las tiene</w:t>
             </w:r>
           </w:p>
         </w:tc>
@@ -6914,7 +6739,7 @@
       <w:pPr>
         <w:pStyle w:val="Ttulo2"/>
       </w:pPr>
-      <w:bookmarkStart w:id="8" w:name="_Toc230610146"/>
+      <w:bookmarkStart w:id="8" w:name="_Toc240397619"/>
       <w:r>
         <w:t>Características</w:t>
       </w:r>
@@ -6954,8 +6779,6 @@
           <w:numId w:val="40"/>
         </w:numPr>
         <w:rPr>
-          <w:b/>
-          <w:bCs/>
           <w:lang w:val="es-419" w:eastAsia="es-CO"/>
         </w:rPr>
       </w:pPr>
@@ -6968,13 +6791,14 @@
         <w:lastRenderedPageBreak/>
         <w:t>Reseña histórica de la empresa</w:t>
       </w:r>
-    </w:p>
-    <w:p>
-      <w:pPr>
-        <w:rPr>
-          <w:lang w:val="es-419" w:eastAsia="es-CO"/>
-        </w:rPr>
-      </w:pPr>
+      <w:r>
+        <w:rPr>
+          <w:b/>
+          <w:bCs/>
+          <w:lang w:val="es-419" w:eastAsia="es-CO"/>
+        </w:rPr>
+        <w:t xml:space="preserve">. </w:t>
+      </w:r>
       <w:r>
         <w:rPr>
           <w:lang w:val="es-419" w:eastAsia="es-CO"/>
@@ -6990,8 +6814,6 @@
           <w:numId w:val="40"/>
         </w:numPr>
         <w:rPr>
-          <w:b/>
-          <w:bCs/>
           <w:lang w:val="es-419" w:eastAsia="es-CO"/>
         </w:rPr>
       </w:pPr>
@@ -7003,13 +6825,14 @@
         </w:rPr>
         <w:t>Misión</w:t>
       </w:r>
-    </w:p>
-    <w:p>
-      <w:pPr>
-        <w:rPr>
-          <w:lang w:val="es-419" w:eastAsia="es-CO"/>
-        </w:rPr>
-      </w:pPr>
+      <w:r>
+        <w:rPr>
+          <w:b/>
+          <w:bCs/>
+          <w:lang w:val="es-419" w:eastAsia="es-CO"/>
+        </w:rPr>
+        <w:t xml:space="preserve">. </w:t>
+      </w:r>
       <w:r>
         <w:rPr>
           <w:lang w:val="es-419" w:eastAsia="es-CO"/>
@@ -7038,15 +6861,14 @@
         </w:rPr>
         <w:t>Visión</w:t>
       </w:r>
-    </w:p>
-    <w:p>
-      <w:pPr>
-        <w:rPr>
-          <w:b/>
-          <w:bCs/>
-          <w:lang w:val="es-419" w:eastAsia="es-CO"/>
-        </w:rPr>
-      </w:pPr>
+      <w:r>
+        <w:rPr>
+          <w:b/>
+          <w:bCs/>
+          <w:lang w:val="es-419" w:eastAsia="es-CO"/>
+        </w:rPr>
+        <w:t xml:space="preserve">. </w:t>
+      </w:r>
       <w:r>
         <w:rPr>
           <w:lang w:val="es-419" w:eastAsia="es-CO"/>
@@ -7062,8 +6884,6 @@
           <w:numId w:val="40"/>
         </w:numPr>
         <w:rPr>
-          <w:b/>
-          <w:bCs/>
           <w:lang w:val="es-419" w:eastAsia="es-CO"/>
         </w:rPr>
       </w:pPr>
@@ -7075,13 +6895,14 @@
         </w:rPr>
         <w:t>Objetivos de nuestra empresa</w:t>
       </w:r>
-    </w:p>
-    <w:p>
-      <w:pPr>
-        <w:rPr>
-          <w:lang w:val="es-419" w:eastAsia="es-CO"/>
-        </w:rPr>
-      </w:pPr>
+      <w:r>
+        <w:rPr>
+          <w:b/>
+          <w:bCs/>
+          <w:lang w:val="es-419" w:eastAsia="es-CO"/>
+        </w:rPr>
+        <w:t xml:space="preserve">. </w:t>
+      </w:r>
       <w:r>
         <w:rPr>
           <w:lang w:val="es-419" w:eastAsia="es-CO"/>
@@ -7097,8 +6918,6 @@
           <w:numId w:val="40"/>
         </w:numPr>
         <w:rPr>
-          <w:b/>
-          <w:bCs/>
           <w:lang w:val="es-419" w:eastAsia="es-CO"/>
         </w:rPr>
       </w:pPr>
@@ -7110,13 +6929,14 @@
         </w:rPr>
         <w:t>Productos</w:t>
       </w:r>
-    </w:p>
-    <w:p>
-      <w:pPr>
-        <w:rPr>
-          <w:lang w:val="es-419" w:eastAsia="es-CO"/>
-        </w:rPr>
-      </w:pPr>
+      <w:r>
+        <w:rPr>
+          <w:b/>
+          <w:bCs/>
+          <w:lang w:val="es-419" w:eastAsia="es-CO"/>
+        </w:rPr>
+        <w:t xml:space="preserve">. </w:t>
+      </w:r>
       <w:r>
         <w:rPr>
           <w:lang w:val="es-419" w:eastAsia="es-CO"/>
@@ -7132,8 +6952,6 @@
           <w:numId w:val="40"/>
         </w:numPr>
         <w:rPr>
-          <w:b/>
-          <w:bCs/>
           <w:lang w:val="es-419" w:eastAsia="es-CO"/>
         </w:rPr>
       </w:pPr>
@@ -7145,13 +6963,14 @@
         </w:rPr>
         <w:t>Servicios</w:t>
       </w:r>
-    </w:p>
-    <w:p>
-      <w:pPr>
-        <w:rPr>
-          <w:lang w:val="es-419" w:eastAsia="es-CO"/>
-        </w:rPr>
-      </w:pPr>
+      <w:r>
+        <w:rPr>
+          <w:b/>
+          <w:bCs/>
+          <w:lang w:val="es-419" w:eastAsia="es-CO"/>
+        </w:rPr>
+        <w:t xml:space="preserve">. </w:t>
+      </w:r>
       <w:r>
         <w:rPr>
           <w:lang w:val="es-419" w:eastAsia="es-CO"/>
@@ -7167,8 +6986,6 @@
           <w:numId w:val="40"/>
         </w:numPr>
         <w:rPr>
-          <w:b/>
-          <w:bCs/>
           <w:lang w:val="es-419" w:eastAsia="es-CO"/>
         </w:rPr>
       </w:pPr>
@@ -7180,13 +6997,14 @@
         </w:rPr>
         <w:t>Garantías</w:t>
       </w:r>
-    </w:p>
-    <w:p>
-      <w:pPr>
-        <w:rPr>
-          <w:lang w:val="es-419" w:eastAsia="es-CO"/>
-        </w:rPr>
-      </w:pPr>
+      <w:r>
+        <w:rPr>
+          <w:b/>
+          <w:bCs/>
+          <w:lang w:val="es-419" w:eastAsia="es-CO"/>
+        </w:rPr>
+        <w:t xml:space="preserve">. </w:t>
+      </w:r>
       <w:r>
         <w:rPr>
           <w:lang w:val="es-419" w:eastAsia="es-CO"/>
@@ -7202,27 +7020,25 @@
           <w:numId w:val="40"/>
         </w:numPr>
         <w:rPr>
-          <w:b/>
-          <w:bCs/>
-          <w:lang w:val="es-419" w:eastAsia="es-CO"/>
-        </w:rPr>
-      </w:pPr>
-      <w:r>
-        <w:rPr>
-          <w:b/>
-          <w:bCs/>
-          <w:lang w:val="es-419" w:eastAsia="es-CO"/>
-        </w:rPr>
-        <w:lastRenderedPageBreak/>
+          <w:lang w:val="es-419" w:eastAsia="es-CO"/>
+        </w:rPr>
+      </w:pPr>
+      <w:r>
+        <w:rPr>
+          <w:b/>
+          <w:bCs/>
+          <w:lang w:val="es-419" w:eastAsia="es-CO"/>
+        </w:rPr>
         <w:t>Socios</w:t>
       </w:r>
-    </w:p>
-    <w:p>
-      <w:pPr>
-        <w:rPr>
-          <w:lang w:val="es-419" w:eastAsia="es-CO"/>
-        </w:rPr>
-      </w:pPr>
+      <w:r>
+        <w:rPr>
+          <w:b/>
+          <w:bCs/>
+          <w:lang w:val="es-419" w:eastAsia="es-CO"/>
+        </w:rPr>
+        <w:t xml:space="preserve">. </w:t>
+      </w:r>
       <w:r>
         <w:rPr>
           <w:lang w:val="es-419" w:eastAsia="es-CO"/>
@@ -7238,8 +7054,6 @@
           <w:numId w:val="40"/>
         </w:numPr>
         <w:rPr>
-          <w:b/>
-          <w:bCs/>
           <w:lang w:val="es-419" w:eastAsia="es-CO"/>
         </w:rPr>
       </w:pPr>
@@ -7251,13 +7065,14 @@
         </w:rPr>
         <w:t>Proveedores</w:t>
       </w:r>
-    </w:p>
-    <w:p>
-      <w:pPr>
-        <w:rPr>
-          <w:lang w:val="es-419" w:eastAsia="es-CO"/>
-        </w:rPr>
-      </w:pPr>
+      <w:r>
+        <w:rPr>
+          <w:b/>
+          <w:bCs/>
+          <w:lang w:val="es-419" w:eastAsia="es-CO"/>
+        </w:rPr>
+        <w:t xml:space="preserve">. </w:t>
+      </w:r>
       <w:r>
         <w:rPr>
           <w:lang w:val="es-419" w:eastAsia="es-CO"/>
@@ -7273,8 +7088,6 @@
           <w:numId w:val="40"/>
         </w:numPr>
         <w:rPr>
-          <w:b/>
-          <w:bCs/>
           <w:lang w:val="es-419" w:eastAsia="es-CO"/>
         </w:rPr>
       </w:pPr>
@@ -7286,13 +7099,14 @@
         </w:rPr>
         <w:t>Respaldos</w:t>
       </w:r>
-    </w:p>
-    <w:p>
-      <w:pPr>
-        <w:rPr>
-          <w:lang w:val="es-419" w:eastAsia="es-CO"/>
-        </w:rPr>
-      </w:pPr>
+      <w:r>
+        <w:rPr>
+          <w:b/>
+          <w:bCs/>
+          <w:lang w:val="es-419" w:eastAsia="es-CO"/>
+        </w:rPr>
+        <w:t xml:space="preserve">. </w:t>
+      </w:r>
       <w:r>
         <w:rPr>
           <w:lang w:val="es-419" w:eastAsia="es-CO"/>
@@ -7308,8 +7122,6 @@
           <w:numId w:val="40"/>
         </w:numPr>
         <w:rPr>
-          <w:b/>
-          <w:bCs/>
           <w:lang w:val="es-419" w:eastAsia="es-CO"/>
         </w:rPr>
       </w:pPr>
@@ -7329,13 +7141,14 @@
         </w:rPr>
         <w:t>a</w:t>
       </w:r>
-    </w:p>
-    <w:p>
-      <w:pPr>
-        <w:rPr>
-          <w:lang w:val="es-419" w:eastAsia="es-CO"/>
-        </w:rPr>
-      </w:pPr>
+      <w:r>
+        <w:rPr>
+          <w:b/>
+          <w:bCs/>
+          <w:lang w:val="es-419" w:eastAsia="es-CO"/>
+        </w:rPr>
+        <w:t xml:space="preserve">. </w:t>
+      </w:r>
       <w:r>
         <w:rPr>
           <w:lang w:val="es-419" w:eastAsia="es-CO"/>
@@ -7351,26 +7164,26 @@
           <w:numId w:val="40"/>
         </w:numPr>
         <w:rPr>
-          <w:b/>
-          <w:bCs/>
-          <w:lang w:val="es-419" w:eastAsia="es-CO"/>
-        </w:rPr>
-      </w:pPr>
-      <w:r>
-        <w:rPr>
-          <w:b/>
-          <w:bCs/>
-          <w:lang w:val="es-419" w:eastAsia="es-CO"/>
-        </w:rPr>
+          <w:lang w:val="es-419" w:eastAsia="es-CO"/>
+        </w:rPr>
+      </w:pPr>
+      <w:r>
+        <w:rPr>
+          <w:b/>
+          <w:bCs/>
+          <w:lang w:val="es-419" w:eastAsia="es-CO"/>
+        </w:rPr>
+        <w:lastRenderedPageBreak/>
         <w:t>Datos de contacto</w:t>
       </w:r>
-    </w:p>
-    <w:p>
-      <w:pPr>
-        <w:rPr>
-          <w:lang w:val="es-419" w:eastAsia="es-CO"/>
-        </w:rPr>
-      </w:pPr>
+      <w:r>
+        <w:rPr>
+          <w:b/>
+          <w:bCs/>
+          <w:lang w:val="es-419" w:eastAsia="es-CO"/>
+        </w:rPr>
+        <w:t xml:space="preserve">. </w:t>
+      </w:r>
       <w:r>
         <w:rPr>
           <w:lang w:val="es-419" w:eastAsia="es-CO"/>
@@ -7442,14 +7255,7 @@
         <w:rPr>
           <w:lang w:val="es-419" w:eastAsia="es-CO"/>
         </w:rPr>
-        <w:t xml:space="preserve"> utilizan la carta </w:t>
-      </w:r>
-      <w:r>
-        <w:rPr>
-          <w:lang w:val="es-419" w:eastAsia="es-CO"/>
-        </w:rPr>
-        <w:lastRenderedPageBreak/>
-        <w:t>impresa y una app (aplicación móvil que se puede escanear con un QR), facilitando al cliente la elección de los platos para hacer su pedido.</w:t>
+        <w:t xml:space="preserve"> utilizan la carta impresa y una app (aplicación móvil que se puede escanear con un QR), facilitando al cliente la elección de los platos para hacer su pedido.</w:t>
       </w:r>
     </w:p>
     <w:p>
@@ -7508,7 +7314,7 @@
       <w:pPr>
         <w:pStyle w:val="Ttulo1"/>
       </w:pPr>
-      <w:bookmarkStart w:id="9" w:name="_Toc230610147"/>
+      <w:bookmarkStart w:id="9" w:name="_Toc240397620"/>
       <w:r>
         <w:lastRenderedPageBreak/>
         <w:t>La comunicación con el cliente</w:t>
@@ -7598,8 +7404,6 @@
           <w:numId w:val="40"/>
         </w:numPr>
         <w:rPr>
-          <w:b/>
-          <w:bCs/>
           <w:lang w:val="es-419" w:eastAsia="es-CO"/>
         </w:rPr>
       </w:pPr>
@@ -7611,13 +7415,14 @@
         </w:rPr>
         <w:t>Información</w:t>
       </w:r>
-    </w:p>
-    <w:p>
-      <w:pPr>
-        <w:rPr>
-          <w:lang w:val="es-419" w:eastAsia="es-CO"/>
-        </w:rPr>
-      </w:pPr>
+      <w:r>
+        <w:rPr>
+          <w:b/>
+          <w:bCs/>
+          <w:lang w:val="es-419" w:eastAsia="es-CO"/>
+        </w:rPr>
+        <w:t xml:space="preserve">. </w:t>
+      </w:r>
       <w:r>
         <w:rPr>
           <w:lang w:val="es-419" w:eastAsia="es-CO"/>
@@ -7633,8 +7438,6 @@
           <w:numId w:val="40"/>
         </w:numPr>
         <w:rPr>
-          <w:b/>
-          <w:bCs/>
           <w:lang w:val="es-419" w:eastAsia="es-CO"/>
         </w:rPr>
       </w:pPr>
@@ -7646,37 +7449,32 @@
         </w:rPr>
         <w:t>Comunicación</w:t>
       </w:r>
-    </w:p>
-    <w:p>
-      <w:pPr>
-        <w:rPr>
-          <w:lang w:val="es-419" w:eastAsia="es-CO"/>
-        </w:rPr>
-      </w:pPr>
-      <w:r>
-        <w:rPr>
-          <w:lang w:val="es-419" w:eastAsia="es-CO"/>
-        </w:rPr>
-        <w:t xml:space="preserve">Es bidireccional ya que una persona emite un mensaje y otra persona lo recibe, esto le permite reaccionar y dar respuesta inmediata sin importar lo que ocurra ante la </w:t>
-      </w:r>
+      <w:r>
+        <w:rPr>
+          <w:b/>
+          <w:bCs/>
+          <w:lang w:val="es-419" w:eastAsia="es-CO"/>
+        </w:rPr>
+        <w:t xml:space="preserve">. </w:t>
+      </w:r>
+      <w:r>
+        <w:rPr>
+          <w:lang w:val="es-419" w:eastAsia="es-CO"/>
+        </w:rPr>
+        <w:t>Es bidireccional ya que una persona emite un mensaje y otra persona lo recibe, esto le permite reaccionar y dar respuesta inmediata sin importar lo que ocurra ante la situación que se presente, lo importante es que existe una retroalimentación al respecto.</w:t>
+      </w:r>
+    </w:p>
+    <w:p>
+      <w:pPr>
+        <w:rPr>
+          <w:lang w:val="es-419" w:eastAsia="es-CO"/>
+        </w:rPr>
+      </w:pPr>
       <w:r>
         <w:rPr>
           <w:lang w:val="es-419" w:eastAsia="es-CO"/>
         </w:rPr>
         <w:lastRenderedPageBreak/>
-        <w:t>situación que se presente, lo importante es que existe una retroalimentación al respecto.</w:t>
-      </w:r>
-    </w:p>
-    <w:p>
-      <w:pPr>
-        <w:rPr>
-          <w:lang w:val="es-419" w:eastAsia="es-CO"/>
-        </w:rPr>
-      </w:pPr>
-      <w:r>
-        <w:rPr>
-          <w:lang w:val="es-419" w:eastAsia="es-CO"/>
-        </w:rPr>
         <w:t>La comunicación con el cliente debe ser clara para no confundir al público, no importa lo que le tenga que decir, lo importante es evitar confusiones que puedan dejarle una mala experiencia y reputación de la empresa.</w:t>
       </w:r>
     </w:p>
@@ -7713,8 +7511,6 @@
           <w:numId w:val="40"/>
         </w:numPr>
         <w:rPr>
-          <w:b/>
-          <w:bCs/>
           <w:lang w:val="es-419" w:eastAsia="es-CO"/>
         </w:rPr>
       </w:pPr>
@@ -7726,13 +7522,14 @@
         </w:rPr>
         <w:t>Disposición</w:t>
       </w:r>
-    </w:p>
-    <w:p>
-      <w:pPr>
-        <w:rPr>
-          <w:lang w:val="es-419" w:eastAsia="es-CO"/>
-        </w:rPr>
-      </w:pPr>
+      <w:r>
+        <w:rPr>
+          <w:b/>
+          <w:bCs/>
+          <w:lang w:val="es-419" w:eastAsia="es-CO"/>
+        </w:rPr>
+        <w:t xml:space="preserve">. </w:t>
+      </w:r>
       <w:r>
         <w:rPr>
           <w:lang w:val="es-419" w:eastAsia="es-CO"/>
@@ -7748,8 +7545,6 @@
           <w:numId w:val="40"/>
         </w:numPr>
         <w:rPr>
-          <w:b/>
-          <w:bCs/>
           <w:lang w:val="es-419" w:eastAsia="es-CO"/>
         </w:rPr>
       </w:pPr>
@@ -7761,13 +7556,14 @@
         </w:rPr>
         <w:t>Recompra</w:t>
       </w:r>
-    </w:p>
-    <w:p>
-      <w:pPr>
-        <w:rPr>
-          <w:lang w:val="es-419" w:eastAsia="es-CO"/>
-        </w:rPr>
-      </w:pPr>
+      <w:r>
+        <w:rPr>
+          <w:b/>
+          <w:bCs/>
+          <w:lang w:val="es-419" w:eastAsia="es-CO"/>
+        </w:rPr>
+        <w:t xml:space="preserve">. </w:t>
+      </w:r>
       <w:r>
         <w:rPr>
           <w:lang w:val="es-419" w:eastAsia="es-CO"/>
@@ -7783,8 +7579,6 @@
           <w:numId w:val="40"/>
         </w:numPr>
         <w:rPr>
-          <w:b/>
-          <w:bCs/>
           <w:lang w:val="es-419" w:eastAsia="es-CO"/>
         </w:rPr>
       </w:pPr>
@@ -7796,13 +7590,14 @@
         </w:rPr>
         <w:t>Reputación</w:t>
       </w:r>
-    </w:p>
-    <w:p>
-      <w:pPr>
-        <w:rPr>
-          <w:lang w:val="es-419" w:eastAsia="es-CO"/>
-        </w:rPr>
-      </w:pPr>
+      <w:r>
+        <w:rPr>
+          <w:b/>
+          <w:bCs/>
+          <w:lang w:val="es-419" w:eastAsia="es-CO"/>
+        </w:rPr>
+        <w:t xml:space="preserve">. </w:t>
+      </w:r>
       <w:r>
         <w:rPr>
           <w:lang w:val="es-419" w:eastAsia="es-CO"/>
@@ -7832,52 +7627,46 @@
         <w:rPr>
           <w:lang w:val="es-419" w:eastAsia="es-CO"/>
         </w:rPr>
-        <w:t xml:space="preserve">anual de protocolo para la atención a personas en situación de discapacidad de la Cámara de Comercio de Medellín y a la Convención Internacional sobre los Derechos de las Personas con Discapacidad, así como al Servicio Nacional de la Discapacidad, existen pautas de comunicación para la atención al cliente en </w:t>
-      </w:r>
+        <w:t>anual de protocolo para la atención a personas en situación de discapacidad de la Cámara de Comercio de Medellín y a la Convención Internacional sobre los Derechos de las Personas con Discapacidad, así como al Servicio Nacional de la Discapacidad, existen pautas de comunicación para la atención al cliente en condición de discapacidad. Si consigue aplicarlas</w:t>
+      </w:r>
+      <w:r>
+        <w:rPr>
+          <w:lang w:val="es-419" w:eastAsia="es-CO"/>
+        </w:rPr>
+        <w:t>,</w:t>
+      </w:r>
+      <w:r>
+        <w:rPr>
+          <w:lang w:val="es-419" w:eastAsia="es-CO"/>
+        </w:rPr>
+        <w:t xml:space="preserve"> estará ampliando su mercado, lo que será rentable para su empresa y justo para esta población, ya que son personas que merecen las mismas oportunidades.</w:t>
+      </w:r>
+    </w:p>
+    <w:p>
+      <w:pPr>
+        <w:rPr>
+          <w:lang w:val="es-419" w:eastAsia="es-CO"/>
+        </w:rPr>
+      </w:pPr>
+      <w:r>
+        <w:rPr>
+          <w:lang w:val="es-419" w:eastAsia="es-CO"/>
+        </w:rPr>
+        <w:t>Se deben tener en cuenta las siguientes recomendaciones:</w:t>
+      </w:r>
+    </w:p>
+    <w:p>
+      <w:pPr>
+        <w:pStyle w:val="Tabla"/>
+        <w:rPr>
+          <w:lang w:val="es-419" w:eastAsia="es-CO"/>
+        </w:rPr>
+      </w:pPr>
       <w:r>
         <w:rPr>
           <w:lang w:val="es-419" w:eastAsia="es-CO"/>
         </w:rPr>
         <w:lastRenderedPageBreak/>
-        <w:t>condición de discapacidad. Si consigue aplicarlas</w:t>
-      </w:r>
-      <w:r>
-        <w:rPr>
-          <w:lang w:val="es-419" w:eastAsia="es-CO"/>
-        </w:rPr>
-        <w:t>,</w:t>
-      </w:r>
-      <w:r>
-        <w:rPr>
-          <w:lang w:val="es-419" w:eastAsia="es-CO"/>
-        </w:rPr>
-        <w:t xml:space="preserve"> estará ampliando su mercado, lo que será rentable para su empresa y justo para esta población, ya que son personas que merecen las mismas oportunidades.</w:t>
-      </w:r>
-    </w:p>
-    <w:p>
-      <w:pPr>
-        <w:rPr>
-          <w:lang w:val="es-419" w:eastAsia="es-CO"/>
-        </w:rPr>
-      </w:pPr>
-      <w:r>
-        <w:rPr>
-          <w:lang w:val="es-419" w:eastAsia="es-CO"/>
-        </w:rPr>
-        <w:t>Se deben tener en cuenta las siguientes recomendaciones:</w:t>
-      </w:r>
-    </w:p>
-    <w:p>
-      <w:pPr>
-        <w:pStyle w:val="Tabla"/>
-        <w:rPr>
-          <w:lang w:val="es-419" w:eastAsia="es-CO"/>
-        </w:rPr>
-      </w:pPr>
-      <w:r>
-        <w:rPr>
-          <w:lang w:val="es-419" w:eastAsia="es-CO"/>
-        </w:rPr>
         <w:t>Recomendaciones</w:t>
       </w:r>
     </w:p>
@@ -8080,14 +7869,7 @@
               <w:rPr>
                 <w:lang w:val="es-419" w:eastAsia="es-CO"/>
               </w:rPr>
-              <w:t xml:space="preserve">Sea cuidadoso con el contacto físico, evite tocarlos como también a sus ayudas técnicas (sillas de ruedas, bastones, etc.) </w:t>
-            </w:r>
-            <w:r>
-              <w:rPr>
-                <w:lang w:val="es-419" w:eastAsia="es-CO"/>
-              </w:rPr>
-              <w:lastRenderedPageBreak/>
-              <w:t>sin que ellos lo soliciten, recuerde que estas herramientas son parte de su espacio personal.</w:t>
+              <w:t>Sea cuidadoso con el contacto físico, evite tocarlos como también a sus ayudas técnicas (sillas de ruedas, bastones, etc.) sin que ellos lo soliciten, recuerde que estas herramientas son parte de su espacio personal.</w:t>
             </w:r>
           </w:p>
         </w:tc>
@@ -8106,7 +7888,6 @@
               <w:rPr>
                 <w:lang w:val="es-419" w:eastAsia="es-CO"/>
               </w:rPr>
-              <w:lastRenderedPageBreak/>
               <w:t>Los discapacitados adultos hay que tratarlos de acuerdo con su edad, no se deben tomar decisiones sin consultarles.</w:t>
             </w:r>
           </w:p>
@@ -8131,6 +7912,7 @@
               <w:rPr>
                 <w:lang w:val="es-419" w:eastAsia="es-CO"/>
               </w:rPr>
+              <w:lastRenderedPageBreak/>
               <w:t>Evite referirse a ellos como inválido, minusválido o discapacitado.</w:t>
             </w:r>
           </w:p>
@@ -8220,7 +8002,7 @@
       <w:pPr>
         <w:pStyle w:val="Ttulo2"/>
       </w:pPr>
-      <w:bookmarkStart w:id="10" w:name="_Toc230610148"/>
+      <w:bookmarkStart w:id="10" w:name="_Toc240397621"/>
       <w:r>
         <w:t>Características, tipos y elementos</w:t>
       </w:r>
@@ -8254,17 +8036,32 @@
     </w:p>
     <w:p>
       <w:pPr>
-        <w:spacing w:before="0" w:after="160" w:line="259" w:lineRule="auto"/>
-        <w:ind w:firstLine="0"/>
-        <w:rPr>
-          <w:lang w:val="es-419" w:eastAsia="es-CO"/>
-        </w:rPr>
-      </w:pPr>
-      <w:r>
-        <w:rPr>
-          <w:lang w:val="es-419" w:eastAsia="es-CO"/>
-        </w:rPr>
-        <w:br w:type="page"/>
+        <w:rPr>
+          <w:b/>
+          <w:bCs/>
+          <w:lang w:val="es-419" w:eastAsia="es-CO"/>
+        </w:rPr>
+      </w:pPr>
+      <w:r>
+        <w:rPr>
+          <w:b/>
+          <w:bCs/>
+          <w:lang w:val="es-419" w:eastAsia="es-CO"/>
+        </w:rPr>
+        <w:t>Clara y sencilla</w:t>
+      </w:r>
+    </w:p>
+    <w:p>
+      <w:pPr>
+        <w:rPr>
+          <w:lang w:val="es-419" w:eastAsia="es-CO"/>
+        </w:rPr>
+      </w:pPr>
+      <w:r>
+        <w:rPr>
+          <w:lang w:val="es-419" w:eastAsia="es-CO"/>
+        </w:rPr>
+        <w:t>La comunicación con el cliente debe ser clara para no confundir al público, no importa lo que le tenga que decir, lo importante es evitar confusiones que puedan dejarle una mala experiencia y reputación de la empresa.</w:t>
       </w:r>
     </w:p>
     <w:p>
@@ -8282,36 +8079,6 @@
           <w:lang w:val="es-419" w:eastAsia="es-CO"/>
         </w:rPr>
         <w:lastRenderedPageBreak/>
-        <w:t>Clara y sencilla</w:t>
-      </w:r>
-    </w:p>
-    <w:p>
-      <w:pPr>
-        <w:rPr>
-          <w:lang w:val="es-419" w:eastAsia="es-CO"/>
-        </w:rPr>
-      </w:pPr>
-      <w:r>
-        <w:rPr>
-          <w:lang w:val="es-419" w:eastAsia="es-CO"/>
-        </w:rPr>
-        <w:t>La comunicación con el cliente debe ser clara para no confundir al público, no importa lo que le tenga que decir, lo importante es evitar confusiones que puedan dejarle una mala experiencia y reputación de la empresa.</w:t>
-      </w:r>
-    </w:p>
-    <w:p>
-      <w:pPr>
-        <w:rPr>
-          <w:b/>
-          <w:bCs/>
-          <w:lang w:val="es-419" w:eastAsia="es-CO"/>
-        </w:rPr>
-      </w:pPr>
-      <w:r>
-        <w:rPr>
-          <w:b/>
-          <w:bCs/>
-          <w:lang w:val="es-419" w:eastAsia="es-CO"/>
-        </w:rPr>
         <w:t>Activa</w:t>
       </w:r>
     </w:p>
@@ -8492,7 +8259,6 @@
         <w:rPr>
           <w:lang w:val="es-419" w:eastAsia="es-CO"/>
         </w:rPr>
-        <w:lastRenderedPageBreak/>
         <w:t xml:space="preserve">Notificaciones </w:t>
       </w:r>
       <w:proofErr w:type="spellStart"/>
@@ -8575,6 +8341,7 @@
         <w:rPr>
           <w:lang w:val="es-419" w:eastAsia="es-CO"/>
         </w:rPr>
+        <w:lastRenderedPageBreak/>
         <w:t>Las empresas deben crear estrategias para tener una buena comunicación con sus clientes, sin importar el canal. Se deben evitar al máximo los errores</w:t>
       </w:r>
       <w:r>
@@ -8598,8 +8365,6 @@
           <w:numId w:val="40"/>
         </w:numPr>
         <w:rPr>
-          <w:b/>
-          <w:bCs/>
           <w:lang w:val="es-419" w:eastAsia="es-CO"/>
         </w:rPr>
       </w:pPr>
@@ -8611,13 +8376,14 @@
         </w:rPr>
         <w:t>No investigar al cliente</w:t>
       </w:r>
-    </w:p>
-    <w:p>
-      <w:pPr>
-        <w:rPr>
-          <w:lang w:val="es-419" w:eastAsia="es-CO"/>
-        </w:rPr>
-      </w:pPr>
+      <w:r>
+        <w:rPr>
+          <w:b/>
+          <w:bCs/>
+          <w:lang w:val="es-419" w:eastAsia="es-CO"/>
+        </w:rPr>
+        <w:t xml:space="preserve">. </w:t>
+      </w:r>
       <w:r>
         <w:rPr>
           <w:lang w:val="es-419" w:eastAsia="es-CO"/>
@@ -8633,8 +8399,6 @@
           <w:numId w:val="40"/>
         </w:numPr>
         <w:rPr>
-          <w:b/>
-          <w:bCs/>
           <w:lang w:val="es-419" w:eastAsia="es-CO"/>
         </w:rPr>
       </w:pPr>
@@ -8646,33 +8410,19 @@
         </w:rPr>
         <w:t>No escuchar al cliente</w:t>
       </w:r>
-    </w:p>
-    <w:p>
-      <w:pPr>
-        <w:rPr>
-          <w:lang w:val="es-419" w:eastAsia="es-CO"/>
-        </w:rPr>
-      </w:pPr>
+      <w:r>
+        <w:rPr>
+          <w:b/>
+          <w:bCs/>
+          <w:lang w:val="es-419" w:eastAsia="es-CO"/>
+        </w:rPr>
+        <w:t xml:space="preserve">. </w:t>
+      </w:r>
       <w:r>
         <w:rPr>
           <w:lang w:val="es-419" w:eastAsia="es-CO"/>
         </w:rPr>
         <w:t>Debe poner mucha atención a lo que el cliente le diga, en las conversaciones telefónicas se comete este error ya que como no lo están viendo puede distraerse, lo que conlleva a la interrupción o la repetición de lo que el cliente le esté diciendo, antes de hacer una llamada se deben planificar los temas a tratar y disponer del tiempo necesario para no pausar la llamada.</w:t>
-      </w:r>
-    </w:p>
-    <w:p>
-      <w:pPr>
-        <w:spacing w:before="0" w:after="160" w:line="259" w:lineRule="auto"/>
-        <w:ind w:firstLine="0"/>
-        <w:rPr>
-          <w:lang w:val="es-419" w:eastAsia="es-CO"/>
-        </w:rPr>
-      </w:pPr>
-      <w:r>
-        <w:rPr>
-          <w:lang w:val="es-419" w:eastAsia="es-CO"/>
-        </w:rPr>
-        <w:br w:type="page"/>
       </w:r>
     </w:p>
     <w:p>
@@ -8683,27 +8433,25 @@
           <w:numId w:val="40"/>
         </w:numPr>
         <w:rPr>
-          <w:b/>
-          <w:bCs/>
-          <w:lang w:val="es-419" w:eastAsia="es-CO"/>
-        </w:rPr>
-      </w:pPr>
-      <w:r>
-        <w:rPr>
-          <w:b/>
-          <w:bCs/>
-          <w:lang w:val="es-419" w:eastAsia="es-CO"/>
-        </w:rPr>
-        <w:lastRenderedPageBreak/>
+          <w:lang w:val="es-419" w:eastAsia="es-CO"/>
+        </w:rPr>
+      </w:pPr>
+      <w:r>
+        <w:rPr>
+          <w:b/>
+          <w:bCs/>
+          <w:lang w:val="es-419" w:eastAsia="es-CO"/>
+        </w:rPr>
         <w:t>No hablar con naturalidad</w:t>
       </w:r>
-    </w:p>
-    <w:p>
-      <w:pPr>
-        <w:rPr>
-          <w:lang w:val="es-419" w:eastAsia="es-CO"/>
-        </w:rPr>
-      </w:pPr>
+      <w:r>
+        <w:rPr>
+          <w:b/>
+          <w:bCs/>
+          <w:lang w:val="es-419" w:eastAsia="es-CO"/>
+        </w:rPr>
+        <w:t xml:space="preserve">. </w:t>
+      </w:r>
       <w:r>
         <w:rPr>
           <w:lang w:val="es-419" w:eastAsia="es-CO"/>
@@ -8719,8 +8467,6 @@
           <w:numId w:val="40"/>
         </w:numPr>
         <w:rPr>
-          <w:b/>
-          <w:bCs/>
           <w:lang w:val="es-419" w:eastAsia="es-CO"/>
         </w:rPr>
       </w:pPr>
@@ -8732,13 +8478,14 @@
         </w:rPr>
         <w:t>No contar con suficientes conocimientos o recursos</w:t>
       </w:r>
-    </w:p>
-    <w:p>
-      <w:pPr>
-        <w:rPr>
-          <w:lang w:val="es-419" w:eastAsia="es-CO"/>
-        </w:rPr>
-      </w:pPr>
+      <w:r>
+        <w:rPr>
+          <w:b/>
+          <w:bCs/>
+          <w:lang w:val="es-419" w:eastAsia="es-CO"/>
+        </w:rPr>
+        <w:t xml:space="preserve">. </w:t>
+      </w:r>
       <w:r>
         <w:rPr>
           <w:lang w:val="es-419" w:eastAsia="es-CO"/>
@@ -8756,7 +8503,14 @@
         <w:rPr>
           <w:lang w:val="es-419" w:eastAsia="es-CO"/>
         </w:rPr>
-        <w:t xml:space="preserve"> de quejas y reclamos (CRM) para que le resuelvan sus dudas, pero antes de esto debe procurar resolver por sí mismo la situación.</w:t>
+        <w:t xml:space="preserve"> de </w:t>
+      </w:r>
+      <w:r>
+        <w:rPr>
+          <w:lang w:val="es-419" w:eastAsia="es-CO"/>
+        </w:rPr>
+        <w:lastRenderedPageBreak/>
+        <w:t>quejas y reclamos (CRM) para que le resuelvan sus dudas, pero antes de esto debe procurar resolver por sí mismo la situación.</w:t>
       </w:r>
     </w:p>
     <w:p>
@@ -8821,33 +8575,19 @@
         </w:rPr>
         <w:t>Barreras físicas</w:t>
       </w:r>
-    </w:p>
-    <w:p>
-      <w:pPr>
-        <w:rPr>
-          <w:lang w:val="es-419" w:eastAsia="es-CO"/>
-        </w:rPr>
-      </w:pPr>
+      <w:r>
+        <w:rPr>
+          <w:b/>
+          <w:bCs/>
+          <w:lang w:val="es-419" w:eastAsia="es-CO"/>
+        </w:rPr>
+        <w:t xml:space="preserve">. </w:t>
+      </w:r>
       <w:r>
         <w:rPr>
           <w:lang w:val="es-419" w:eastAsia="es-CO"/>
         </w:rPr>
         <w:t>Ubicadas en el canal utilizado para emitir el mensaje, pudiendo distorsionar o anular el mensaje, se refiere a ruidos, interferencias o elementos físicos.</w:t>
-      </w:r>
-    </w:p>
-    <w:p>
-      <w:pPr>
-        <w:spacing w:before="0" w:after="160" w:line="259" w:lineRule="auto"/>
-        <w:ind w:firstLine="0"/>
-        <w:rPr>
-          <w:lang w:val="es-419" w:eastAsia="es-CO"/>
-        </w:rPr>
-      </w:pPr>
-      <w:r>
-        <w:rPr>
-          <w:lang w:val="es-419" w:eastAsia="es-CO"/>
-        </w:rPr>
-        <w:br w:type="page"/>
       </w:r>
     </w:p>
     <w:p>
@@ -8867,26 +8607,16 @@
           <w:bCs/>
           <w:lang w:val="es-419" w:eastAsia="es-CO"/>
         </w:rPr>
-        <w:lastRenderedPageBreak/>
-        <w:t xml:space="preserve">Barreras </w:t>
-      </w:r>
-      <w:proofErr w:type="spellStart"/>
-      <w:r>
-        <w:rPr>
-          <w:b/>
-          <w:bCs/>
-          <w:lang w:val="es-419" w:eastAsia="es-CO"/>
-        </w:rPr>
-        <w:t>sociográficas</w:t>
-      </w:r>
-      <w:proofErr w:type="spellEnd"/>
-    </w:p>
-    <w:p>
-      <w:pPr>
-        <w:rPr>
-          <w:lang w:val="es-419" w:eastAsia="es-CO"/>
-        </w:rPr>
-      </w:pPr>
+        <w:t>Barreras sociográficas</w:t>
+      </w:r>
+      <w:r>
+        <w:rPr>
+          <w:b/>
+          <w:bCs/>
+          <w:lang w:val="es-419" w:eastAsia="es-CO"/>
+        </w:rPr>
+        <w:t xml:space="preserve">. </w:t>
+      </w:r>
       <w:r>
         <w:rPr>
           <w:lang w:val="es-419" w:eastAsia="es-CO"/>
@@ -8913,13 +8643,14 @@
         </w:rPr>
         <w:t>Barreras actitudinales</w:t>
       </w:r>
-    </w:p>
-    <w:p>
-      <w:pPr>
-        <w:rPr>
-          <w:lang w:val="es-419" w:eastAsia="es-CO"/>
-        </w:rPr>
-      </w:pPr>
+      <w:r>
+        <w:rPr>
+          <w:b/>
+          <w:bCs/>
+          <w:lang w:val="es-419" w:eastAsia="es-CO"/>
+        </w:rPr>
+        <w:t xml:space="preserve">. </w:t>
+      </w:r>
       <w:r>
         <w:rPr>
           <w:lang w:val="es-419" w:eastAsia="es-CO"/>
@@ -8944,15 +8675,17 @@
           <w:bCs/>
           <w:lang w:val="es-419" w:eastAsia="es-CO"/>
         </w:rPr>
+        <w:lastRenderedPageBreak/>
         <w:t>Barreras psicológicas</w:t>
       </w:r>
-    </w:p>
-    <w:p>
-      <w:pPr>
-        <w:rPr>
-          <w:lang w:val="es-419" w:eastAsia="es-CO"/>
-        </w:rPr>
-      </w:pPr>
+      <w:r>
+        <w:rPr>
+          <w:b/>
+          <w:bCs/>
+          <w:lang w:val="es-419" w:eastAsia="es-CO"/>
+        </w:rPr>
+        <w:t xml:space="preserve">. </w:t>
+      </w:r>
       <w:r>
         <w:rPr>
           <w:lang w:val="es-419" w:eastAsia="es-CO"/>
@@ -8979,13 +8712,14 @@
         </w:rPr>
         <w:t>Barreras semánticas</w:t>
       </w:r>
-    </w:p>
-    <w:p>
-      <w:pPr>
-        <w:rPr>
-          <w:lang w:val="es-419" w:eastAsia="es-CO"/>
-        </w:rPr>
-      </w:pPr>
+      <w:r>
+        <w:rPr>
+          <w:b/>
+          <w:bCs/>
+          <w:lang w:val="es-419" w:eastAsia="es-CO"/>
+        </w:rPr>
+        <w:t xml:space="preserve">. </w:t>
+      </w:r>
       <w:r>
         <w:rPr>
           <w:lang w:val="es-419" w:eastAsia="es-CO"/>
@@ -9140,9 +8874,8 @@
       <w:pPr>
         <w:pStyle w:val="Ttulo2"/>
       </w:pPr>
-      <w:bookmarkStart w:id="11" w:name="_Toc230610149"/>
-      <w:r>
-        <w:lastRenderedPageBreak/>
+      <w:bookmarkStart w:id="11" w:name="_Toc240397622"/>
+      <w:r>
         <w:t>Jerarquización</w:t>
       </w:r>
       <w:bookmarkEnd w:id="11"/>
@@ -9223,6 +8956,7 @@
         <w:rPr>
           <w:lang w:val="es-419" w:eastAsia="es-CO"/>
         </w:rPr>
+        <w:lastRenderedPageBreak/>
         <w:t>Capacidad de escuchar atentamente las necesidades del cliente en poco tiempo.</w:t>
       </w:r>
     </w:p>
@@ -9290,18 +9024,92 @@
     </w:p>
     <w:p>
       <w:pPr>
-        <w:spacing w:before="0" w:after="160" w:line="259" w:lineRule="auto"/>
-        <w:ind w:firstLine="0"/>
-        <w:rPr>
-          <w:lang w:val="es-419" w:eastAsia="es-CO"/>
-        </w:rPr>
-      </w:pPr>
-      <w:r>
-        <w:rPr>
-          <w:lang w:val="es-419" w:eastAsia="es-CO"/>
-        </w:rPr>
-        <w:br w:type="page"/>
-      </w:r>
+        <w:rPr>
+          <w:b/>
+          <w:bCs/>
+          <w:lang w:val="es-419" w:eastAsia="es-CO"/>
+        </w:rPr>
+      </w:pPr>
+      <w:r>
+        <w:rPr>
+          <w:b/>
+          <w:bCs/>
+          <w:lang w:val="es-419" w:eastAsia="es-CO"/>
+        </w:rPr>
+        <w:t>Representante de servicio al cliente</w:t>
+      </w:r>
+    </w:p>
+    <w:p>
+      <w:pPr>
+        <w:rPr>
+          <w:lang w:val="es-419" w:eastAsia="es-CO"/>
+        </w:rPr>
+      </w:pPr>
+      <w:r>
+        <w:rPr>
+          <w:lang w:val="es-419" w:eastAsia="es-CO"/>
+        </w:rPr>
+        <w:t>Estos funcionarios son los encargados de responder las preguntas del cliente referente a los productos o servicios, procedimientos y políticas de la empresa, también se encargan de resolver problemas, tomar pedidos, manejo de devoluciones de mercancía, responden quejas y facilitan información sobre las ofertas de la empresa, deben resolver diariamente correos electrónicos y llamadas telefónicas.</w:t>
+      </w:r>
+    </w:p>
+    <w:p>
+      <w:pPr>
+        <w:rPr>
+          <w:b/>
+          <w:bCs/>
+          <w:lang w:val="es-419" w:eastAsia="es-CO"/>
+        </w:rPr>
+      </w:pPr>
+      <w:r>
+        <w:rPr>
+          <w:b/>
+          <w:bCs/>
+          <w:lang w:val="es-419" w:eastAsia="es-CO"/>
+        </w:rPr>
+        <w:t>Agente de centro de llamadas</w:t>
+      </w:r>
+    </w:p>
+    <w:p>
+      <w:pPr>
+        <w:rPr>
+          <w:lang w:val="es-419" w:eastAsia="es-CO"/>
+        </w:rPr>
+      </w:pPr>
+      <w:r>
+        <w:rPr>
+          <w:lang w:val="es-419" w:eastAsia="es-CO"/>
+        </w:rPr>
+        <w:t>Los funcionarios del centro de llamadas (</w:t>
+      </w:r>
+      <w:proofErr w:type="spellStart"/>
+      <w:r>
+        <w:rPr>
+          <w:rStyle w:val="Extranjerismo"/>
+          <w:lang w:val="es-419" w:eastAsia="es-CO"/>
+        </w:rPr>
+        <w:t>call</w:t>
+      </w:r>
+      <w:proofErr w:type="spellEnd"/>
+      <w:r>
+        <w:rPr>
+          <w:rStyle w:val="Extranjerismo"/>
+          <w:lang w:val="es-419" w:eastAsia="es-CO"/>
+        </w:rPr>
+        <w:t xml:space="preserve"> center</w:t>
+      </w:r>
+      <w:r>
+        <w:rPr>
+          <w:lang w:val="es-419" w:eastAsia="es-CO"/>
+        </w:rPr>
+        <w:t>) laboran internamente o en forma remota a través de un centro de llamadas virtual, entre sus funciones está responder llamadas, solucionar quejas, despertar interés en el cliente y resolver transacciones, estos funcionarios reciben un gran número de llamadas al día.</w:t>
+      </w:r>
+    </w:p>
+    <w:p>
+      <w:pPr>
+        <w:rPr>
+          <w:lang w:val="es-419" w:eastAsia="es-CO"/>
+        </w:rPr>
+      </w:pPr>
     </w:p>
     <w:p>
       <w:pPr>
@@ -9318,88 +9126,6 @@
           <w:lang w:val="es-419" w:eastAsia="es-CO"/>
         </w:rPr>
         <w:lastRenderedPageBreak/>
-        <w:t>Representante de servicio al cliente</w:t>
-      </w:r>
-    </w:p>
-    <w:p>
-      <w:pPr>
-        <w:rPr>
-          <w:lang w:val="es-419" w:eastAsia="es-CO"/>
-        </w:rPr>
-      </w:pPr>
-      <w:r>
-        <w:rPr>
-          <w:lang w:val="es-419" w:eastAsia="es-CO"/>
-        </w:rPr>
-        <w:t>Estos funcionarios son los encargados de responder las preguntas del cliente referente a los productos o servicios, procedimientos y políticas de la empresa, también se encargan de resolver problemas, tomar pedidos, manejo de devoluciones de mercancía, responden quejas y facilitan información sobre las ofertas de la empresa, deben resolver diariamente correos electrónicos y llamadas telefónicas.</w:t>
-      </w:r>
-    </w:p>
-    <w:p>
-      <w:pPr>
-        <w:rPr>
-          <w:b/>
-          <w:bCs/>
-          <w:lang w:val="es-419" w:eastAsia="es-CO"/>
-        </w:rPr>
-      </w:pPr>
-      <w:r>
-        <w:rPr>
-          <w:b/>
-          <w:bCs/>
-          <w:lang w:val="es-419" w:eastAsia="es-CO"/>
-        </w:rPr>
-        <w:t>Agente de centro de llamadas</w:t>
-      </w:r>
-    </w:p>
-    <w:p>
-      <w:pPr>
-        <w:rPr>
-          <w:lang w:val="es-419" w:eastAsia="es-CO"/>
-        </w:rPr>
-      </w:pPr>
-      <w:r>
-        <w:rPr>
-          <w:lang w:val="es-419" w:eastAsia="es-CO"/>
-        </w:rPr>
-        <w:t>Los funcionarios del centro de llamadas (</w:t>
-      </w:r>
-      <w:proofErr w:type="spellStart"/>
-      <w:r>
-        <w:rPr>
-          <w:rStyle w:val="Extranjerismo"/>
-          <w:lang w:val="es-419" w:eastAsia="es-CO"/>
-        </w:rPr>
-        <w:t>call</w:t>
-      </w:r>
-      <w:proofErr w:type="spellEnd"/>
-      <w:r>
-        <w:rPr>
-          <w:rStyle w:val="Extranjerismo"/>
-          <w:lang w:val="es-419" w:eastAsia="es-CO"/>
-        </w:rPr>
-        <w:t xml:space="preserve"> center</w:t>
-      </w:r>
-      <w:r>
-        <w:rPr>
-          <w:lang w:val="es-419" w:eastAsia="es-CO"/>
-        </w:rPr>
-        <w:t>) laboran internamente o en forma remota a través de un centro de llamadas virtual, entre sus funciones está responder llamadas, solucionar quejas, despertar interés en el cliente y resolver transacciones, estos funcionarios reciben un gran número de llamadas al día.</w:t>
-      </w:r>
-    </w:p>
-    <w:p>
-      <w:pPr>
-        <w:rPr>
-          <w:b/>
-          <w:bCs/>
-          <w:lang w:val="es-419" w:eastAsia="es-CO"/>
-        </w:rPr>
-      </w:pPr>
-      <w:r>
-        <w:rPr>
-          <w:b/>
-          <w:bCs/>
-          <w:lang w:val="es-419" w:eastAsia="es-CO"/>
-        </w:rPr>
         <w:t>Supervisor de servicio al cliente</w:t>
       </w:r>
     </w:p>
@@ -9449,74 +9175,67 @@
     <w:p>
       <w:pPr>
         <w:rPr>
-          <w:lang w:val="es-419" w:eastAsia="es-CO"/>
-        </w:rPr>
-      </w:pPr>
-    </w:p>
-    <w:p>
-      <w:pPr>
-        <w:rPr>
-          <w:b/>
-          <w:bCs/>
-          <w:lang w:val="es-419" w:eastAsia="es-CO"/>
-        </w:rPr>
-      </w:pPr>
-      <w:r>
-        <w:rPr>
-          <w:b/>
-          <w:bCs/>
+          <w:b/>
+          <w:bCs/>
+          <w:lang w:val="es-419" w:eastAsia="es-CO"/>
+        </w:rPr>
+      </w:pPr>
+      <w:r>
+        <w:rPr>
+          <w:b/>
+          <w:bCs/>
+          <w:lang w:val="es-419" w:eastAsia="es-CO"/>
+        </w:rPr>
+        <w:t>Defensor del cliente</w:t>
+      </w:r>
+    </w:p>
+    <w:p>
+      <w:pPr>
+        <w:rPr>
+          <w:lang w:val="es-419" w:eastAsia="es-CO"/>
+        </w:rPr>
+      </w:pPr>
+      <w:r>
+        <w:rPr>
+          <w:lang w:val="es-419" w:eastAsia="es-CO"/>
+        </w:rPr>
+        <w:t>Estos funcionarios se encargan de representar los intereses del cliente en las empresas, son responsables de impulsar cambios internos en la organización con el fin de satisfacer las expectativas del cliente.</w:t>
+      </w:r>
+    </w:p>
+    <w:p>
+      <w:pPr>
+        <w:pStyle w:val="Ttulo2"/>
+      </w:pPr>
+      <w:bookmarkStart w:id="12" w:name="_Toc240397623"/>
+      <w:r>
+        <w:t>Técnicas de comunicación oral, escrita y corporal</w:t>
+      </w:r>
+      <w:bookmarkEnd w:id="12"/>
+    </w:p>
+    <w:p>
+      <w:pPr>
+        <w:rPr>
+          <w:lang w:val="es-419" w:eastAsia="es-CO"/>
+        </w:rPr>
+      </w:pPr>
+      <w:r>
+        <w:rPr>
+          <w:lang w:val="es-419" w:eastAsia="es-CO"/>
+        </w:rPr>
+        <w:t>Se debe tener en cuenta que la comunicación es una habilidad muy importante para relacionarse con los demás, ella permite compartir sentimientos, emociones y pensamientos en los entornos familiar, laboral y social, como la comunicación se logra a través de trasmisión de mensajes verbales y no verbales, hay que tener en cuenta que a veces los mensajes pueden malinterpretarse entre las personas y esto sucede porque no se da una comunicación efectiva y no se tienen en cuenta las técnicas de comunicación.</w:t>
+      </w:r>
+    </w:p>
+    <w:p>
+      <w:pPr>
+        <w:rPr>
+          <w:lang w:val="es-419" w:eastAsia="es-CO"/>
+        </w:rPr>
+      </w:pPr>
+      <w:r>
+        <w:rPr>
           <w:lang w:val="es-419" w:eastAsia="es-CO"/>
         </w:rPr>
         <w:lastRenderedPageBreak/>
-        <w:t>Defensor del cliente</w:t>
-      </w:r>
-    </w:p>
-    <w:p>
-      <w:pPr>
-        <w:rPr>
-          <w:lang w:val="es-419" w:eastAsia="es-CO"/>
-        </w:rPr>
-      </w:pPr>
-      <w:r>
-        <w:rPr>
-          <w:lang w:val="es-419" w:eastAsia="es-CO"/>
-        </w:rPr>
-        <w:t>Estos funcionarios se encargan de representar los intereses del cliente en las empresas, son responsables de impulsar cambios internos en la organización con el fin de satisfacer las expectativas del cliente.</w:t>
-      </w:r>
-    </w:p>
-    <w:p>
-      <w:pPr>
-        <w:pStyle w:val="Ttulo2"/>
-      </w:pPr>
-      <w:bookmarkStart w:id="12" w:name="_Toc230610150"/>
-      <w:r>
-        <w:t>Técnicas de comunicación oral, escrita y corporal</w:t>
-      </w:r>
-      <w:bookmarkEnd w:id="12"/>
-    </w:p>
-    <w:p>
-      <w:pPr>
-        <w:rPr>
-          <w:lang w:val="es-419" w:eastAsia="es-CO"/>
-        </w:rPr>
-      </w:pPr>
-      <w:r>
-        <w:rPr>
-          <w:lang w:val="es-419" w:eastAsia="es-CO"/>
-        </w:rPr>
-        <w:t>Se debe tener en cuenta que la comunicación es una habilidad muy importante para relacionarse con los demás, ella permite compartir sentimientos, emociones y pensamientos en los entornos familiar, laboral y social, como la comunicación se logra a través de trasmisión de mensajes verbales y no verbales, hay que tener en cuenta que a veces los mensajes pueden malinterpretarse entre las personas y esto sucede porque no se da una comunicación efectiva y no se tienen en cuenta las técnicas de comunicación.</w:t>
-      </w:r>
-    </w:p>
-    <w:p>
-      <w:pPr>
-        <w:rPr>
-          <w:lang w:val="es-419" w:eastAsia="es-CO"/>
-        </w:rPr>
-      </w:pPr>
-      <w:r>
-        <w:rPr>
-          <w:lang w:val="es-419" w:eastAsia="es-CO"/>
-        </w:rPr>
         <w:t xml:space="preserve">A continuación, se </w:t>
       </w:r>
       <w:r>
@@ -9631,7 +9350,7 @@
               <w:rPr>
                 <w:lang w:val="es-419" w:eastAsia="es-CO"/>
               </w:rPr>
-              <w:t>Comunicación efectiva oral.</w:t>
+              <w:t>Comunicación efectiva oral</w:t>
             </w:r>
           </w:p>
         </w:tc>
@@ -9654,7 +9373,7 @@
               <w:rPr>
                 <w:lang w:val="es-419" w:eastAsia="es-CO"/>
               </w:rPr>
-              <w:t>Cuidar las palabras.</w:t>
+              <w:t>Cuidar las palabras</w:t>
             </w:r>
           </w:p>
           <w:p>
@@ -9672,7 +9391,7 @@
               <w:rPr>
                 <w:lang w:val="es-419" w:eastAsia="es-CO"/>
               </w:rPr>
-              <w:t>Cuidar el tono y volumen de voz.</w:t>
+              <w:t>Cuidar el tono y volumen de voz</w:t>
             </w:r>
           </w:p>
           <w:p>
@@ -9690,7 +9409,7 @@
               <w:rPr>
                 <w:lang w:val="es-419" w:eastAsia="es-CO"/>
               </w:rPr>
-              <w:t>Ofrecer una comunicación constructiva.</w:t>
+              <w:t>Ofrecer una comunicación constructiva</w:t>
             </w:r>
           </w:p>
           <w:p>
@@ -9708,8 +9427,7 @@
               <w:rPr>
                 <w:lang w:val="es-419" w:eastAsia="es-CO"/>
               </w:rPr>
-              <w:lastRenderedPageBreak/>
-              <w:t>Manejar un nivel emocional adecuado.</w:t>
+              <w:t>Manejar un nivel emocional adecuado</w:t>
             </w:r>
           </w:p>
         </w:tc>
@@ -9732,7 +9450,6 @@
               <w:rPr>
                 <w:lang w:val="es-419" w:eastAsia="es-CO"/>
               </w:rPr>
-              <w:lastRenderedPageBreak/>
               <w:t>Las ideas emitidas deben ser claras por medio de palabras entendibles y coherentes para evitar posibles interpretaciones.</w:t>
             </w:r>
           </w:p>
@@ -9751,7 +9468,6 @@
               <w:rPr>
                 <w:lang w:val="es-419" w:eastAsia="es-CO"/>
               </w:rPr>
-              <w:lastRenderedPageBreak/>
               <w:t>Se debe mantener un nivel de voz acorde a la situación en la que se encuentre el emisor</w:t>
             </w:r>
             <w:r>
@@ -9794,7 +9510,14 @@
               <w:rPr>
                 <w:lang w:val="es-419" w:eastAsia="es-CO"/>
               </w:rPr>
-              <w:t>Se deben controlar adecuadamente las emociones, sentimientos y pensamientos que se generen durante la conversación para no perder el objetivo principal del diálogo.</w:t>
+              <w:t xml:space="preserve">Se deben controlar adecuadamente las emociones, sentimientos y pensamientos que se </w:t>
+            </w:r>
+            <w:r>
+              <w:rPr>
+                <w:lang w:val="es-419" w:eastAsia="es-CO"/>
+              </w:rPr>
+              <w:lastRenderedPageBreak/>
+              <w:t>generen durante la conversación para no perder el objetivo principal del diálogo.</w:t>
             </w:r>
           </w:p>
         </w:tc>
@@ -9815,8 +9538,7 @@
               <w:rPr>
                 <w:lang w:val="es-419" w:eastAsia="es-CO"/>
               </w:rPr>
-              <w:lastRenderedPageBreak/>
-              <w:t>Comunicación efectiva no verbal.</w:t>
+              <w:t>Comunicación efectiva no verbal</w:t>
             </w:r>
           </w:p>
         </w:tc>
@@ -9839,7 +9561,7 @@
               <w:rPr>
                 <w:lang w:val="es-419" w:eastAsia="es-CO"/>
               </w:rPr>
-              <w:t>Utilizar lenguaje corporal.</w:t>
+              <w:t>Utilizar lenguaje corporal</w:t>
             </w:r>
           </w:p>
           <w:p>
@@ -9857,7 +9579,7 @@
               <w:rPr>
                 <w:lang w:val="es-419" w:eastAsia="es-CO"/>
               </w:rPr>
-              <w:t>Mantener contacto visual.</w:t>
+              <w:t>Mantener contacto visual</w:t>
             </w:r>
           </w:p>
           <w:p>
@@ -9875,8 +9597,7 @@
               <w:rPr>
                 <w:lang w:val="es-419" w:eastAsia="es-CO"/>
               </w:rPr>
-              <w:lastRenderedPageBreak/>
-              <w:t>Cuidar los gestos de la cara.</w:t>
+              <w:t>Cuidar los gestos de la cara</w:t>
             </w:r>
           </w:p>
         </w:tc>
@@ -9899,15 +9620,7 @@
               <w:rPr>
                 <w:lang w:val="es-419" w:eastAsia="es-CO"/>
               </w:rPr>
-              <w:lastRenderedPageBreak/>
-              <w:t xml:space="preserve">Este lenguaje se debe cuidar, ya que es el que tiene que ver con los movimientos del cuerpo y </w:t>
-            </w:r>
-            <w:r>
-              <w:rPr>
-                <w:lang w:val="es-419" w:eastAsia="es-CO"/>
-              </w:rPr>
-              <w:lastRenderedPageBreak/>
-              <w:t>la postura, con ellos expresamos que aprobamos o desaprobamos la situación en la que nos encontramos.</w:t>
+              <w:t>Este lenguaje se debe cuidar, ya que es el que tiene que ver con los movimientos del cuerpo y la postura, con ellos expresamos que aprobamos o desaprobamos la situación en la que nos encontramos.</w:t>
             </w:r>
           </w:p>
           <w:p>
@@ -9925,7 +9638,14 @@
               <w:rPr>
                 <w:lang w:val="es-419" w:eastAsia="es-CO"/>
               </w:rPr>
-              <w:t>Con la mirada se expresan sentimientos de alegría, enojo o tristeza, se recomienda en esta técnica que se debe mantener un contacto visual con el cliente para darle confianza y seguridad a la hora de atenderlo.</w:t>
+              <w:t xml:space="preserve">Con la mirada se expresan sentimientos de alegría, enojo o tristeza, se recomienda en esta técnica que se debe mantener un contacto visual con el cliente para darle confianza y </w:t>
+            </w:r>
+            <w:r>
+              <w:rPr>
+                <w:lang w:val="es-419" w:eastAsia="es-CO"/>
+              </w:rPr>
+              <w:lastRenderedPageBreak/>
+              <w:t>seguridad a la hora de atenderlo.</w:t>
             </w:r>
           </w:p>
           <w:p>
@@ -9943,28 +9663,7 @@
               <w:rPr>
                 <w:lang w:val="es-419" w:eastAsia="es-CO"/>
               </w:rPr>
-              <w:t xml:space="preserve">La cara es la parte de nuestro cuerpo que presenta mayor </w:t>
-            </w:r>
-            <w:proofErr w:type="spellStart"/>
-            <w:r>
-              <w:rPr>
-                <w:lang w:val="es-419" w:eastAsia="es-CO"/>
-              </w:rPr>
-              <w:t>gestualización</w:t>
-            </w:r>
-            <w:proofErr w:type="spellEnd"/>
-            <w:r>
-              <w:rPr>
-                <w:lang w:val="es-419" w:eastAsia="es-CO"/>
-              </w:rPr>
-              <w:t xml:space="preserve">, a la hora de atender al cliente se debe ser muy cuidadoso evitando hacer gestos </w:t>
-            </w:r>
-            <w:r>
-              <w:rPr>
-                <w:lang w:val="es-419" w:eastAsia="es-CO"/>
-              </w:rPr>
-              <w:lastRenderedPageBreak/>
-              <w:t>negativos que puedan alterarlo.</w:t>
+              <w:t>La cara es la parte de nuestro cuerpo que presenta mayor gestualización, a la hora de atender al cliente se debe ser muy cuidadoso evitando hacer gestos negativos que puedan alterarlo.</w:t>
             </w:r>
           </w:p>
         </w:tc>
@@ -9981,7 +9680,6 @@
         <w:rPr>
           <w:lang w:val="es-419" w:eastAsia="es-CO"/>
         </w:rPr>
-        <w:lastRenderedPageBreak/>
         <w:t>Nota.</w:t>
       </w:r>
       <w:r>
@@ -9995,7 +9693,7 @@
       <w:pPr>
         <w:pStyle w:val="Ttulo2"/>
       </w:pPr>
-      <w:bookmarkStart w:id="13" w:name="_Toc230610151"/>
+      <w:bookmarkStart w:id="13" w:name="_Toc240397624"/>
       <w:r>
         <w:t>Técnicas de comunicación efectiva y asertiva</w:t>
       </w:r>
@@ -10125,6 +9823,7 @@
         <w:rPr>
           <w:lang w:val="es-419" w:eastAsia="es-CO"/>
         </w:rPr>
+        <w:lastRenderedPageBreak/>
         <w:t>Ser empático con la persona que esté hablando, maneje su lenguaje no verbal.</w:t>
       </w:r>
     </w:p>
@@ -10197,23 +9896,15 @@
     </w:p>
     <w:p>
       <w:pPr>
-        <w:rPr>
-          <w:lang w:val="es-419" w:eastAsia="es-CO"/>
-        </w:rPr>
-      </w:pPr>
-    </w:p>
-    <w:p>
-      <w:pPr>
         <w:pStyle w:val="Video"/>
-        <w:rPr>
-          <w:lang w:val="es-419" w:eastAsia="es-CO"/>
-        </w:rPr>
-      </w:pPr>
-      <w:r>
-        <w:rPr>
-          <w:lang w:val="es-419" w:eastAsia="es-CO"/>
-        </w:rPr>
-        <w:lastRenderedPageBreak/>
+        <w:numPr>
+          <w:ilvl w:val="0"/>
+          <w:numId w:val="4"/>
+        </w:numPr>
+        <w:ind w:left="1134" w:hanging="1134"/>
+        <w:jc w:val="left"/>
+      </w:pPr>
+      <w:r>
         <w:t>Comunicación asertiva</w:t>
       </w:r>
     </w:p>
@@ -10229,9 +9920,9 @@
           <w:noProof/>
         </w:rPr>
         <w:drawing>
-          <wp:inline distT="0" distB="0" distL="0" distR="0" wp14:anchorId="53890BAE" wp14:editId="65F59AE6">
-            <wp:extent cx="3513726" cy="1976470"/>
-            <wp:effectExtent l="0" t="0" r="0" b="5080"/>
+          <wp:inline distT="0" distB="0" distL="0" distR="0" wp14:anchorId="53890BAE" wp14:editId="0992278F">
+            <wp:extent cx="4680000" cy="2631600"/>
+            <wp:effectExtent l="0" t="0" r="6350" b="0"/>
             <wp:docPr id="1157849502" name="Imagen 8">
               <a:extLst xmlns:a="http://schemas.openxmlformats.org/drawingml/2006/main">
                 <a:ext uri="{C183D7F6-B498-43B3-948B-1728B52AA6E4}">
@@ -10272,7 +9963,7 @@
                   <pic:spPr bwMode="auto">
                     <a:xfrm>
                       <a:off x="0" y="0"/>
-                      <a:ext cx="3513726" cy="1976470"/>
+                      <a:ext cx="4680000" cy="2631600"/>
                     </a:xfrm>
                     <a:prstGeom prst="rect">
                       <a:avLst/>
@@ -10292,48 +9983,6 @@
     <w:p>
       <w:pPr>
         <w:ind w:left="1416" w:firstLine="0"/>
-        <w:rPr>
-          <w:lang w:val="es-419" w:eastAsia="es-CO"/>
-        </w:rPr>
-      </w:pPr>
-      <w:r>
-        <w:rPr>
-          <w:b/>
-          <w:bCs/>
-          <w:lang w:val="es-419" w:eastAsia="es-CO"/>
-        </w:rPr>
-        <w:t xml:space="preserve">       </w:t>
-      </w:r>
-      <w:r>
-        <w:rPr>
-          <w:b/>
-          <w:bCs/>
-          <w:lang w:val="es-419" w:eastAsia="es-CO"/>
-        </w:rPr>
-        <w:tab/>
-      </w:r>
-      <w:r>
-        <w:rPr>
-          <w:lang w:val="es-419" w:eastAsia="es-CO"/>
-        </w:rPr>
-        <w:t xml:space="preserve">        </w:t>
-      </w:r>
-      <w:r>
-        <w:rPr>
-          <w:lang w:val="es-419" w:eastAsia="es-CO"/>
-        </w:rPr>
-        <w:t xml:space="preserve">Video: </w:t>
-      </w:r>
-      <w:r>
-        <w:rPr>
-          <w:lang w:val="es-419" w:eastAsia="es-CO"/>
-        </w:rPr>
-        <w:t>Comunicación asertiva</w:t>
-      </w:r>
-    </w:p>
-    <w:p>
-      <w:pPr>
-        <w:ind w:left="1415" w:firstLine="1"/>
         <w:jc w:val="center"/>
         <w:rPr>
           <w:rStyle w:val="Hipervnculo"/>
@@ -10369,10 +10018,6 @@
           <w:p>
             <w:pPr>
               <w:pStyle w:val="Video"/>
-              <w:numPr>
-                <w:ilvl w:val="0"/>
-                <w:numId w:val="0"/>
-              </w:numPr>
               <w:ind w:left="306"/>
               <w:jc w:val="left"/>
               <w:rPr>
@@ -10417,6 +10062,7 @@
           </w:tcPr>
           <w:p>
             <w:r>
+              <w:lastRenderedPageBreak/>
               <w:t>La comunicación asertiva se enfoca en expresar claramente un mensaje de manera simple y oportuna, teniendo presente la inteligencia emocional para saber cómo responder de la mejor manera ante cualquier situación que se pueda presentar</w:t>
             </w:r>
             <w:r>
@@ -10455,11 +10101,7 @@
               <w:t>feedback</w:t>
             </w:r>
             <w:r>
-              <w:t xml:space="preserve"> o retroalimentación, para establecer una red de interacción que vaya más allá del simple hecho de promocionar o vender un producto. Las marcas deben estar conscientes de que el consumidor actual se </w:t>
-            </w:r>
-            <w:r>
-              <w:lastRenderedPageBreak/>
-              <w:t>encuentra informado constantemente y, por lo tanto, se debe ir un paso más adelante, tanto en el manejo de información de un producto determinado como en el trato e importancia que se le brinda al cliente.</w:t>
+              <w:t xml:space="preserve"> o retroalimentación, para establecer una red de interacción que vaya más allá del simple hecho de promocionar o vender un producto. Las marcas deben estar conscientes de que el consumidor actual se encuentra informado constantemente y, por lo tanto, se debe ir un paso más adelante, tanto en el manejo de información de un producto determinado como en el trato e importancia que se le brinda al cliente.</w:t>
             </w:r>
           </w:p>
           <w:p>
@@ -10469,7 +10111,11 @@
           </w:p>
           <w:p>
             <w:r>
-              <w:t>Por otro lado, se encuentra la comunicación individual, que parte de un emisor y solo hay un receptor, a diferencia de la comunicación colectiva, donde se dirigen varios emisores a un grupo amplio de receptores. La comunicación directa llega al receptor en el mismo momento que el emisor genera el mensaje, mientras que en la comunicación diferida el mensaje llega después de haberse emitido.</w:t>
+              <w:t xml:space="preserve">Por otro lado, se encuentra la comunicación individual, que parte de un emisor y solo hay un receptor, a diferencia de la comunicación colectiva, donde se dirigen </w:t>
+            </w:r>
+            <w:r>
+              <w:lastRenderedPageBreak/>
+              <w:t>varios emisores a un grupo amplio de receptores. La comunicación directa llega al receptor en el mismo momento que el emisor genera el mensaje, mientras que en la comunicación diferida el mensaje llega después de haberse emitido.</w:t>
             </w:r>
           </w:p>
           <w:p>
@@ -10479,7 +10125,6 @@
           </w:p>
           <w:p>
             <w:r>
-              <w:lastRenderedPageBreak/>
               <w:t xml:space="preserve">Según </w:t>
             </w:r>
             <w:r>
@@ -10529,6 +10174,38 @@
             </w:r>
             <w:r>
               <w:t xml:space="preserve"> verificar el grado de satisfacción del cliente con relación a sus necesidades, indicando que siempre habrá una mano amiga para el momento en que surja una nueva solicitud.</w:t>
+            </w:r>
+          </w:p>
+          <w:p>
+            <w:r>
+              <w:t>La actitud con que se trate a la persona interesada en obtener más información</w:t>
+            </w:r>
+            <w:r>
+              <w:t>,</w:t>
+            </w:r>
+            <w:r>
+              <w:t xml:space="preserve"> determinará</w:t>
+            </w:r>
+            <w:r>
+              <w:t xml:space="preserve"> </w:t>
+            </w:r>
+            <w:r>
+              <w:t>en gran parte</w:t>
+            </w:r>
+            <w:r>
+              <w:t xml:space="preserve"> l</w:t>
+            </w:r>
+            <w:r>
+              <w:t>a reputación de la empresa y los valores determinados por esta</w:t>
+            </w:r>
+            <w:r>
+              <w:t>, i</w:t>
+            </w:r>
+            <w:r>
+              <w:t>gualmente, el tono de comunicación define en gran medida la personalidad de la marca, lo cual es un factor determinante para visibilizarse en el mercado</w:t>
+            </w:r>
+            <w:r>
+              <w:t>.</w:t>
             </w:r>
           </w:p>
           <w:p>
@@ -10537,36 +10214,6 @@
                 <w:lang w:val="es-419"/>
               </w:rPr>
             </w:pPr>
-            <w:r>
-              <w:t>La actitud con que se trate a la persona interesada en obtener más información</w:t>
-            </w:r>
-            <w:r>
-              <w:t>,</w:t>
-            </w:r>
-            <w:r>
-              <w:t xml:space="preserve"> determinará</w:t>
-            </w:r>
-            <w:r>
-              <w:t xml:space="preserve"> </w:t>
-            </w:r>
-            <w:r>
-              <w:t>en gran parte</w:t>
-            </w:r>
-            <w:r>
-              <w:t xml:space="preserve"> l</w:t>
-            </w:r>
-            <w:r>
-              <w:t>a reputación de la empresa y los valores determinados por esta</w:t>
-            </w:r>
-            <w:r>
-              <w:t>, i</w:t>
-            </w:r>
-            <w:r>
-              <w:t>gualmente, el tono de comunicación define en gran medida la personalidad de la marca, lo cual es un factor determinante para visibilizarse en el mercado</w:t>
-            </w:r>
-            <w:r>
-              <w:t>.</w:t>
-            </w:r>
           </w:p>
         </w:tc>
       </w:tr>
@@ -10574,14 +10221,14 @@
     <w:p>
       <w:pPr>
         <w:pStyle w:val="Video"/>
-        <w:rPr>
-          <w:lang w:val="es-419" w:eastAsia="es-CO"/>
-        </w:rPr>
-      </w:pPr>
-      <w:r>
-        <w:rPr>
-          <w:lang w:val="es-419" w:eastAsia="es-CO"/>
-        </w:rPr>
+        <w:numPr>
+          <w:ilvl w:val="0"/>
+          <w:numId w:val="4"/>
+        </w:numPr>
+        <w:ind w:left="1134" w:hanging="1134"/>
+        <w:jc w:val="left"/>
+      </w:pPr>
+      <w:r>
         <w:lastRenderedPageBreak/>
         <w:t>Criterios de comunicación asertiva</w:t>
       </w:r>
@@ -10598,9 +10245,9 @@
           <w:noProof/>
         </w:rPr>
         <w:drawing>
-          <wp:inline distT="0" distB="0" distL="0" distR="0" wp14:anchorId="0FD6810D" wp14:editId="00F0AF36">
-            <wp:extent cx="4285674" cy="2410691"/>
-            <wp:effectExtent l="0" t="0" r="635" b="8890"/>
+          <wp:inline distT="0" distB="0" distL="0" distR="0" wp14:anchorId="0FD6810D" wp14:editId="6133B7F1">
+            <wp:extent cx="4680000" cy="2631600"/>
+            <wp:effectExtent l="0" t="0" r="6350" b="0"/>
             <wp:docPr id="1468736784" name="Imagen 9">
               <a:extLst xmlns:a="http://schemas.openxmlformats.org/drawingml/2006/main">
                 <a:ext uri="{C183D7F6-B498-43B3-948B-1728B52AA6E4}">
@@ -10641,7 +10288,7 @@
                   <pic:spPr bwMode="auto">
                     <a:xfrm>
                       <a:off x="0" y="0"/>
-                      <a:ext cx="4334557" cy="2438188"/>
+                      <a:ext cx="4680000" cy="2631600"/>
                     </a:xfrm>
                     <a:prstGeom prst="rect">
                       <a:avLst/>
@@ -10661,32 +10308,6 @@
     <w:p>
       <w:pPr>
         <w:ind w:left="707"/>
-        <w:rPr>
-          <w:lang w:val="es-419" w:eastAsia="es-CO"/>
-        </w:rPr>
-      </w:pPr>
-      <w:r>
-        <w:rPr>
-          <w:lang w:val="es-419" w:eastAsia="es-CO"/>
-        </w:rPr>
-        <w:t xml:space="preserve">        </w:t>
-      </w:r>
-      <w:r>
-        <w:rPr>
-          <w:lang w:val="es-419" w:eastAsia="es-CO"/>
-        </w:rPr>
-        <w:t xml:space="preserve">Video: </w:t>
-      </w:r>
-      <w:r>
-        <w:rPr>
-          <w:lang w:val="es-419" w:eastAsia="es-CO"/>
-        </w:rPr>
-        <w:t>Criterios de comunicación asertiva</w:t>
-      </w:r>
-    </w:p>
-    <w:p>
-      <w:pPr>
-        <w:ind w:left="1415" w:firstLine="1"/>
         <w:jc w:val="center"/>
         <w:rPr>
           <w:bCs/>
@@ -10720,10 +10341,6 @@
           <w:p>
             <w:pPr>
               <w:pStyle w:val="Video"/>
-              <w:numPr>
-                <w:ilvl w:val="0"/>
-                <w:numId w:val="0"/>
-              </w:numPr>
               <w:ind w:left="306"/>
               <w:jc w:val="left"/>
               <w:rPr>
@@ -10736,7 +10353,6 @@
                 <w:b/>
                 <w:lang w:val="es-419"/>
               </w:rPr>
-              <w:lastRenderedPageBreak/>
               <w:t>Transcripción</w:t>
             </w:r>
             <w:r>
@@ -10795,12 +10411,11 @@
           </w:p>
           <w:p>
             <w:r>
-              <w:t>Este tipo de comunicación debe guardar respeto por los demás, pues ser asertivo es expresar con claridad y de forma apropiada los pensamientos, sentimientos y percepciones, sin la intención de herir o perjudicar a las personas. Asimismo, se debe demostrar respeto y procurar no discriminar, teniendo en cuenta que todos tienen igualdad de derechos sin distinción de ningún tipo, como raza, color, sexo, idioma, religión, opinión política u otra, origen nacional o social, propiedad, nacimiento u otro estado.</w:t>
-            </w:r>
-          </w:p>
-          <w:p>
-            <w:r>
-              <w:t>Dentro de las características de la comunicación asertiva se encuentran: opiniones, sentimientos, decisiones, conductas y pensamientos.</w:t>
+              <w:t xml:space="preserve">Este tipo de comunicación debe guardar respeto por los demás, pues ser asertivo es expresar con claridad y de forma apropiada los pensamientos, sentimientos y percepciones, sin la intención de herir o perjudicar a las personas. </w:t>
+            </w:r>
+            <w:r>
+              <w:lastRenderedPageBreak/>
+              <w:t>Asimismo, se debe demostrar respeto y procurar no discriminar, teniendo en cuenta que todos tienen igualdad de derechos sin distinción de ningún tipo, como raza, color, sexo, idioma, religión, opinión política u otra, origen nacional o social, propiedad, nacimiento u otro estado.</w:t>
             </w:r>
           </w:p>
           <w:p>
@@ -10809,6 +10424,9 @@
                 <w:lang w:val="es-419"/>
               </w:rPr>
             </w:pPr>
+            <w:r>
+              <w:t>Dentro de las características de la comunicación asertiva se encuentran: opiniones, sentimientos, decisiones, conductas y pensamientos.</w:t>
+            </w:r>
           </w:p>
         </w:tc>
       </w:tr>
@@ -10853,7 +10471,7 @@
       <w:pPr>
         <w:pStyle w:val="Ttulo1"/>
       </w:pPr>
-      <w:bookmarkStart w:id="14" w:name="_Toc230610152"/>
+      <w:bookmarkStart w:id="14" w:name="_Toc240397625"/>
       <w:r>
         <w:lastRenderedPageBreak/>
         <w:t>Etiqueta y protocolo en la atención al cliente, reglas y normas</w:t>
@@ -11450,7 +11068,7 @@
       <w:pPr>
         <w:pStyle w:val="Ttulo1"/>
       </w:pPr>
-      <w:bookmarkStart w:id="15" w:name="_Toc230610153"/>
+      <w:bookmarkStart w:id="15" w:name="_Toc240397626"/>
       <w:r>
         <w:lastRenderedPageBreak/>
         <w:t>Relaciones interpersonales</w:t>
@@ -11593,7 +11211,7 @@
       <w:pPr>
         <w:pStyle w:val="Ttulo2"/>
       </w:pPr>
-      <w:bookmarkStart w:id="16" w:name="_Toc230610154"/>
+      <w:bookmarkStart w:id="16" w:name="_Toc240397627"/>
       <w:r>
         <w:lastRenderedPageBreak/>
         <w:t>Tipos</w:t>
@@ -11900,7 +11518,7 @@
       <w:pPr>
         <w:pStyle w:val="Ttulo2"/>
       </w:pPr>
-      <w:bookmarkStart w:id="17" w:name="_Toc230610155"/>
+      <w:bookmarkStart w:id="17" w:name="_Toc240397628"/>
       <w:r>
         <w:t>Factores</w:t>
       </w:r>
@@ -12162,7 +11780,7 @@
       <w:pPr>
         <w:pStyle w:val="Titulosgenerales"/>
       </w:pPr>
-      <w:bookmarkStart w:id="18" w:name="_Toc230610156"/>
+      <w:bookmarkStart w:id="18" w:name="_Toc240397629"/>
       <w:r>
         <w:lastRenderedPageBreak/>
         <w:t>S</w:t>
@@ -12187,16 +11805,25 @@
         </w:rPr>
         <w:t>El componente Protocolos de servicio al cliente aborda los recursos tecnológicos utilizados en la atención, incluyendo sus tipos, características y manejo adecuado; desarrolla la normatividad relacionada con la seguridad de la información en el contacto con el cliente; estudia el portafolio de servicios desde sus elementos y características; profundiza en la comunicación con el cliente, abarcando características, tipos, elementos, jerarquización del mensaje, técnicas de comunicación oral, escrita y corporal, así como la comunicación efectiva y asertiva; incorpora las normas de etiqueta y protocolo en la atención, junto con sus reglas y lineamientos; y finaliza con el análisis de las relaciones interpersonales, sus tipos y factores, como base para una atención profesional, ética y orientada a la satisfacción del cliente.</w:t>
       </w:r>
+    </w:p>
+    <w:p>
+      <w:pPr>
+        <w:ind w:firstLine="0"/>
+        <w:jc w:val="center"/>
+        <w:rPr>
+          <w:lang w:val="es-419" w:eastAsia="es-CO"/>
+        </w:rPr>
+      </w:pPr>
       <w:r>
         <w:rPr>
           <w:noProof/>
           <w:lang w:val="es-419" w:eastAsia="es-CO"/>
         </w:rPr>
         <w:drawing>
-          <wp:inline distT="0" distB="0" distL="0" distR="0" wp14:anchorId="09F69F45" wp14:editId="7DD176A6">
-            <wp:extent cx="6253416" cy="3448050"/>
-            <wp:effectExtent l="0" t="0" r="0" b="0"/>
-            <wp:docPr id="1148112299" name="Imagen 6" descr="La imagen presenta un esquema sobre los protocolos de servicio al cliente, en el cual se organizan los principales componentes que intervienen en la atención al cliente dentro de una empresa. Incluye aspectos como los recursos tecnológicos para atender al cliente (tipos, características y manejo), la normatividad de seguridad de la información al contactarlo, el portafolio de servicios con sus elementos y características, y la comunicación con el cliente, que abarca sus características, jerarquización, técnicas de comunicación oral, escrita y corporal, así como la comunicación efectiva y asertiva. Además, incorpora la etiqueta y el protocolo en la atención al cliente con sus reglas y normas, y las relaciones interpersonales, considerando sus tipos y factores."/>
+          <wp:inline distT="0" distB="0" distL="0" distR="0" wp14:anchorId="5F5CD26D" wp14:editId="4BBA8132">
+            <wp:extent cx="6332220" cy="3458845"/>
+            <wp:effectExtent l="0" t="0" r="0" b="8255"/>
+            <wp:docPr id="1" name="Imagen 1" descr="La imagen presenta un esquema sobre los protocolos de servicio al cliente, en el cual se organizan los principales componentes que intervienen en la atención al cliente dentro de una empresa. Incluye aspectos como los recursos tecnológicos para atender al cliente (tipos, características y manejo), la normatividad de seguridad de la información al contactarlo, el portafolio de servicios con sus elementos y características, y la comunicación con el cliente, que abarca sus características, jerarquización, técnicas de comunicación oral, escrita y corporal, así como la comunicación efectiva y asertiva. Además, incorpora la etiqueta y el protocolo en la atención al cliente con sus reglas y normas, y las relaciones interpersonales, considerando sus tipos y factores."/>
             <wp:cNvGraphicFramePr>
               <a:graphicFrameLocks xmlns:a="http://schemas.openxmlformats.org/drawingml/2006/main" noChangeAspect="1"/>
             </wp:cNvGraphicFramePr>
@@ -12204,10 +11831,8 @@
               <a:graphicData uri="http://schemas.openxmlformats.org/drawingml/2006/picture">
                 <pic:pic xmlns:pic="http://schemas.openxmlformats.org/drawingml/2006/picture">
                   <pic:nvPicPr>
-                    <pic:cNvPr id="1148112299" name="Imagen 6" descr="La imagen presenta un esquema sobre los protocolos de servicio al cliente, en el cual se organizan los principales componentes que intervienen en la atención al cliente dentro de una empresa. Incluye aspectos como los recursos tecnológicos para atender al cliente (tipos, características y manejo), la normatividad de seguridad de la información al contactarlo, el portafolio de servicios con sus elementos y características, y la comunicación con el cliente, que abarca sus características, jerarquización, técnicas de comunicación oral, escrita y corporal, así como la comunicación efectiva y asertiva. Además, incorpora la etiqueta y el protocolo en la atención al cliente con sus reglas y normas, y las relaciones interpersonales, considerando sus tipos y factores."/>
-                    <pic:cNvPicPr>
-                      <a:picLocks noChangeAspect="1" noChangeArrowheads="1"/>
-                    </pic:cNvPicPr>
+                    <pic:cNvPr id="1" name="Imagen 1" descr="La imagen presenta un esquema sobre los protocolos de servicio al cliente, en el cual se organizan los principales componentes que intervienen en la atención al cliente dentro de una empresa. Incluye aspectos como los recursos tecnológicos para atender al cliente (tipos, características y manejo), la normatividad de seguridad de la información al contactarlo, el portafolio de servicios con sus elementos y características, y la comunicación con el cliente, que abarca sus características, jerarquización, técnicas de comunicación oral, escrita y corporal, así como la comunicación efectiva y asertiva. Además, incorpora la etiqueta y el protocolo en la atención al cliente con sus reglas y normas, y las relaciones interpersonales, considerando sus tipos y factores."/>
+                    <pic:cNvPicPr/>
                   </pic:nvPicPr>
                   <pic:blipFill>
                     <a:blip r:embed="rId27">
@@ -12217,20 +11842,18 @@
                         </a:ext>
                       </a:extLst>
                     </a:blip>
-                    <a:srcRect/>
                     <a:stretch>
                       <a:fillRect/>
                     </a:stretch>
                   </pic:blipFill>
-                  <pic:spPr bwMode="auto">
+                  <pic:spPr>
                     <a:xfrm>
                       <a:off x="0" y="0"/>
-                      <a:ext cx="6265794" cy="3454875"/>
+                      <a:ext cx="6332220" cy="3458845"/>
                     </a:xfrm>
                     <a:prstGeom prst="rect">
                       <a:avLst/>
                     </a:prstGeom>
-                    <a:noFill/>
                   </pic:spPr>
                 </pic:pic>
               </a:graphicData>
@@ -12250,7 +11873,7 @@
       <w:pPr>
         <w:pStyle w:val="Titulosgenerales"/>
       </w:pPr>
-      <w:bookmarkStart w:id="19" w:name="_Toc230610157"/>
+      <w:bookmarkStart w:id="19" w:name="_Toc240397630"/>
       <w:r>
         <w:lastRenderedPageBreak/>
         <w:t>Glosario</w:t>
@@ -12513,7 +12136,7 @@
       <w:pPr>
         <w:pStyle w:val="Titulosgenerales"/>
       </w:pPr>
-      <w:bookmarkStart w:id="20" w:name="_Toc230610158"/>
+      <w:bookmarkStart w:id="20" w:name="_Toc240397631"/>
       <w:r>
         <w:lastRenderedPageBreak/>
         <w:t>Referencias bibliográficas</w:t>
@@ -12535,15 +12158,7 @@
     </w:p>
     <w:p>
       <w:r>
-        <w:t xml:space="preserve">Cajal, F., A. (2020). Portafolio de servicios: tipos, partes y ejemplos. </w:t>
-      </w:r>
-      <w:proofErr w:type="spellStart"/>
-      <w:r>
-        <w:t>Lifeder</w:t>
-      </w:r>
-      <w:proofErr w:type="spellEnd"/>
-      <w:r>
-        <w:t>.</w:t>
+        <w:t>Cajal, F., A. (2020). Portafolio de servicios: tipos, partes y ejemplos. Lifeder.</w:t>
       </w:r>
     </w:p>
     <w:p>
@@ -12597,74 +12212,40 @@
       <w:r>
         <w:t xml:space="preserve"> </w:t>
       </w:r>
+    </w:p>
+    <w:p>
+      <w:r>
+        <w:t xml:space="preserve">IMF-formación.com. (2019). Atención al cliente medios tecnológicos. </w:t>
+      </w:r>
+      <w:r>
+        <w:rPr>
+          <w:rStyle w:val="Extranjerismo"/>
+        </w:rPr>
+        <w:t>Blog marketing</w:t>
+      </w:r>
+      <w:r>
+        <w:t>.</w:t>
+      </w:r>
+      <w:r>
+        <w:t xml:space="preserve"> </w:t>
+      </w:r>
+    </w:p>
+    <w:p>
+      <w:r>
+        <w:t>Instituto Nacional de Ciberseguridad. (2020). Cómo proteger la información de los clientes.</w:t>
+      </w:r>
+      <w:r>
+        <w:t xml:space="preserve"> </w:t>
+      </w:r>
+    </w:p>
+    <w:p>
+      <w:r>
+        <w:t>Julia, M. U. (2020). Características de la comunicación.</w:t>
+      </w:r>
+      <w:r>
+        <w:t xml:space="preserve"> </w:t>
+      </w:r>
       <w:hyperlink r:id="rId30" w:history="1">
-        <w:r>
-          <w:rPr>
-            <w:rStyle w:val="Hipervnculo"/>
-            <w:rFonts w:cstheme="minorHAnsi"/>
-            <w:szCs w:val="28"/>
-          </w:rPr>
-          <w:t>https://blogs.funiber.org/direccion-empresarial</w:t>
-        </w:r>
-      </w:hyperlink>
-      <w:r>
-        <w:t xml:space="preserve"> </w:t>
-      </w:r>
-    </w:p>
-    <w:p>
-      <w:r>
-        <w:t xml:space="preserve">IMF-formación.com. (2019). Atención al cliente medios tecnológicos. </w:t>
-      </w:r>
-      <w:r>
-        <w:rPr>
-          <w:rStyle w:val="Extranjerismo"/>
-        </w:rPr>
-        <w:t>Blog marketing</w:t>
-      </w:r>
-      <w:r>
-        <w:t>.</w:t>
-      </w:r>
-      <w:r>
-        <w:t xml:space="preserve"> </w:t>
-      </w:r>
-      <w:hyperlink r:id="rId31" w:history="1">
-        <w:r>
-          <w:rPr>
-            <w:rStyle w:val="Hipervnculo"/>
-            <w:rFonts w:cstheme="minorHAnsi"/>
-            <w:szCs w:val="28"/>
-          </w:rPr>
-          <w:t>https://blogs.imf-formacion.com/blog/marketing/atencion-al-cliente-medios-tecnologicos/</w:t>
-        </w:r>
-      </w:hyperlink>
-    </w:p>
-    <w:p>
-      <w:r>
-        <w:t>Instituto Nacional de Ciberseguridad. (2020). Cómo proteger la información de los clientes.</w:t>
-      </w:r>
-      <w:r>
-        <w:t xml:space="preserve"> </w:t>
-      </w:r>
-      <w:hyperlink r:id="rId32" w:history="1">
-        <w:r>
-          <w:rPr>
-            <w:rStyle w:val="Hipervnculo"/>
-            <w:rFonts w:cstheme="minorHAnsi"/>
-            <w:szCs w:val="28"/>
-          </w:rPr>
-          <w:t>https://www.incibe.es/protege-tu-empresa/blog/proteger-informacion-personal-los-clientes-empresa</w:t>
-        </w:r>
-      </w:hyperlink>
-    </w:p>
-    <w:p>
-      <w:r>
-        <w:lastRenderedPageBreak/>
-        <w:t>Julia, M. U. (2020). Características de la comunicación.</w:t>
-      </w:r>
-      <w:r>
-        <w:t xml:space="preserve"> </w:t>
-      </w:r>
-      <w:hyperlink r:id="rId33" w:history="1">
         <w:r>
           <w:rPr>
             <w:rStyle w:val="Hipervnculo"/>
@@ -12680,6 +12261,7 @@
     </w:p>
     <w:p>
       <w:r>
+        <w:lastRenderedPageBreak/>
         <w:t>Mateos, M. Á. (2012). Atención básica al cliente. IC Editorial.</w:t>
       </w:r>
     </w:p>
@@ -12715,7 +12297,7 @@
       <w:r>
         <w:t xml:space="preserve"> </w:t>
       </w:r>
-      <w:hyperlink r:id="rId34" w:history="1">
+      <w:hyperlink r:id="rId31" w:history="1">
         <w:r>
           <w:rPr>
             <w:rStyle w:val="Hipervnculo"/>
@@ -12754,7 +12336,7 @@
       <w:r>
         <w:t xml:space="preserve"> </w:t>
       </w:r>
-      <w:hyperlink r:id="rId35" w:history="1">
+      <w:hyperlink r:id="rId32" w:history="1">
         <w:r>
           <w:rPr>
             <w:rStyle w:val="Hipervnculo"/>
@@ -12780,7 +12362,7 @@
       <w:r>
         <w:t xml:space="preserve"> </w:t>
       </w:r>
-      <w:hyperlink r:id="rId36" w:history="1">
+      <w:hyperlink r:id="rId33" w:history="1">
         <w:r>
           <w:rPr>
             <w:rStyle w:val="Hipervnculo"/>
@@ -12807,7 +12389,7 @@
       <w:pPr>
         <w:pStyle w:val="Titulosgenerales"/>
       </w:pPr>
-      <w:bookmarkStart w:id="21" w:name="_Toc230610159"/>
+      <w:bookmarkStart w:id="21" w:name="_Toc240397632"/>
       <w:r>
         <w:lastRenderedPageBreak/>
         <w:t>C</w:t>
@@ -12940,7 +12522,7 @@
               </w:rPr>
             </w:pPr>
             <w:r>
-              <w:t>Responsable del Ecosistema de Recursos Educativos Digitales (RED)</w:t>
+              <w:t>Profesional G06. Responsable Ecosistema de Recursos Educativos Digitales</w:t>
             </w:r>
           </w:p>
         </w:tc>
@@ -13010,7 +12592,13 @@
               </w:rPr>
             </w:pPr>
             <w:r>
-              <w:t>Centro de Comercio y Servicios – Regional Atlántico</w:t>
+              <w:t xml:space="preserve">Centro de Comercio y Servicios </w:t>
+            </w:r>
+            <w:r>
+              <w:t>-</w:t>
+            </w:r>
+            <w:r>
+              <w:t xml:space="preserve"> Regional Atlántico</w:t>
             </w:r>
           </w:p>
         </w:tc>
@@ -13128,7 +12716,16 @@
               </w:rPr>
             </w:pPr>
             <w:r>
-              <w:t>Experto temático</w:t>
+              <w:t>Expert</w:t>
+            </w:r>
+            <w:r>
+              <w:t>a</w:t>
+            </w:r>
+            <w:r>
+              <w:t xml:space="preserve"> temátic</w:t>
+            </w:r>
+            <w:r>
+              <w:t>a</w:t>
             </w:r>
           </w:p>
         </w:tc>
@@ -13241,7 +12838,16 @@
               <w:pStyle w:val="TextoTablas"/>
             </w:pPr>
             <w:r>
-              <w:t>Asesor metodológico</w:t>
+              <w:t>Asesor</w:t>
+            </w:r>
+            <w:r>
+              <w:t>a</w:t>
+            </w:r>
+            <w:r>
+              <w:t xml:space="preserve"> metodológic</w:t>
+            </w:r>
+            <w:r>
+              <w:t>a</w:t>
             </w:r>
           </w:p>
         </w:tc>
@@ -13334,7 +12940,13 @@
               </w:rPr>
             </w:pPr>
             <w:r>
-              <w:t xml:space="preserve">Diseñador </w:t>
+              <w:t>Diseñador</w:t>
+            </w:r>
+            <w:r>
+              <w:t>a</w:t>
+            </w:r>
+            <w:r>
+              <w:t xml:space="preserve"> </w:t>
             </w:r>
             <w:r>
               <w:t>web</w:t>
@@ -13357,7 +12969,13 @@
               </w:rPr>
             </w:pPr>
             <w:r>
-              <w:t>Centro de Comercio y Servicios – Regional Atlántico</w:t>
+              <w:t xml:space="preserve">Centro de Comercio y Servicios </w:t>
+            </w:r>
+            <w:r>
+              <w:t>-</w:t>
+            </w:r>
+            <w:r>
+              <w:t xml:space="preserve"> Regional Atlántico</w:t>
             </w:r>
           </w:p>
         </w:tc>
@@ -13419,7 +13037,13 @@
               </w:rPr>
             </w:pPr>
             <w:r>
-              <w:t>Centro de Comercio y Servicios – Regional Atlántico</w:t>
+              <w:t xml:space="preserve">Centro de Comercio y Servicios </w:t>
+            </w:r>
+            <w:r>
+              <w:t>-</w:t>
+            </w:r>
+            <w:r>
+              <w:t xml:space="preserve"> Regional Atlántico</w:t>
             </w:r>
           </w:p>
         </w:tc>
@@ -13472,7 +13096,13 @@
               </w:rPr>
             </w:pPr>
             <w:r>
-              <w:t>Centro de Comercio y Servicios – Regional Atlántico</w:t>
+              <w:t xml:space="preserve">Centro de Comercio y Servicios </w:t>
+            </w:r>
+            <w:r>
+              <w:t>-</w:t>
+            </w:r>
+            <w:r>
+              <w:t xml:space="preserve"> Regional Atlántico</w:t>
             </w:r>
           </w:p>
         </w:tc>
@@ -13632,17 +13262,8 @@
                 <w:szCs w:val="24"/>
               </w:rPr>
               <w:lastRenderedPageBreak/>
-              <w:t xml:space="preserve">Gilberto Junior Rodríguez </w:t>
-            </w:r>
-            <w:proofErr w:type="spellStart"/>
-            <w:r>
-              <w:rPr>
-                <w:rFonts w:cs="Calibri"/>
-                <w:szCs w:val="24"/>
-              </w:rPr>
-              <w:t>Rodríguez</w:t>
-            </w:r>
-            <w:proofErr w:type="spellEnd"/>
+              <w:t>Gilberto Junior Rodríguez Rodríguez</w:t>
+            </w:r>
           </w:p>
         </w:tc>
         <w:tc>
@@ -13802,17 +13423,8 @@
                 <w:rFonts w:cs="Calibri"/>
                 <w:szCs w:val="24"/>
               </w:rPr>
-              <w:t xml:space="preserve">Ernesto Navarro </w:t>
-            </w:r>
-            <w:proofErr w:type="spellStart"/>
-            <w:r>
-              <w:rPr>
-                <w:rFonts w:cs="Calibri"/>
-                <w:szCs w:val="24"/>
-              </w:rPr>
-              <w:t>Jaimes</w:t>
-            </w:r>
-            <w:proofErr w:type="spellEnd"/>
+              <w:t>Ernesto Navarro Jaimes</w:t>
+            </w:r>
           </w:p>
         </w:tc>
         <w:tc>
@@ -13967,21 +13579,12 @@
                 <w:szCs w:val="24"/>
               </w:rPr>
             </w:pPr>
-            <w:proofErr w:type="spellStart"/>
             <w:r>
               <w:rPr>
                 <w:rFonts w:cs="Calibri"/>
                 <w:szCs w:val="24"/>
               </w:rPr>
-              <w:t>Yicelly</w:t>
-            </w:r>
-            <w:proofErr w:type="spellEnd"/>
-            <w:r>
-              <w:rPr>
-                <w:rFonts w:cs="Calibri"/>
-                <w:szCs w:val="24"/>
-              </w:rPr>
-              <w:t xml:space="preserve"> Estefania Mesa Silva</w:t>
+              <w:t>Yicelly Estefania Mesa Silva</w:t>
             </w:r>
           </w:p>
         </w:tc>
@@ -14069,21 +13672,12 @@
                 <w:szCs w:val="24"/>
               </w:rPr>
             </w:pPr>
-            <w:proofErr w:type="spellStart"/>
             <w:r>
               <w:rPr>
                 <w:rFonts w:cs="Calibri"/>
                 <w:szCs w:val="24"/>
               </w:rPr>
-              <w:t>Ludwyng</w:t>
-            </w:r>
-            <w:proofErr w:type="spellEnd"/>
-            <w:r>
-              <w:rPr>
-                <w:rFonts w:cs="Calibri"/>
-                <w:szCs w:val="24"/>
-              </w:rPr>
-              <w:t xml:space="preserve"> Corzo García</w:t>
+              <w:t>Ludwyng Corzo García</w:t>
             </w:r>
           </w:p>
         </w:tc>
@@ -14281,7 +13875,13 @@
               </w:rPr>
             </w:pPr>
             <w:r>
-              <w:t xml:space="preserve">Evaluador de contenidos inclusivos y accesibles </w:t>
+              <w:t>Evaluador</w:t>
+            </w:r>
+            <w:r>
+              <w:t>a</w:t>
+            </w:r>
+            <w:r>
+              <w:t xml:space="preserve"> de contenidos inclusivos y accesibles </w:t>
             </w:r>
           </w:p>
         </w:tc>
@@ -14298,7 +13898,13 @@
               </w:rPr>
             </w:pPr>
             <w:r>
-              <w:t>Centro de Comercio y Servicios – Regional Atlántico</w:t>
+              <w:t xml:space="preserve">Centro de Comercio y Servicios </w:t>
+            </w:r>
+            <w:r>
+              <w:t>-</w:t>
+            </w:r>
+            <w:r>
+              <w:t xml:space="preserve"> Regional Atlántico</w:t>
             </w:r>
           </w:p>
         </w:tc>
@@ -14334,7 +13940,13 @@
               </w:rPr>
             </w:pPr>
             <w:r>
-              <w:t xml:space="preserve">Evaluador de contenidos inclusivos y accesibles </w:t>
+              <w:t>Evaluador</w:t>
+            </w:r>
+            <w:r>
+              <w:t>a</w:t>
+            </w:r>
+            <w:r>
+              <w:t xml:space="preserve"> de contenidos inclusivos y accesibles </w:t>
             </w:r>
           </w:p>
         </w:tc>
@@ -14351,7 +13963,13 @@
               </w:rPr>
             </w:pPr>
             <w:r>
-              <w:t>Centro de Comercio y Servicios – Regional Atlántico</w:t>
+              <w:t xml:space="preserve">Centro de Comercio y Servicios </w:t>
+            </w:r>
+            <w:r>
+              <w:t>-</w:t>
+            </w:r>
+            <w:r>
+              <w:t xml:space="preserve"> Regional Atlántico</w:t>
             </w:r>
           </w:p>
         </w:tc>
@@ -14407,7 +14025,13 @@
               </w:rPr>
             </w:pPr>
             <w:r>
-              <w:t>Centro de Comercio y Servicios – Regional Atlántico</w:t>
+              <w:t xml:space="preserve">Centro de Comercio y Servicios </w:t>
+            </w:r>
+            <w:r>
+              <w:t>-</w:t>
+            </w:r>
+            <w:r>
+              <w:t xml:space="preserve"> Regional Atlántico</w:t>
             </w:r>
           </w:p>
         </w:tc>
@@ -14443,7 +14067,19 @@
               </w:rPr>
             </w:pPr>
             <w:r>
-              <w:t xml:space="preserve">Validador y vinculador de recursos digitales </w:t>
+              <w:t>Validador</w:t>
+            </w:r>
+            <w:r>
+              <w:t xml:space="preserve">a </w:t>
+            </w:r>
+            <w:r>
+              <w:t>y vinculador</w:t>
+            </w:r>
+            <w:r>
+              <w:t>a</w:t>
+            </w:r>
+            <w:r>
+              <w:t xml:space="preserve"> de recursos digitales </w:t>
             </w:r>
           </w:p>
         </w:tc>
@@ -14460,7 +14096,13 @@
               </w:rPr>
             </w:pPr>
             <w:r>
-              <w:t>Centro de Comercio y Servicios – Regional Atlántico</w:t>
+              <w:t xml:space="preserve">Centro de Comercio y Servicios </w:t>
+            </w:r>
+            <w:r>
+              <w:t>-</w:t>
+            </w:r>
+            <w:r>
+              <w:t xml:space="preserve"> Regional Atlántico</w:t>
             </w:r>
           </w:p>
         </w:tc>
@@ -14478,8 +14120,8 @@
       </w:pPr>
     </w:p>
     <w:sectPr>
-      <w:headerReference w:type="default" r:id="rId37"/>
-      <w:footerReference w:type="default" r:id="rId38"/>
+      <w:headerReference w:type="default" r:id="rId34"/>
+      <w:footerReference w:type="default" r:id="rId35"/>
       <w:pgSz w:w="12240" w:h="15840"/>
       <w:pgMar w:top="1701" w:right="1134" w:bottom="1134" w:left="1134" w:header="709" w:footer="737" w:gutter="0"/>
       <w:pgNumType w:start="1"/>
@@ -14491,7 +14133,7 @@
 </file>
 
 <file path=word/endnotes.xml><?xml version="1.0" encoding="utf-8"?>
-<w:endnotes xmlns:wpc="http://schemas.microsoft.com/office/word/2010/wordprocessingCanvas" xmlns:cx="http://schemas.microsoft.com/office/drawing/2014/chartex" xmlns:cx1="http://schemas.microsoft.com/office/drawing/2015/9/8/chartex" xmlns:cx2="http://schemas.microsoft.com/office/drawing/2015/10/21/chartex" xmlns:cx3="http://schemas.microsoft.com/office/drawing/2016/5/9/chartex" xmlns:cx4="http://schemas.microsoft.com/office/drawing/2016/5/10/chartex" xmlns:cx5="http://schemas.microsoft.com/office/drawing/2016/5/11/chartex" xmlns:cx6="http://schemas.microsoft.com/office/drawing/2016/5/12/chartex" xmlns:cx7="http://schemas.microsoft.com/office/drawing/2016/5/13/chartex" xmlns:cx8="http://schemas.microsoft.com/office/drawing/2016/5/14/chartex" xmlns:mc="http://schemas.openxmlformats.org/markup-compatibility/2006" xmlns:aink="http://schemas.microsoft.com/office/drawing/2016/ink" xmlns:am3d="http://schemas.microsoft.com/office/drawing/2017/model3d" xmlns:o="urn:schemas-microsoft-com:office:office" xmlns:oel="http://schemas.microsoft.com/office/2019/extlst" xmlns:r="http://schemas.openxmlformats.org/officeDocument/2006/relationships" xmlns:m="http://schemas.openxmlformats.org/officeDocument/2006/math" xmlns:v="urn:schemas-microsoft-com:vml" xmlns:wp14="http://schemas.microsoft.com/office/word/2010/wordprocessingDrawing" xmlns:wp="http://schemas.openxmlformats.org/drawingml/2006/wordprocessingDrawing" xmlns:w10="urn:schemas-microsoft-com:office:word" xmlns:w="http://schemas.openxmlformats.org/wordprocessingml/2006/main" xmlns:w14="http://schemas.microsoft.com/office/word/2010/wordml" xmlns:w15="http://schemas.microsoft.com/office/word/2012/wordml" xmlns:w16cex="http://schemas.microsoft.com/office/word/2018/wordml/cex" xmlns:w16cid="http://schemas.microsoft.com/office/word/2016/wordml/cid" xmlns:w16="http://schemas.microsoft.com/office/word/2018/wordml" xmlns:w16du="http://schemas.microsoft.com/office/word/2023/wordml/word16du" xmlns:w16sdtdh="http://schemas.microsoft.com/office/word/2020/wordml/sdtdatahash" xmlns:w16sdtfl="http://schemas.microsoft.com/office/word/2024/wordml/sdtformatlock" xmlns:w16se="http://schemas.microsoft.com/office/word/2015/wordml/symex" xmlns:wpg="http://schemas.microsoft.com/office/word/2010/wordprocessingGroup" xmlns:wpi="http://schemas.microsoft.com/office/word/2010/wordprocessingInk" xmlns:wne="http://schemas.microsoft.com/office/word/2006/wordml" xmlns:wps="http://schemas.microsoft.com/office/word/2010/wordprocessingShape" mc:Ignorable="w14 w15 w16se w16cid w16 w16cex w16sdtdh w16sdtfl w16du wp14">
+<w:endnotes xmlns:wpc="http://schemas.microsoft.com/office/word/2010/wordprocessingCanvas" xmlns:cx="http://schemas.microsoft.com/office/drawing/2014/chartex" xmlns:cx1="http://schemas.microsoft.com/office/drawing/2015/9/8/chartex" xmlns:cx2="http://schemas.microsoft.com/office/drawing/2015/10/21/chartex" xmlns:cx3="http://schemas.microsoft.com/office/drawing/2016/5/9/chartex" xmlns:cx4="http://schemas.microsoft.com/office/drawing/2016/5/10/chartex" xmlns:cx5="http://schemas.microsoft.com/office/drawing/2016/5/11/chartex" xmlns:cx6="http://schemas.microsoft.com/office/drawing/2016/5/12/chartex" xmlns:cx7="http://schemas.microsoft.com/office/drawing/2016/5/13/chartex" xmlns:cx8="http://schemas.microsoft.com/office/drawing/2016/5/14/chartex" xmlns:mc="http://schemas.openxmlformats.org/markup-compatibility/2006" xmlns:aink="http://schemas.microsoft.com/office/drawing/2016/ink" xmlns:am3d="http://schemas.microsoft.com/office/drawing/2017/model3d" xmlns:o="urn:schemas-microsoft-com:office:office" xmlns:r="http://schemas.openxmlformats.org/officeDocument/2006/relationships" xmlns:m="http://schemas.openxmlformats.org/officeDocument/2006/math" xmlns:v="urn:schemas-microsoft-com:vml" xmlns:wp14="http://schemas.microsoft.com/office/word/2010/wordprocessingDrawing" xmlns:wp="http://schemas.openxmlformats.org/drawingml/2006/wordprocessingDrawing" xmlns:w10="urn:schemas-microsoft-com:office:word" xmlns:w="http://schemas.openxmlformats.org/wordprocessingml/2006/main" xmlns:w14="http://schemas.microsoft.com/office/word/2010/wordml" xmlns:w15="http://schemas.microsoft.com/office/word/2012/wordml" xmlns:w16cex="http://schemas.microsoft.com/office/word/2018/wordml/cex" xmlns:w16cid="http://schemas.microsoft.com/office/word/2016/wordml/cid" xmlns:w16="http://schemas.microsoft.com/office/word/2018/wordml" xmlns:w16sdtdh="http://schemas.microsoft.com/office/word/2020/wordml/sdtdatahash" xmlns:w16se="http://schemas.microsoft.com/office/word/2015/wordml/symex" xmlns:wpg="http://schemas.microsoft.com/office/word/2010/wordprocessingGroup" xmlns:wpi="http://schemas.microsoft.com/office/word/2010/wordprocessingInk" xmlns:wne="http://schemas.microsoft.com/office/word/2006/wordml" xmlns:wps="http://schemas.microsoft.com/office/word/2010/wordprocessingShape" mc:Ignorable="w14 w15 w16se w16cid w16 w16cex w16sdtdh wp14">
   <w:endnote w:type="separator" w:id="-1">
     <w:p>
       <w:pPr>
@@ -14516,7 +14158,7 @@
 </file>
 
 <file path=word/footer1.xml><?xml version="1.0" encoding="utf-8"?>
-<w:ftr xmlns:wpc="http://schemas.microsoft.com/office/word/2010/wordprocessingCanvas" xmlns:cx="http://schemas.microsoft.com/office/drawing/2014/chartex" xmlns:cx1="http://schemas.microsoft.com/office/drawing/2015/9/8/chartex" xmlns:cx2="http://schemas.microsoft.com/office/drawing/2015/10/21/chartex" xmlns:cx3="http://schemas.microsoft.com/office/drawing/2016/5/9/chartex" xmlns:cx4="http://schemas.microsoft.com/office/drawing/2016/5/10/chartex" xmlns:cx5="http://schemas.microsoft.com/office/drawing/2016/5/11/chartex" xmlns:cx6="http://schemas.microsoft.com/office/drawing/2016/5/12/chartex" xmlns:cx7="http://schemas.microsoft.com/office/drawing/2016/5/13/chartex" xmlns:cx8="http://schemas.microsoft.com/office/drawing/2016/5/14/chartex" xmlns:mc="http://schemas.openxmlformats.org/markup-compatibility/2006" xmlns:aink="http://schemas.microsoft.com/office/drawing/2016/ink" xmlns:am3d="http://schemas.microsoft.com/office/drawing/2017/model3d" xmlns:o="urn:schemas-microsoft-com:office:office" xmlns:oel="http://schemas.microsoft.com/office/2019/extlst" xmlns:r="http://schemas.openxmlformats.org/officeDocument/2006/relationships" xmlns:m="http://schemas.openxmlformats.org/officeDocument/2006/math" xmlns:v="urn:schemas-microsoft-com:vml" xmlns:wp14="http://schemas.microsoft.com/office/word/2010/wordprocessingDrawing" xmlns:wp="http://schemas.openxmlformats.org/drawingml/2006/wordprocessingDrawing" xmlns:w10="urn:schemas-microsoft-com:office:word" xmlns:w="http://schemas.openxmlformats.org/wordprocessingml/2006/main" xmlns:w14="http://schemas.microsoft.com/office/word/2010/wordml" xmlns:w15="http://schemas.microsoft.com/office/word/2012/wordml" xmlns:w16cex="http://schemas.microsoft.com/office/word/2018/wordml/cex" xmlns:w16cid="http://schemas.microsoft.com/office/word/2016/wordml/cid" xmlns:w16="http://schemas.microsoft.com/office/word/2018/wordml" xmlns:w16du="http://schemas.microsoft.com/office/word/2023/wordml/word16du" xmlns:w16sdtdh="http://schemas.microsoft.com/office/word/2020/wordml/sdtdatahash" xmlns:w16sdtfl="http://schemas.microsoft.com/office/word/2024/wordml/sdtformatlock" xmlns:w16se="http://schemas.microsoft.com/office/word/2015/wordml/symex" xmlns:wpg="http://schemas.microsoft.com/office/word/2010/wordprocessingGroup" xmlns:wpi="http://schemas.microsoft.com/office/word/2010/wordprocessingInk" xmlns:wne="http://schemas.microsoft.com/office/word/2006/wordml" xmlns:wps="http://schemas.microsoft.com/office/word/2010/wordprocessingShape" mc:Ignorable="w14 w15 w16se w16cid w16 w16cex w16sdtdh w16sdtfl w16du wp14">
+<w:ftr xmlns:wpc="http://schemas.microsoft.com/office/word/2010/wordprocessingCanvas" xmlns:cx="http://schemas.microsoft.com/office/drawing/2014/chartex" xmlns:cx1="http://schemas.microsoft.com/office/drawing/2015/9/8/chartex" xmlns:cx2="http://schemas.microsoft.com/office/drawing/2015/10/21/chartex" xmlns:cx3="http://schemas.microsoft.com/office/drawing/2016/5/9/chartex" xmlns:cx4="http://schemas.microsoft.com/office/drawing/2016/5/10/chartex" xmlns:cx5="http://schemas.microsoft.com/office/drawing/2016/5/11/chartex" xmlns:cx6="http://schemas.microsoft.com/office/drawing/2016/5/12/chartex" xmlns:cx7="http://schemas.microsoft.com/office/drawing/2016/5/13/chartex" xmlns:cx8="http://schemas.microsoft.com/office/drawing/2016/5/14/chartex" xmlns:mc="http://schemas.openxmlformats.org/markup-compatibility/2006" xmlns:aink="http://schemas.microsoft.com/office/drawing/2016/ink" xmlns:am3d="http://schemas.microsoft.com/office/drawing/2017/model3d" xmlns:o="urn:schemas-microsoft-com:office:office" xmlns:r="http://schemas.openxmlformats.org/officeDocument/2006/relationships" xmlns:m="http://schemas.openxmlformats.org/officeDocument/2006/math" xmlns:v="urn:schemas-microsoft-com:vml" xmlns:wp14="http://schemas.microsoft.com/office/word/2010/wordprocessingDrawing" xmlns:wp="http://schemas.openxmlformats.org/drawingml/2006/wordprocessingDrawing" xmlns:w10="urn:schemas-microsoft-com:office:word" xmlns:w="http://schemas.openxmlformats.org/wordprocessingml/2006/main" xmlns:w14="http://schemas.microsoft.com/office/word/2010/wordml" xmlns:w15="http://schemas.microsoft.com/office/word/2012/wordml" xmlns:w16cex="http://schemas.microsoft.com/office/word/2018/wordml/cex" xmlns:w16cid="http://schemas.microsoft.com/office/word/2016/wordml/cid" xmlns:w16="http://schemas.microsoft.com/office/word/2018/wordml" xmlns:w16sdtdh="http://schemas.microsoft.com/office/word/2020/wordml/sdtdatahash" xmlns:w16se="http://schemas.microsoft.com/office/word/2015/wordml/symex" xmlns:wpg="http://schemas.microsoft.com/office/word/2010/wordprocessingGroup" xmlns:wpi="http://schemas.microsoft.com/office/word/2010/wordprocessingInk" xmlns:wne="http://schemas.microsoft.com/office/word/2006/wordml" xmlns:wps="http://schemas.microsoft.com/office/word/2010/wordprocessingShape" mc:Ignorable="w14 w15 w16se w16cid w16 w16cex w16sdtdh wp14">
   <w:sdt>
     <w:sdtPr>
       <w:id w:val="-701017035"/>
@@ -14525,6 +14167,7 @@
         <w:docPartUnique/>
       </w:docPartObj>
     </w:sdtPr>
+    <w:sdtEndPr/>
     <w:sdtContent>
       <w:p>
         <w:pPr>
@@ -14543,7 +14186,7 @@
 </file>
 
 <file path=word/footer2.xml><?xml version="1.0" encoding="utf-8"?>
-<w:ftr xmlns:wpc="http://schemas.microsoft.com/office/word/2010/wordprocessingCanvas" xmlns:cx="http://schemas.microsoft.com/office/drawing/2014/chartex" xmlns:cx1="http://schemas.microsoft.com/office/drawing/2015/9/8/chartex" xmlns:cx2="http://schemas.microsoft.com/office/drawing/2015/10/21/chartex" xmlns:cx3="http://schemas.microsoft.com/office/drawing/2016/5/9/chartex" xmlns:cx4="http://schemas.microsoft.com/office/drawing/2016/5/10/chartex" xmlns:cx5="http://schemas.microsoft.com/office/drawing/2016/5/11/chartex" xmlns:cx6="http://schemas.microsoft.com/office/drawing/2016/5/12/chartex" xmlns:cx7="http://schemas.microsoft.com/office/drawing/2016/5/13/chartex" xmlns:cx8="http://schemas.microsoft.com/office/drawing/2016/5/14/chartex" xmlns:mc="http://schemas.openxmlformats.org/markup-compatibility/2006" xmlns:aink="http://schemas.microsoft.com/office/drawing/2016/ink" xmlns:am3d="http://schemas.microsoft.com/office/drawing/2017/model3d" xmlns:o="urn:schemas-microsoft-com:office:office" xmlns:oel="http://schemas.microsoft.com/office/2019/extlst" xmlns:r="http://schemas.openxmlformats.org/officeDocument/2006/relationships" xmlns:m="http://schemas.openxmlformats.org/officeDocument/2006/math" xmlns:v="urn:schemas-microsoft-com:vml" xmlns:wp14="http://schemas.microsoft.com/office/word/2010/wordprocessingDrawing" xmlns:wp="http://schemas.openxmlformats.org/drawingml/2006/wordprocessingDrawing" xmlns:w10="urn:schemas-microsoft-com:office:word" xmlns:w="http://schemas.openxmlformats.org/wordprocessingml/2006/main" xmlns:w14="http://schemas.microsoft.com/office/word/2010/wordml" xmlns:w15="http://schemas.microsoft.com/office/word/2012/wordml" xmlns:w16cex="http://schemas.microsoft.com/office/word/2018/wordml/cex" xmlns:w16cid="http://schemas.microsoft.com/office/word/2016/wordml/cid" xmlns:w16="http://schemas.microsoft.com/office/word/2018/wordml" xmlns:w16du="http://schemas.microsoft.com/office/word/2023/wordml/word16du" xmlns:w16sdtdh="http://schemas.microsoft.com/office/word/2020/wordml/sdtdatahash" xmlns:w16sdtfl="http://schemas.microsoft.com/office/word/2024/wordml/sdtformatlock" xmlns:w16se="http://schemas.microsoft.com/office/word/2015/wordml/symex" xmlns:wpg="http://schemas.microsoft.com/office/word/2010/wordprocessingGroup" xmlns:wpi="http://schemas.microsoft.com/office/word/2010/wordprocessingInk" xmlns:wne="http://schemas.microsoft.com/office/word/2006/wordml" xmlns:wps="http://schemas.microsoft.com/office/word/2010/wordprocessingShape" mc:Ignorable="w14 w15 w16se w16cid w16 w16cex w16sdtdh w16sdtfl w16du wp14">
+<w:ftr xmlns:wpc="http://schemas.microsoft.com/office/word/2010/wordprocessingCanvas" xmlns:cx="http://schemas.microsoft.com/office/drawing/2014/chartex" xmlns:cx1="http://schemas.microsoft.com/office/drawing/2015/9/8/chartex" xmlns:cx2="http://schemas.microsoft.com/office/drawing/2015/10/21/chartex" xmlns:cx3="http://schemas.microsoft.com/office/drawing/2016/5/9/chartex" xmlns:cx4="http://schemas.microsoft.com/office/drawing/2016/5/10/chartex" xmlns:cx5="http://schemas.microsoft.com/office/drawing/2016/5/11/chartex" xmlns:cx6="http://schemas.microsoft.com/office/drawing/2016/5/12/chartex" xmlns:cx7="http://schemas.microsoft.com/office/drawing/2016/5/13/chartex" xmlns:cx8="http://schemas.microsoft.com/office/drawing/2016/5/14/chartex" xmlns:mc="http://schemas.openxmlformats.org/markup-compatibility/2006" xmlns:aink="http://schemas.microsoft.com/office/drawing/2016/ink" xmlns:am3d="http://schemas.microsoft.com/office/drawing/2017/model3d" xmlns:o="urn:schemas-microsoft-com:office:office" xmlns:r="http://schemas.openxmlformats.org/officeDocument/2006/relationships" xmlns:m="http://schemas.openxmlformats.org/officeDocument/2006/math" xmlns:v="urn:schemas-microsoft-com:vml" xmlns:wp14="http://schemas.microsoft.com/office/word/2010/wordprocessingDrawing" xmlns:wp="http://schemas.openxmlformats.org/drawingml/2006/wordprocessingDrawing" xmlns:w10="urn:schemas-microsoft-com:office:word" xmlns:w="http://schemas.openxmlformats.org/wordprocessingml/2006/main" xmlns:w14="http://schemas.microsoft.com/office/word/2010/wordml" xmlns:w15="http://schemas.microsoft.com/office/word/2012/wordml" xmlns:w16cex="http://schemas.microsoft.com/office/word/2018/wordml/cex" xmlns:w16cid="http://schemas.microsoft.com/office/word/2016/wordml/cid" xmlns:w16="http://schemas.microsoft.com/office/word/2018/wordml" xmlns:w16sdtdh="http://schemas.microsoft.com/office/word/2020/wordml/sdtdatahash" xmlns:w16se="http://schemas.microsoft.com/office/word/2015/wordml/symex" xmlns:wpg="http://schemas.microsoft.com/office/word/2010/wordprocessingGroup" xmlns:wpi="http://schemas.microsoft.com/office/word/2010/wordprocessingInk" xmlns:wne="http://schemas.microsoft.com/office/word/2006/wordml" xmlns:wps="http://schemas.microsoft.com/office/word/2010/wordprocessingShape" mc:Ignorable="w14 w15 w16se w16cid w16 w16cex w16sdtdh wp14">
   <w:sdt>
     <w:sdtPr>
       <w:id w:val="-1465197936"/>
@@ -14552,6 +14195,7 @@
         <w:docPartUnique/>
       </w:docPartObj>
     </w:sdtPr>
+    <w:sdtEndPr/>
     <w:sdtContent>
       <w:p>
         <w:pPr>
@@ -14588,7 +14232,7 @@
 </file>
 
 <file path=word/footnotes.xml><?xml version="1.0" encoding="utf-8"?>
-<w:footnotes xmlns:wpc="http://schemas.microsoft.com/office/word/2010/wordprocessingCanvas" xmlns:cx="http://schemas.microsoft.com/office/drawing/2014/chartex" xmlns:cx1="http://schemas.microsoft.com/office/drawing/2015/9/8/chartex" xmlns:cx2="http://schemas.microsoft.com/office/drawing/2015/10/21/chartex" xmlns:cx3="http://schemas.microsoft.com/office/drawing/2016/5/9/chartex" xmlns:cx4="http://schemas.microsoft.com/office/drawing/2016/5/10/chartex" xmlns:cx5="http://schemas.microsoft.com/office/drawing/2016/5/11/chartex" xmlns:cx6="http://schemas.microsoft.com/office/drawing/2016/5/12/chartex" xmlns:cx7="http://schemas.microsoft.com/office/drawing/2016/5/13/chartex" xmlns:cx8="http://schemas.microsoft.com/office/drawing/2016/5/14/chartex" xmlns:mc="http://schemas.openxmlformats.org/markup-compatibility/2006" xmlns:aink="http://schemas.microsoft.com/office/drawing/2016/ink" xmlns:am3d="http://schemas.microsoft.com/office/drawing/2017/model3d" xmlns:o="urn:schemas-microsoft-com:office:office" xmlns:oel="http://schemas.microsoft.com/office/2019/extlst" xmlns:r="http://schemas.openxmlformats.org/officeDocument/2006/relationships" xmlns:m="http://schemas.openxmlformats.org/officeDocument/2006/math" xmlns:v="urn:schemas-microsoft-com:vml" xmlns:wp14="http://schemas.microsoft.com/office/word/2010/wordprocessingDrawing" xmlns:wp="http://schemas.openxmlformats.org/drawingml/2006/wordprocessingDrawing" xmlns:w10="urn:schemas-microsoft-com:office:word" xmlns:w="http://schemas.openxmlformats.org/wordprocessingml/2006/main" xmlns:w14="http://schemas.microsoft.com/office/word/2010/wordml" xmlns:w15="http://schemas.microsoft.com/office/word/2012/wordml" xmlns:w16cex="http://schemas.microsoft.com/office/word/2018/wordml/cex" xmlns:w16cid="http://schemas.microsoft.com/office/word/2016/wordml/cid" xmlns:w16="http://schemas.microsoft.com/office/word/2018/wordml" xmlns:w16du="http://schemas.microsoft.com/office/word/2023/wordml/word16du" xmlns:w16sdtdh="http://schemas.microsoft.com/office/word/2020/wordml/sdtdatahash" xmlns:w16sdtfl="http://schemas.microsoft.com/office/word/2024/wordml/sdtformatlock" xmlns:w16se="http://schemas.microsoft.com/office/word/2015/wordml/symex" xmlns:wpg="http://schemas.microsoft.com/office/word/2010/wordprocessingGroup" xmlns:wpi="http://schemas.microsoft.com/office/word/2010/wordprocessingInk" xmlns:wne="http://schemas.microsoft.com/office/word/2006/wordml" xmlns:wps="http://schemas.microsoft.com/office/word/2010/wordprocessingShape" mc:Ignorable="w14 w15 w16se w16cid w16 w16cex w16sdtdh w16sdtfl w16du wp14">
+<w:footnotes xmlns:wpc="http://schemas.microsoft.com/office/word/2010/wordprocessingCanvas" xmlns:cx="http://schemas.microsoft.com/office/drawing/2014/chartex" xmlns:cx1="http://schemas.microsoft.com/office/drawing/2015/9/8/chartex" xmlns:cx2="http://schemas.microsoft.com/office/drawing/2015/10/21/chartex" xmlns:cx3="http://schemas.microsoft.com/office/drawing/2016/5/9/chartex" xmlns:cx4="http://schemas.microsoft.com/office/drawing/2016/5/10/chartex" xmlns:cx5="http://schemas.microsoft.com/office/drawing/2016/5/11/chartex" xmlns:cx6="http://schemas.microsoft.com/office/drawing/2016/5/12/chartex" xmlns:cx7="http://schemas.microsoft.com/office/drawing/2016/5/13/chartex" xmlns:cx8="http://schemas.microsoft.com/office/drawing/2016/5/14/chartex" xmlns:mc="http://schemas.openxmlformats.org/markup-compatibility/2006" xmlns:aink="http://schemas.microsoft.com/office/drawing/2016/ink" xmlns:am3d="http://schemas.microsoft.com/office/drawing/2017/model3d" xmlns:o="urn:schemas-microsoft-com:office:office" xmlns:r="http://schemas.openxmlformats.org/officeDocument/2006/relationships" xmlns:m="http://schemas.openxmlformats.org/officeDocument/2006/math" xmlns:v="urn:schemas-microsoft-com:vml" xmlns:wp14="http://schemas.microsoft.com/office/word/2010/wordprocessingDrawing" xmlns:wp="http://schemas.openxmlformats.org/drawingml/2006/wordprocessingDrawing" xmlns:w10="urn:schemas-microsoft-com:office:word" xmlns:w="http://schemas.openxmlformats.org/wordprocessingml/2006/main" xmlns:w14="http://schemas.microsoft.com/office/word/2010/wordml" xmlns:w15="http://schemas.microsoft.com/office/word/2012/wordml" xmlns:w16cex="http://schemas.microsoft.com/office/word/2018/wordml/cex" xmlns:w16cid="http://schemas.microsoft.com/office/word/2016/wordml/cid" xmlns:w16="http://schemas.microsoft.com/office/word/2018/wordml" xmlns:w16sdtdh="http://schemas.microsoft.com/office/word/2020/wordml/sdtdatahash" xmlns:w16se="http://schemas.microsoft.com/office/word/2015/wordml/symex" xmlns:wpg="http://schemas.microsoft.com/office/word/2010/wordprocessingGroup" xmlns:wpi="http://schemas.microsoft.com/office/word/2010/wordprocessingInk" xmlns:wne="http://schemas.microsoft.com/office/word/2006/wordml" xmlns:wps="http://schemas.microsoft.com/office/word/2010/wordprocessingShape" mc:Ignorable="w14 w15 w16se w16cid w16 w16cex w16sdtdh wp14">
   <w:footnote w:type="separator" w:id="-1">
     <w:p>
       <w:pPr>
@@ -14613,7 +14257,7 @@
 </file>
 
 <file path=word/header1.xml><?xml version="1.0" encoding="utf-8"?>
-<w:hdr xmlns:wpc="http://schemas.microsoft.com/office/word/2010/wordprocessingCanvas" xmlns:cx="http://schemas.microsoft.com/office/drawing/2014/chartex" xmlns:cx1="http://schemas.microsoft.com/office/drawing/2015/9/8/chartex" xmlns:cx2="http://schemas.microsoft.com/office/drawing/2015/10/21/chartex" xmlns:cx3="http://schemas.microsoft.com/office/drawing/2016/5/9/chartex" xmlns:cx4="http://schemas.microsoft.com/office/drawing/2016/5/10/chartex" xmlns:cx5="http://schemas.microsoft.com/office/drawing/2016/5/11/chartex" xmlns:cx6="http://schemas.microsoft.com/office/drawing/2016/5/12/chartex" xmlns:cx7="http://schemas.microsoft.com/office/drawing/2016/5/13/chartex" xmlns:cx8="http://schemas.microsoft.com/office/drawing/2016/5/14/chartex" xmlns:mc="http://schemas.openxmlformats.org/markup-compatibility/2006" xmlns:aink="http://schemas.microsoft.com/office/drawing/2016/ink" xmlns:am3d="http://schemas.microsoft.com/office/drawing/2017/model3d" xmlns:o="urn:schemas-microsoft-com:office:office" xmlns:oel="http://schemas.microsoft.com/office/2019/extlst" xmlns:r="http://schemas.openxmlformats.org/officeDocument/2006/relationships" xmlns:m="http://schemas.openxmlformats.org/officeDocument/2006/math" xmlns:v="urn:schemas-microsoft-com:vml" xmlns:wp14="http://schemas.microsoft.com/office/word/2010/wordprocessingDrawing" xmlns:wp="http://schemas.openxmlformats.org/drawingml/2006/wordprocessingDrawing" xmlns:w10="urn:schemas-microsoft-com:office:word" xmlns:w="http://schemas.openxmlformats.org/wordprocessingml/2006/main" xmlns:w14="http://schemas.microsoft.com/office/word/2010/wordml" xmlns:w15="http://schemas.microsoft.com/office/word/2012/wordml" xmlns:w16cex="http://schemas.microsoft.com/office/word/2018/wordml/cex" xmlns:w16cid="http://schemas.microsoft.com/office/word/2016/wordml/cid" xmlns:w16="http://schemas.microsoft.com/office/word/2018/wordml" xmlns:w16du="http://schemas.microsoft.com/office/word/2023/wordml/word16du" xmlns:w16sdtdh="http://schemas.microsoft.com/office/word/2020/wordml/sdtdatahash" xmlns:w16sdtfl="http://schemas.microsoft.com/office/word/2024/wordml/sdtformatlock" xmlns:w16se="http://schemas.microsoft.com/office/word/2015/wordml/symex" xmlns:wpg="http://schemas.microsoft.com/office/word/2010/wordprocessingGroup" xmlns:wpi="http://schemas.microsoft.com/office/word/2010/wordprocessingInk" xmlns:wne="http://schemas.microsoft.com/office/word/2006/wordml" xmlns:wps="http://schemas.microsoft.com/office/word/2010/wordprocessingShape" mc:Ignorable="w14 w15 w16se w16cid w16 w16cex w16sdtdh w16sdtfl w16du wp14">
+<w:hdr xmlns:wpc="http://schemas.microsoft.com/office/word/2010/wordprocessingCanvas" xmlns:cx="http://schemas.microsoft.com/office/drawing/2014/chartex" xmlns:cx1="http://schemas.microsoft.com/office/drawing/2015/9/8/chartex" xmlns:cx2="http://schemas.microsoft.com/office/drawing/2015/10/21/chartex" xmlns:cx3="http://schemas.microsoft.com/office/drawing/2016/5/9/chartex" xmlns:cx4="http://schemas.microsoft.com/office/drawing/2016/5/10/chartex" xmlns:cx5="http://schemas.microsoft.com/office/drawing/2016/5/11/chartex" xmlns:cx6="http://schemas.microsoft.com/office/drawing/2016/5/12/chartex" xmlns:cx7="http://schemas.microsoft.com/office/drawing/2016/5/13/chartex" xmlns:cx8="http://schemas.microsoft.com/office/drawing/2016/5/14/chartex" xmlns:mc="http://schemas.openxmlformats.org/markup-compatibility/2006" xmlns:aink="http://schemas.microsoft.com/office/drawing/2016/ink" xmlns:am3d="http://schemas.microsoft.com/office/drawing/2017/model3d" xmlns:o="urn:schemas-microsoft-com:office:office" xmlns:r="http://schemas.openxmlformats.org/officeDocument/2006/relationships" xmlns:m="http://schemas.openxmlformats.org/officeDocument/2006/math" xmlns:v="urn:schemas-microsoft-com:vml" xmlns:wp14="http://schemas.microsoft.com/office/word/2010/wordprocessingDrawing" xmlns:wp="http://schemas.openxmlformats.org/drawingml/2006/wordprocessingDrawing" xmlns:w10="urn:schemas-microsoft-com:office:word" xmlns:w="http://schemas.openxmlformats.org/wordprocessingml/2006/main" xmlns:w14="http://schemas.microsoft.com/office/word/2010/wordml" xmlns:w15="http://schemas.microsoft.com/office/word/2012/wordml" xmlns:w16cex="http://schemas.microsoft.com/office/word/2018/wordml/cex" xmlns:w16cid="http://schemas.microsoft.com/office/word/2016/wordml/cid" xmlns:w16="http://schemas.microsoft.com/office/word/2018/wordml" xmlns:w16sdtdh="http://schemas.microsoft.com/office/word/2020/wordml/sdtdatahash" xmlns:w16se="http://schemas.microsoft.com/office/word/2015/wordml/symex" xmlns:wpg="http://schemas.microsoft.com/office/word/2010/wordprocessingGroup" xmlns:wpi="http://schemas.microsoft.com/office/word/2010/wordprocessingInk" xmlns:wne="http://schemas.microsoft.com/office/word/2006/wordml" xmlns:wps="http://schemas.microsoft.com/office/word/2010/wordprocessingShape" mc:Ignorable="w14 w15 w16se w16cid w16 w16cex w16sdtdh wp14">
   <w:p>
     <w:pPr>
       <w:pStyle w:val="Encabezado"/>
@@ -14698,7 +14342,7 @@
 </file>
 
 <file path=word/numbering.xml><?xml version="1.0" encoding="utf-8"?>
-<w:numbering xmlns:wpc="http://schemas.microsoft.com/office/word/2010/wordprocessingCanvas" xmlns:cx="http://schemas.microsoft.com/office/drawing/2014/chartex" xmlns:cx1="http://schemas.microsoft.com/office/drawing/2015/9/8/chartex" xmlns:cx2="http://schemas.microsoft.com/office/drawing/2015/10/21/chartex" xmlns:cx3="http://schemas.microsoft.com/office/drawing/2016/5/9/chartex" xmlns:cx4="http://schemas.microsoft.com/office/drawing/2016/5/10/chartex" xmlns:cx5="http://schemas.microsoft.com/office/drawing/2016/5/11/chartex" xmlns:cx6="http://schemas.microsoft.com/office/drawing/2016/5/12/chartex" xmlns:cx7="http://schemas.microsoft.com/office/drawing/2016/5/13/chartex" xmlns:cx8="http://schemas.microsoft.com/office/drawing/2016/5/14/chartex" xmlns:mc="http://schemas.openxmlformats.org/markup-compatibility/2006" xmlns:aink="http://schemas.microsoft.com/office/drawing/2016/ink" xmlns:am3d="http://schemas.microsoft.com/office/drawing/2017/model3d" xmlns:o="urn:schemas-microsoft-com:office:office" xmlns:oel="http://schemas.microsoft.com/office/2019/extlst" xmlns:r="http://schemas.openxmlformats.org/officeDocument/2006/relationships" xmlns:m="http://schemas.openxmlformats.org/officeDocument/2006/math" xmlns:v="urn:schemas-microsoft-com:vml" xmlns:wp14="http://schemas.microsoft.com/office/word/2010/wordprocessingDrawing" xmlns:wp="http://schemas.openxmlformats.org/drawingml/2006/wordprocessingDrawing" xmlns:w10="urn:schemas-microsoft-com:office:word" xmlns:w="http://schemas.openxmlformats.org/wordprocessingml/2006/main" xmlns:w14="http://schemas.microsoft.com/office/word/2010/wordml" xmlns:w15="http://schemas.microsoft.com/office/word/2012/wordml" xmlns:w16cex="http://schemas.microsoft.com/office/word/2018/wordml/cex" xmlns:w16cid="http://schemas.microsoft.com/office/word/2016/wordml/cid" xmlns:w16="http://schemas.microsoft.com/office/word/2018/wordml" xmlns:w16du="http://schemas.microsoft.com/office/word/2023/wordml/word16du" xmlns:w16sdtdh="http://schemas.microsoft.com/office/word/2020/wordml/sdtdatahash" xmlns:w16sdtfl="http://schemas.microsoft.com/office/word/2024/wordml/sdtformatlock" xmlns:w16se="http://schemas.microsoft.com/office/word/2015/wordml/symex" xmlns:wpg="http://schemas.microsoft.com/office/word/2010/wordprocessingGroup" xmlns:wpi="http://schemas.microsoft.com/office/word/2010/wordprocessingInk" xmlns:wne="http://schemas.microsoft.com/office/word/2006/wordml" xmlns:wps="http://schemas.microsoft.com/office/word/2010/wordprocessingShape" mc:Ignorable="w14 w15 w16se w16cid w16 w16cex w16sdtdh w16sdtfl w16du wp14">
+<w:numbering xmlns:wpc="http://schemas.microsoft.com/office/word/2010/wordprocessingCanvas" xmlns:cx="http://schemas.microsoft.com/office/drawing/2014/chartex" xmlns:cx1="http://schemas.microsoft.com/office/drawing/2015/9/8/chartex" xmlns:cx2="http://schemas.microsoft.com/office/drawing/2015/10/21/chartex" xmlns:cx3="http://schemas.microsoft.com/office/drawing/2016/5/9/chartex" xmlns:cx4="http://schemas.microsoft.com/office/drawing/2016/5/10/chartex" xmlns:cx5="http://schemas.microsoft.com/office/drawing/2016/5/11/chartex" xmlns:cx6="http://schemas.microsoft.com/office/drawing/2016/5/12/chartex" xmlns:cx7="http://schemas.microsoft.com/office/drawing/2016/5/13/chartex" xmlns:cx8="http://schemas.microsoft.com/office/drawing/2016/5/14/chartex" xmlns:mc="http://schemas.openxmlformats.org/markup-compatibility/2006" xmlns:aink="http://schemas.microsoft.com/office/drawing/2016/ink" xmlns:am3d="http://schemas.microsoft.com/office/drawing/2017/model3d" xmlns:o="urn:schemas-microsoft-com:office:office" xmlns:r="http://schemas.openxmlformats.org/officeDocument/2006/relationships" xmlns:m="http://schemas.openxmlformats.org/officeDocument/2006/math" xmlns:v="urn:schemas-microsoft-com:vml" xmlns:wp14="http://schemas.microsoft.com/office/word/2010/wordprocessingDrawing" xmlns:wp="http://schemas.openxmlformats.org/drawingml/2006/wordprocessingDrawing" xmlns:w10="urn:schemas-microsoft-com:office:word" xmlns:w="http://schemas.openxmlformats.org/wordprocessingml/2006/main" xmlns:w14="http://schemas.microsoft.com/office/word/2010/wordml" xmlns:w15="http://schemas.microsoft.com/office/word/2012/wordml" xmlns:w16cex="http://schemas.microsoft.com/office/word/2018/wordml/cex" xmlns:w16cid="http://schemas.microsoft.com/office/word/2016/wordml/cid" xmlns:w16="http://schemas.microsoft.com/office/word/2018/wordml" xmlns:w16sdtdh="http://schemas.microsoft.com/office/word/2020/wordml/sdtdatahash" xmlns:w16se="http://schemas.microsoft.com/office/word/2015/wordml/symex" xmlns:wpg="http://schemas.microsoft.com/office/word/2010/wordprocessingGroup" xmlns:wpi="http://schemas.microsoft.com/office/word/2010/wordprocessingInk" xmlns:wne="http://schemas.microsoft.com/office/word/2006/wordml" xmlns:wps="http://schemas.microsoft.com/office/word/2010/wordprocessingShape" mc:Ignorable="w14 w15 w16se w16cid w16 w16cex w16sdtdh wp14">
   <w:abstractNum w:abstractNumId="0" w15:restartNumberingAfterBreak="0">
     <w:nsid w:val="FFFFFF89"/>
     <w:multiLevelType w:val="singleLevel"/>
@@ -15806,7 +15450,6 @@
     <w:lvl w:ilvl="0" w:tplc="06DEBADE">
       <w:start w:val="1"/>
       <w:numFmt w:val="decimal"/>
-      <w:pStyle w:val="Figura"/>
       <w:lvlText w:val="Figura %1."/>
       <w:lvlJc w:val="left"/>
       <w:pPr>
@@ -16349,7 +15992,6 @@
     <w:lvl w:ilvl="0" w:tplc="0E9A7DA8">
       <w:start w:val="1"/>
       <w:numFmt w:val="decimal"/>
-      <w:pStyle w:val="Video"/>
       <w:lvlText w:val="Video %1."/>
       <w:lvlJc w:val="left"/>
       <w:pPr>
@@ -19145,130 +18787,130 @@
       </w:rPr>
     </w:lvl>
   </w:abstractNum>
-  <w:num w:numId="1" w16cid:durableId="1379739690">
+  <w:num w:numId="1">
     <w:abstractNumId w:val="0"/>
   </w:num>
-  <w:num w:numId="2" w16cid:durableId="1967464800">
+  <w:num w:numId="2">
     <w:abstractNumId w:val="11"/>
   </w:num>
-  <w:num w:numId="3" w16cid:durableId="764306020">
+  <w:num w:numId="3">
     <w:abstractNumId w:val="24"/>
   </w:num>
-  <w:num w:numId="4" w16cid:durableId="1254315301">
+  <w:num w:numId="4">
     <w:abstractNumId w:val="16"/>
   </w:num>
-  <w:num w:numId="5" w16cid:durableId="1799882820">
+  <w:num w:numId="5">
     <w:abstractNumId w:val="26"/>
   </w:num>
-  <w:num w:numId="6" w16cid:durableId="155805999">
+  <w:num w:numId="6">
     <w:abstractNumId w:val="34"/>
   </w:num>
-  <w:num w:numId="7" w16cid:durableId="598099135">
+  <w:num w:numId="7">
     <w:abstractNumId w:val="36"/>
   </w:num>
-  <w:num w:numId="8" w16cid:durableId="474758549">
+  <w:num w:numId="8">
     <w:abstractNumId w:val="41"/>
   </w:num>
-  <w:num w:numId="9" w16cid:durableId="499658550">
+  <w:num w:numId="9">
     <w:abstractNumId w:val="40"/>
   </w:num>
-  <w:num w:numId="10" w16cid:durableId="1856919113">
+  <w:num w:numId="10">
     <w:abstractNumId w:val="6"/>
   </w:num>
-  <w:num w:numId="11" w16cid:durableId="602349695">
+  <w:num w:numId="11">
     <w:abstractNumId w:val="17"/>
   </w:num>
-  <w:num w:numId="12" w16cid:durableId="739207728">
+  <w:num w:numId="12">
     <w:abstractNumId w:val="15"/>
   </w:num>
-  <w:num w:numId="13" w16cid:durableId="183594269">
+  <w:num w:numId="13">
     <w:abstractNumId w:val="1"/>
   </w:num>
-  <w:num w:numId="14" w16cid:durableId="1170294958">
+  <w:num w:numId="14">
     <w:abstractNumId w:val="2"/>
   </w:num>
-  <w:num w:numId="15" w16cid:durableId="1436904008">
+  <w:num w:numId="15">
     <w:abstractNumId w:val="39"/>
   </w:num>
-  <w:num w:numId="16" w16cid:durableId="1182667836">
+  <w:num w:numId="16">
     <w:abstractNumId w:val="10"/>
   </w:num>
-  <w:num w:numId="17" w16cid:durableId="1330598167">
+  <w:num w:numId="17">
     <w:abstractNumId w:val="37"/>
   </w:num>
-  <w:num w:numId="18" w16cid:durableId="149760386">
+  <w:num w:numId="18">
     <w:abstractNumId w:val="33"/>
   </w:num>
-  <w:num w:numId="19" w16cid:durableId="1014769756">
+  <w:num w:numId="19">
     <w:abstractNumId w:val="30"/>
   </w:num>
-  <w:num w:numId="20" w16cid:durableId="911352371">
+  <w:num w:numId="20">
     <w:abstractNumId w:val="32"/>
   </w:num>
-  <w:num w:numId="21" w16cid:durableId="1196232349">
+  <w:num w:numId="21">
     <w:abstractNumId w:val="35"/>
   </w:num>
-  <w:num w:numId="22" w16cid:durableId="175576649">
+  <w:num w:numId="22">
     <w:abstractNumId w:val="9"/>
   </w:num>
-  <w:num w:numId="23" w16cid:durableId="461701233">
+  <w:num w:numId="23">
     <w:abstractNumId w:val="5"/>
   </w:num>
-  <w:num w:numId="24" w16cid:durableId="149634477">
+  <w:num w:numId="24">
     <w:abstractNumId w:val="25"/>
   </w:num>
-  <w:num w:numId="25" w16cid:durableId="43144129">
+  <w:num w:numId="25">
     <w:abstractNumId w:val="31"/>
   </w:num>
-  <w:num w:numId="26" w16cid:durableId="1369986849">
+  <w:num w:numId="26">
     <w:abstractNumId w:val="21"/>
   </w:num>
-  <w:num w:numId="27" w16cid:durableId="78990388">
+  <w:num w:numId="27">
     <w:abstractNumId w:val="14"/>
   </w:num>
-  <w:num w:numId="28" w16cid:durableId="860362856">
+  <w:num w:numId="28">
     <w:abstractNumId w:val="3"/>
   </w:num>
-  <w:num w:numId="29" w16cid:durableId="150416791">
+  <w:num w:numId="29">
     <w:abstractNumId w:val="12"/>
   </w:num>
-  <w:num w:numId="30" w16cid:durableId="640842067">
+  <w:num w:numId="30">
     <w:abstractNumId w:val="7"/>
   </w:num>
-  <w:num w:numId="31" w16cid:durableId="1999381674">
+  <w:num w:numId="31">
     <w:abstractNumId w:val="13"/>
   </w:num>
-  <w:num w:numId="32" w16cid:durableId="686441881">
+  <w:num w:numId="32">
     <w:abstractNumId w:val="29"/>
   </w:num>
-  <w:num w:numId="33" w16cid:durableId="164784110">
+  <w:num w:numId="33">
     <w:abstractNumId w:val="8"/>
   </w:num>
-  <w:num w:numId="34" w16cid:durableId="813334475">
+  <w:num w:numId="34">
     <w:abstractNumId w:val="4"/>
   </w:num>
-  <w:num w:numId="35" w16cid:durableId="2146967006">
+  <w:num w:numId="35">
     <w:abstractNumId w:val="28"/>
   </w:num>
-  <w:num w:numId="36" w16cid:durableId="871764342">
+  <w:num w:numId="36">
     <w:abstractNumId w:val="19"/>
   </w:num>
-  <w:num w:numId="37" w16cid:durableId="303585236">
+  <w:num w:numId="37">
     <w:abstractNumId w:val="22"/>
   </w:num>
-  <w:num w:numId="38" w16cid:durableId="718750852">
+  <w:num w:numId="38">
     <w:abstractNumId w:val="38"/>
   </w:num>
-  <w:num w:numId="39" w16cid:durableId="809401762">
+  <w:num w:numId="39">
     <w:abstractNumId w:val="20"/>
   </w:num>
-  <w:num w:numId="40" w16cid:durableId="840704970">
+  <w:num w:numId="40">
     <w:abstractNumId w:val="18"/>
   </w:num>
-  <w:num w:numId="41" w16cid:durableId="1343238691">
+  <w:num w:numId="41">
     <w:abstractNumId w:val="27"/>
   </w:num>
-  <w:num w:numId="42" w16cid:durableId="1928994442">
+  <w:num w:numId="42">
     <w:abstractNumId w:val="23"/>
   </w:num>
   <w:numIdMacAtCleanup w:val="21"/>
@@ -19276,7 +18918,7 @@
 </file>
 
 <file path=word/styles.xml><?xml version="1.0" encoding="utf-8"?>
-<w:styles xmlns:mc="http://schemas.openxmlformats.org/markup-compatibility/2006" xmlns:r="http://schemas.openxmlformats.org/officeDocument/2006/relationships" xmlns:w="http://schemas.openxmlformats.org/wordprocessingml/2006/main" xmlns:w14="http://schemas.microsoft.com/office/word/2010/wordml" xmlns:w15="http://schemas.microsoft.com/office/word/2012/wordml" xmlns:w16cex="http://schemas.microsoft.com/office/word/2018/wordml/cex" xmlns:w16cid="http://schemas.microsoft.com/office/word/2016/wordml/cid" xmlns:w16="http://schemas.microsoft.com/office/word/2018/wordml" xmlns:w16du="http://schemas.microsoft.com/office/word/2023/wordml/word16du" xmlns:w16sdtdh="http://schemas.microsoft.com/office/word/2020/wordml/sdtdatahash" xmlns:w16sdtfl="http://schemas.microsoft.com/office/word/2024/wordml/sdtformatlock" xmlns:w16se="http://schemas.microsoft.com/office/word/2015/wordml/symex" mc:Ignorable="w14 w15 w16se w16cid w16 w16cex w16sdtdh w16sdtfl w16du">
+<w:styles xmlns:mc="http://schemas.openxmlformats.org/markup-compatibility/2006" xmlns:r="http://schemas.openxmlformats.org/officeDocument/2006/relationships" xmlns:w="http://schemas.openxmlformats.org/wordprocessingml/2006/main" xmlns:w14="http://schemas.microsoft.com/office/word/2010/wordml" xmlns:w15="http://schemas.microsoft.com/office/word/2012/wordml" xmlns:w16cex="http://schemas.microsoft.com/office/word/2018/wordml/cex" xmlns:w16cid="http://schemas.microsoft.com/office/word/2016/wordml/cid" xmlns:w16="http://schemas.microsoft.com/office/word/2018/wordml" xmlns:w16sdtdh="http://schemas.microsoft.com/office/word/2020/wordml/sdtdatahash" xmlns:w16se="http://schemas.microsoft.com/office/word/2015/wordml/symex" mc:Ignorable="w14 w15 w16se w16cid w16 w16cex w16sdtdh">
   <w:docDefaults>
     <w:rPrDefault>
       <w:rPr>
@@ -19955,13 +19597,10 @@
     <w:qFormat/>
     <w:rsid w:val="001C3127"/>
     <w:pPr>
-      <w:numPr>
-        <w:numId w:val="2"/>
-      </w:numPr>
       <w:tabs>
         <w:tab w:val="left" w:pos="1134"/>
       </w:tabs>
-      <w:ind w:left="992" w:hanging="992"/>
+      <w:ind w:firstLine="0"/>
       <w:jc w:val="center"/>
     </w:pPr>
     <w:rPr>
@@ -20180,11 +19819,8 @@
     <w:qFormat/>
     <w:rsid w:val="00425E49"/>
     <w:pPr>
-      <w:numPr>
-        <w:numId w:val="4"/>
-      </w:numPr>
       <w:spacing w:before="240"/>
-      <w:ind w:left="1134" w:hanging="1134"/>
+      <w:ind w:firstLine="0"/>
       <w:jc w:val="center"/>
     </w:pPr>
     <w:rPr>
@@ -20340,8 +19976,12 @@
     <w:autoRedefine/>
     <w:uiPriority w:val="39"/>
     <w:unhideWhenUsed/>
-    <w:rsid w:val="000434FA"/>
+    <w:rsid w:val="007D3649"/>
     <w:pPr>
+      <w:tabs>
+        <w:tab w:val="left" w:pos="993"/>
+        <w:tab w:val="right" w:leader="dot" w:pos="9962"/>
+      </w:tabs>
       <w:spacing w:after="100"/>
     </w:pPr>
   </w:style>
@@ -20651,7 +20291,7 @@
       <w14:ligatures w14:val="none"/>
     </w:rPr>
   </w:style>
-  <w:style w:type="character" w:styleId="Fuerte">
+  <w:style w:type="character" w:styleId="Textoennegrita">
     <w:name w:val="Strong"/>
     <w:basedOn w:val="Fuentedeprrafopredeter"/>
     <w:uiPriority w:val="22"/>
@@ -20972,6 +20612,10 @@
 </file>
 
 <file path=customXml/item1.xml><?xml version="1.0" encoding="utf-8"?>
+<b:Sources xmlns:b="http://schemas.openxmlformats.org/officeDocument/2006/bibliography" xmlns="http://schemas.openxmlformats.org/officeDocument/2006/bibliography" SelectedStyle="\APASixthEditionOfficeOnline.xsl" StyleName="APA" Version="6"/>
+</file>
+
+<file path=customXml/item2.xml><?xml version="1.0" encoding="utf-8"?>
 <p:properties xmlns:p="http://schemas.microsoft.com/office/2006/metadata/properties" xmlns:xsi="http://www.w3.org/2001/XMLSchema-instance" xmlns:pc="http://schemas.microsoft.com/office/infopath/2007/PartnerControls">
   <documentManagement>
     <TaxCatchAll xmlns="13c90a0b-73bc-4dc0-be5f-28d77b615beb" xsi:nil="true"/>
@@ -20982,11 +20626,16 @@
 </p:properties>
 </file>
 
-<file path=customXml/item2.xml><?xml version="1.0" encoding="utf-8"?>
-<b:Sources xmlns:b="http://schemas.openxmlformats.org/officeDocument/2006/bibliography" xmlns="http://schemas.openxmlformats.org/officeDocument/2006/bibliography" SelectedStyle="\APASixthEditionOfficeOnline.xsl" StyleName="APA" Version="6"/>
+<file path=customXml/item3.xml><?xml version="1.0" encoding="utf-8"?>
+<?mso-contentType ?>
+<FormTemplates xmlns="http://schemas.microsoft.com/sharepoint/v3/contenttype/forms">
+  <Display>DocumentLibraryForm</Display>
+  <Edit>DocumentLibraryForm</Edit>
+  <New>DocumentLibraryForm</New>
+</FormTemplates>
 </file>
 
-<file path=customXml/item3.xml><?xml version="1.0" encoding="utf-8"?>
+<file path=customXml/item4.xml><?xml version="1.0" encoding="utf-8"?>
 <ct:contentTypeSchema xmlns:ct="http://schemas.microsoft.com/office/2006/metadata/contentType" xmlns:ma="http://schemas.microsoft.com/office/2006/metadata/properties/metaAttributes" ct:_="" ma:_="" ma:contentTypeName="Documento" ma:contentTypeID="0x0101006A81D6BD42E8DF4C91013959704817E1" ma:contentTypeVersion="15" ma:contentTypeDescription="Crear nuevo documento." ma:contentTypeScope="" ma:versionID="bf4f72ffd194f0963ff564daca6869f7">
   <xsd:schema xmlns:xsd="http://www.w3.org/2001/XMLSchema" xmlns:xs="http://www.w3.org/2001/XMLSchema" xmlns:p="http://schemas.microsoft.com/office/2006/metadata/properties" xmlns:ns2="13c90a0b-73bc-4dc0-be5f-28d77b615beb" xmlns:ns3="13c93bba-48ce-428c-bfe5-88b42c19b028" targetNamespace="http://schemas.microsoft.com/office/2006/metadata/properties" ma:root="true" ma:fieldsID="8718d6f4873a5b1392a45044efa78385" ns2:_="" ns3:_="">
     <xsd:import namespace="13c90a0b-73bc-4dc0-be5f-28d77b615beb"/>
@@ -21221,16 +20870,15 @@
 </ct:contentTypeSchema>
 </file>
 
-<file path=customXml/item4.xml><?xml version="1.0" encoding="utf-8"?>
-<?mso-contentType ?>
-<FormTemplates xmlns="http://schemas.microsoft.com/sharepoint/v3/contenttype/forms">
-  <Display>DocumentLibraryForm</Display>
-  <Edit>DocumentLibraryForm</Edit>
-  <New>DocumentLibraryForm</New>
-</FormTemplates>
+<file path=customXml/itemProps1.xml><?xml version="1.0" encoding="utf-8"?>
+<ds:datastoreItem xmlns:ds="http://schemas.openxmlformats.org/officeDocument/2006/customXml" ds:itemID="{E8AB44A3-7C62-4BD2-82ED-8ABC209970FA}">
+  <ds:schemaRefs>
+    <ds:schemaRef ds:uri="http://schemas.openxmlformats.org/officeDocument/2006/bibliography"/>
+  </ds:schemaRefs>
+</ds:datastoreItem>
 </file>
 
-<file path=customXml/itemProps1.xml><?xml version="1.0" encoding="utf-8"?>
+<file path=customXml/itemProps2.xml><?xml version="1.0" encoding="utf-8"?>
 <ds:datastoreItem xmlns:ds="http://schemas.openxmlformats.org/officeDocument/2006/customXml" ds:itemID="{1145D752-ACC1-45E1-AB53-0C756F67FC7F}">
   <ds:schemaRefs>
     <ds:schemaRef ds:uri="http://schemas.microsoft.com/office/2006/metadata/properties"/>
@@ -21241,15 +20889,15 @@
 </ds:datastoreItem>
 </file>
 
-<file path=customXml/itemProps2.xml><?xml version="1.0" encoding="utf-8"?>
-<ds:datastoreItem xmlns:ds="http://schemas.openxmlformats.org/officeDocument/2006/customXml" ds:itemID="{E8AB44A3-7C62-4BD2-82ED-8ABC209970FA}">
+<file path=customXml/itemProps3.xml><?xml version="1.0" encoding="utf-8"?>
+<ds:datastoreItem xmlns:ds="http://schemas.openxmlformats.org/officeDocument/2006/customXml" ds:itemID="{81CBDEC1-3B00-44ED-AD36-0268077980BA}">
   <ds:schemaRefs>
-    <ds:schemaRef ds:uri="http://schemas.openxmlformats.org/officeDocument/2006/bibliography"/>
+    <ds:schemaRef ds:uri="http://schemas.microsoft.com/sharepoint/v3/contenttype/forms"/>
   </ds:schemaRefs>
 </ds:datastoreItem>
 </file>
 
-<file path=customXml/itemProps3.xml><?xml version="1.0" encoding="utf-8"?>
+<file path=customXml/itemProps4.xml><?xml version="1.0" encoding="utf-8"?>
 <ds:datastoreItem xmlns:ds="http://schemas.openxmlformats.org/officeDocument/2006/customXml" ds:itemID="{FA1B781A-F25A-4A2C-9D8D-BDD73F50B939}">
   <ds:schemaRefs>
     <ds:schemaRef ds:uri="http://schemas.microsoft.com/office/2006/metadata/contentType"/>
@@ -21266,12 +20914,4 @@
     <ds:schemaRef ds:uri="http://schemas.microsoft.com/internal/obd"/>
   </ds:schemaRefs>
 </ds:datastoreItem>
-</file>
-
-<file path=customXml/itemProps4.xml><?xml version="1.0" encoding="utf-8"?>
-<ds:datastoreItem xmlns:ds="http://schemas.openxmlformats.org/officeDocument/2006/customXml" ds:itemID="{81CBDEC1-3B00-44ED-AD36-0268077980BA}">
-  <ds:schemaRefs>
-    <ds:schemaRef ds:uri="http://schemas.microsoft.com/sharepoint/v3/contenttype/forms"/>
-  </ds:schemaRefs>
-</ds:datastoreItem>
 </file>
--- a/fuentes/135303_CF02_CFA.docx
+++ b/fuentes/135303_CF02_CFA.docx
@@ -220,7 +220,7 @@
               </wp:anchor>
             </w:drawing>
           </mc:Choice>
-          <mc:Fallback xmlns:w16sdtfl="http://schemas.microsoft.com/office/word/2024/wordml/sdtformatlock" xmlns:w16du="http://schemas.microsoft.com/office/word/2023/wordml/word16du" xmlns:oel="http://schemas.microsoft.com/office/2019/extlst">
+          <mc:Fallback xmlns:oel="http://schemas.microsoft.com/office/2019/extlst" xmlns:w16du="http://schemas.microsoft.com/office/word/2023/wordml/word16du" xmlns:w16sdtfl="http://schemas.microsoft.com/office/word/2024/wordml/sdtformatlock">
             <w:pict>
               <v:rect w14:anchorId="20253B2F" id="Rectángulo 3" o:spid="_x0000_s1026" alt="&quot;&quot;" style="position:absolute;margin-left:0;margin-top:30.65pt;width:616.85pt;height:160.8pt;z-index:-251655168;visibility:visible;mso-wrap-style:square;mso-width-percent:0;mso-height-percent:0;mso-wrap-distance-left:9pt;mso-wrap-distance-top:0;mso-wrap-distance-right:9pt;mso-wrap-distance-bottom:0;mso-position-horizontal:left;mso-position-horizontal-relative:page;mso-position-vertical:absolute;mso-position-vertical-relative:text;mso-width-percent:0;mso-height-percent:0;mso-width-relative:margin;mso-height-relative:margin;v-text-anchor:middle" o:gfxdata="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" fillcolor="#00314d" stroked="f" strokeweight="1pt">
                 <w10:wrap anchorx="page"/>
@@ -1327,7 +1327,7 @@
                 <w:noProof/>
                 <w:webHidden/>
               </w:rPr>
-              <w:t>23</w:t>
+              <w:t>22</w:t>
             </w:r>
             <w:r>
               <w:rPr>
@@ -1415,7 +1415,7 @@
                 <w:noProof/>
                 <w:webHidden/>
               </w:rPr>
-              <w:t>26</w:t>
+              <w:t>25</w:t>
             </w:r>
             <w:r>
               <w:rPr>
@@ -1503,7 +1503,7 @@
                 <w:noProof/>
                 <w:webHidden/>
               </w:rPr>
-              <w:t>29</w:t>
+              <w:t>27</w:t>
             </w:r>
             <w:r>
               <w:rPr>
@@ -1591,7 +1591,7 @@
                 <w:noProof/>
                 <w:webHidden/>
               </w:rPr>
-              <w:t>33</w:t>
+              <w:t>31</w:t>
             </w:r>
             <w:r>
               <w:rPr>
@@ -1679,7 +1679,7 @@
                 <w:noProof/>
                 <w:webHidden/>
               </w:rPr>
-              <w:t>35</w:t>
+              <w:t>34</w:t>
             </w:r>
             <w:r>
               <w:rPr>
@@ -1767,7 +1767,7 @@
                 <w:noProof/>
                 <w:webHidden/>
               </w:rPr>
-              <w:t>38</w:t>
+              <w:t>35</w:t>
             </w:r>
             <w:r>
               <w:rPr>
@@ -1855,7 +1855,7 @@
                 <w:noProof/>
                 <w:webHidden/>
               </w:rPr>
-              <w:t>44</w:t>
+              <w:t>41</w:t>
             </w:r>
             <w:r>
               <w:rPr>
@@ -1943,7 +1943,7 @@
                 <w:noProof/>
                 <w:webHidden/>
               </w:rPr>
-              <w:t>48</w:t>
+              <w:t>45</w:t>
             </w:r>
             <w:r>
               <w:rPr>
@@ -2031,7 +2031,7 @@
                 <w:noProof/>
                 <w:webHidden/>
               </w:rPr>
-              <w:t>50</w:t>
+              <w:t>47</w:t>
             </w:r>
             <w:r>
               <w:rPr>
@@ -2119,7 +2119,7 @@
                 <w:noProof/>
                 <w:webHidden/>
               </w:rPr>
-              <w:t>51</w:t>
+              <w:t>48</w:t>
             </w:r>
             <w:r>
               <w:rPr>
@@ -2189,7 +2189,7 @@
                 <w:noProof/>
                 <w:webHidden/>
               </w:rPr>
-              <w:t>53</w:t>
+              <w:t>50</w:t>
             </w:r>
             <w:r>
               <w:rPr>
@@ -2259,7 +2259,7 @@
                 <w:noProof/>
                 <w:webHidden/>
               </w:rPr>
-              <w:t>54</w:t>
+              <w:t>51</w:t>
             </w:r>
             <w:r>
               <w:rPr>
@@ -2329,7 +2329,7 @@
                 <w:noProof/>
                 <w:webHidden/>
               </w:rPr>
-              <w:t>56</w:t>
+              <w:t>53</w:t>
             </w:r>
             <w:r>
               <w:rPr>
@@ -2399,7 +2399,7 @@
                 <w:noProof/>
                 <w:webHidden/>
               </w:rPr>
-              <w:t>58</w:t>
+              <w:t>55</w:t>
             </w:r>
             <w:r>
               <w:rPr>
@@ -5747,10 +5747,7 @@
           </w:tcPr>
           <w:p>
             <w:pPr>
-              <w:ind w:firstLine="0"/>
-              <w:rPr>
-                <w:lang w:val="es-419" w:eastAsia="es-CO"/>
-              </w:rPr>
+              <w:pStyle w:val="TextoTablas"/>
             </w:pPr>
             <w:r>
               <w:t>Elemento</w:t>
@@ -5763,10 +5760,7 @@
           </w:tcPr>
           <w:p>
             <w:pPr>
-              <w:ind w:firstLine="0"/>
-              <w:rPr>
-                <w:lang w:val="es-419" w:eastAsia="es-CO"/>
-              </w:rPr>
+              <w:pStyle w:val="TextoTablas"/>
             </w:pPr>
             <w:r>
               <w:t>Recomendación</w:t>
@@ -5779,10 +5773,7 @@
           </w:tcPr>
           <w:p>
             <w:pPr>
-              <w:ind w:firstLine="0"/>
-              <w:rPr>
-                <w:lang w:val="es-419" w:eastAsia="es-CO"/>
-              </w:rPr>
+              <w:pStyle w:val="TextoTablas"/>
             </w:pPr>
             <w:r>
               <w:t>Ítems</w:t>
@@ -5800,10 +5791,7 @@
           </w:tcPr>
           <w:p>
             <w:pPr>
-              <w:ind w:firstLine="0"/>
-              <w:rPr>
-                <w:lang w:val="es-419" w:eastAsia="es-CO"/>
-              </w:rPr>
+              <w:pStyle w:val="TextoTablas"/>
             </w:pPr>
             <w:r>
               <w:t>Información muy detallada de la empresa</w:t>
@@ -5816,17 +5804,10 @@
           </w:tcPr>
           <w:p>
             <w:pPr>
-              <w:ind w:firstLine="0"/>
-              <w:rPr>
-                <w:lang w:val="es-419" w:eastAsia="es-CO"/>
-              </w:rPr>
+              <w:pStyle w:val="TextoTablas"/>
             </w:pPr>
             <w:r>
-              <w:t xml:space="preserve">Debe aparecer no solo su historia, sino también sus principales clientes y proveedores, esto le </w:t>
-            </w:r>
-            <w:r>
-              <w:lastRenderedPageBreak/>
-              <w:t>ofrece confianza al cliente.</w:t>
+              <w:t>Debe aparecer no solo su historia, sino también sus principales clientes y proveedores, esto le ofrece confianza al cliente.</w:t>
             </w:r>
           </w:p>
         </w:tc>
@@ -5836,219 +5817,98 @@
           </w:tcPr>
           <w:p>
             <w:pPr>
-              <w:pStyle w:val="Prrafodelista"/>
-              <w:numPr>
-                <w:ilvl w:val="0"/>
-                <w:numId w:val="25"/>
-              </w:numPr>
-              <w:rPr>
-                <w:lang w:val="es-419" w:eastAsia="es-CO"/>
-              </w:rPr>
+              <w:pStyle w:val="TextoTablas"/>
             </w:pPr>
             <w:r>
-              <w:rPr>
-                <w:lang w:val="es-419" w:eastAsia="es-CO"/>
-              </w:rPr>
-              <w:lastRenderedPageBreak/>
               <w:t>Historia de la empresa</w:t>
             </w:r>
           </w:p>
           <w:p>
             <w:pPr>
-              <w:pStyle w:val="Prrafodelista"/>
-              <w:numPr>
-                <w:ilvl w:val="0"/>
-                <w:numId w:val="25"/>
-              </w:numPr>
-              <w:rPr>
-                <w:lang w:val="es-419" w:eastAsia="es-CO"/>
-              </w:rPr>
+              <w:pStyle w:val="TextoTablas"/>
             </w:pPr>
             <w:r>
-              <w:rPr>
-                <w:lang w:val="es-419" w:eastAsia="es-CO"/>
-              </w:rPr>
               <w:t>Antecedentes</w:t>
             </w:r>
           </w:p>
           <w:p>
             <w:pPr>
-              <w:pStyle w:val="Prrafodelista"/>
-              <w:numPr>
-                <w:ilvl w:val="0"/>
-                <w:numId w:val="25"/>
-              </w:numPr>
-              <w:rPr>
-                <w:lang w:val="es-419" w:eastAsia="es-CO"/>
-              </w:rPr>
+              <w:pStyle w:val="TextoTablas"/>
             </w:pPr>
             <w:r>
-              <w:rPr>
-                <w:lang w:val="es-419" w:eastAsia="es-CO"/>
-              </w:rPr>
               <w:t>Fecha de creación</w:t>
             </w:r>
           </w:p>
           <w:p>
             <w:pPr>
-              <w:pStyle w:val="Prrafodelista"/>
-              <w:numPr>
-                <w:ilvl w:val="0"/>
-                <w:numId w:val="25"/>
-              </w:numPr>
-              <w:rPr>
-                <w:lang w:val="es-419" w:eastAsia="es-CO"/>
-              </w:rPr>
+              <w:pStyle w:val="TextoTablas"/>
             </w:pPr>
             <w:r>
-              <w:rPr>
-                <w:lang w:val="es-419" w:eastAsia="es-CO"/>
-              </w:rPr>
               <w:t>Tiempo en el mercado</w:t>
             </w:r>
           </w:p>
           <w:p>
             <w:pPr>
-              <w:pStyle w:val="Prrafodelista"/>
-              <w:numPr>
-                <w:ilvl w:val="0"/>
-                <w:numId w:val="25"/>
-              </w:numPr>
-              <w:rPr>
-                <w:lang w:val="es-419" w:eastAsia="es-CO"/>
-              </w:rPr>
+              <w:pStyle w:val="TextoTablas"/>
             </w:pPr>
             <w:r>
-              <w:rPr>
-                <w:lang w:val="es-419" w:eastAsia="es-CO"/>
-              </w:rPr>
               <w:t>Socios</w:t>
             </w:r>
           </w:p>
           <w:p>
             <w:pPr>
-              <w:pStyle w:val="Prrafodelista"/>
-              <w:numPr>
-                <w:ilvl w:val="0"/>
-                <w:numId w:val="25"/>
-              </w:numPr>
-              <w:rPr>
-                <w:lang w:val="es-419" w:eastAsia="es-CO"/>
-              </w:rPr>
+              <w:pStyle w:val="TextoTablas"/>
             </w:pPr>
             <w:r>
-              <w:rPr>
-                <w:lang w:val="es-419" w:eastAsia="es-CO"/>
-              </w:rPr>
-              <w:lastRenderedPageBreak/>
               <w:t>Clientes</w:t>
             </w:r>
           </w:p>
           <w:p>
             <w:pPr>
-              <w:pStyle w:val="Prrafodelista"/>
-              <w:numPr>
-                <w:ilvl w:val="0"/>
-                <w:numId w:val="25"/>
-              </w:numPr>
-              <w:rPr>
-                <w:lang w:val="es-419" w:eastAsia="es-CO"/>
-              </w:rPr>
+              <w:pStyle w:val="TextoTablas"/>
             </w:pPr>
             <w:r>
-              <w:rPr>
-                <w:lang w:val="es-419" w:eastAsia="es-CO"/>
-              </w:rPr>
+              <w:lastRenderedPageBreak/>
               <w:t>Misión</w:t>
             </w:r>
           </w:p>
           <w:p>
             <w:pPr>
-              <w:pStyle w:val="Prrafodelista"/>
-              <w:numPr>
-                <w:ilvl w:val="0"/>
-                <w:numId w:val="25"/>
-              </w:numPr>
-              <w:rPr>
-                <w:lang w:val="es-419" w:eastAsia="es-CO"/>
-              </w:rPr>
+              <w:pStyle w:val="TextoTablas"/>
             </w:pPr>
             <w:r>
-              <w:rPr>
-                <w:lang w:val="es-419" w:eastAsia="es-CO"/>
-              </w:rPr>
               <w:t>Visión</w:t>
             </w:r>
           </w:p>
           <w:p>
             <w:pPr>
-              <w:pStyle w:val="Prrafodelista"/>
-              <w:numPr>
-                <w:ilvl w:val="0"/>
-                <w:numId w:val="25"/>
-              </w:numPr>
-              <w:rPr>
-                <w:lang w:val="es-419" w:eastAsia="es-CO"/>
-              </w:rPr>
+              <w:pStyle w:val="TextoTablas"/>
             </w:pPr>
             <w:r>
-              <w:rPr>
-                <w:lang w:val="es-419" w:eastAsia="es-CO"/>
-              </w:rPr>
               <w:t>Objetivos</w:t>
             </w:r>
           </w:p>
           <w:p>
             <w:pPr>
-              <w:pStyle w:val="Prrafodelista"/>
-              <w:numPr>
-                <w:ilvl w:val="0"/>
-                <w:numId w:val="25"/>
-              </w:numPr>
-              <w:rPr>
-                <w:lang w:val="es-419" w:eastAsia="es-CO"/>
-              </w:rPr>
+              <w:pStyle w:val="TextoTablas"/>
             </w:pPr>
             <w:r>
-              <w:rPr>
-                <w:lang w:val="es-419" w:eastAsia="es-CO"/>
-              </w:rPr>
               <w:t>Propuesta de valor</w:t>
             </w:r>
           </w:p>
           <w:p>
             <w:pPr>
-              <w:pStyle w:val="Prrafodelista"/>
-              <w:numPr>
-                <w:ilvl w:val="0"/>
-                <w:numId w:val="25"/>
-              </w:numPr>
-              <w:rPr>
-                <w:lang w:val="es-419" w:eastAsia="es-CO"/>
-              </w:rPr>
+              <w:pStyle w:val="TextoTablas"/>
             </w:pPr>
             <w:r>
-              <w:rPr>
-                <w:lang w:val="es-419" w:eastAsia="es-CO"/>
-              </w:rPr>
               <w:t>Valores organizacionales</w:t>
             </w:r>
           </w:p>
           <w:p>
             <w:pPr>
-              <w:pStyle w:val="Prrafodelista"/>
-              <w:numPr>
-                <w:ilvl w:val="0"/>
-                <w:numId w:val="25"/>
-              </w:numPr>
-              <w:rPr>
-                <w:lang w:val="es-419" w:eastAsia="es-CO"/>
-              </w:rPr>
+              <w:pStyle w:val="TextoTablas"/>
             </w:pPr>
             <w:r>
-              <w:rPr>
-                <w:lang w:val="es-419" w:eastAsia="es-CO"/>
-              </w:rPr>
               <w:t>Estructura de la empresa</w:t>
             </w:r>
           </w:p>
@@ -6061,15 +5921,9 @@
           </w:tcPr>
           <w:p>
             <w:pPr>
-              <w:ind w:firstLine="0"/>
-              <w:rPr>
-                <w:lang w:val="es-419" w:eastAsia="es-CO"/>
-              </w:rPr>
+              <w:pStyle w:val="TextoTablas"/>
             </w:pPr>
             <w:r>
-              <w:rPr>
-                <w:lang w:val="es-419" w:eastAsia="es-CO"/>
-              </w:rPr>
               <w:lastRenderedPageBreak/>
               <w:t>Información del producto</w:t>
             </w:r>
@@ -6081,15 +5935,9 @@
           </w:tcPr>
           <w:p>
             <w:pPr>
-              <w:ind w:firstLine="0"/>
-              <w:rPr>
-                <w:lang w:val="es-419" w:eastAsia="es-CO"/>
-              </w:rPr>
+              <w:pStyle w:val="TextoTablas"/>
             </w:pPr>
             <w:r>
-              <w:rPr>
-                <w:lang w:val="es-419" w:eastAsia="es-CO"/>
-              </w:rPr>
               <w:t>Debe especificar sus componentes y principales características, también los precios y ofertas por compra.</w:t>
             </w:r>
           </w:p>
@@ -6100,170 +5948,77 @@
           </w:tcPr>
           <w:p>
             <w:pPr>
-              <w:pStyle w:val="Prrafodelista"/>
-              <w:numPr>
-                <w:ilvl w:val="0"/>
-                <w:numId w:val="25"/>
-              </w:numPr>
-              <w:rPr>
-                <w:lang w:val="es-419" w:eastAsia="es-CO"/>
-              </w:rPr>
+              <w:pStyle w:val="TextoTablas"/>
             </w:pPr>
             <w:r>
-              <w:rPr>
-                <w:lang w:val="es-419" w:eastAsia="es-CO"/>
-              </w:rPr>
               <w:t>Clasificación de los productos o servicios</w:t>
             </w:r>
           </w:p>
           <w:p>
             <w:pPr>
-              <w:pStyle w:val="Prrafodelista"/>
-              <w:numPr>
-                <w:ilvl w:val="0"/>
-                <w:numId w:val="25"/>
-              </w:numPr>
-              <w:rPr>
-                <w:lang w:val="es-419" w:eastAsia="es-CO"/>
-              </w:rPr>
+              <w:pStyle w:val="TextoTablas"/>
             </w:pPr>
             <w:r>
-              <w:rPr>
-                <w:lang w:val="es-419" w:eastAsia="es-CO"/>
-              </w:rPr>
               <w:t>Producto o servicio específico</w:t>
             </w:r>
           </w:p>
           <w:p>
             <w:pPr>
-              <w:pStyle w:val="Prrafodelista"/>
-              <w:numPr>
-                <w:ilvl w:val="0"/>
-                <w:numId w:val="25"/>
-              </w:numPr>
-              <w:rPr>
-                <w:lang w:val="es-419" w:eastAsia="es-CO"/>
-              </w:rPr>
+              <w:pStyle w:val="TextoTablas"/>
             </w:pPr>
             <w:r>
-              <w:rPr>
-                <w:lang w:val="es-419" w:eastAsia="es-CO"/>
-              </w:rPr>
               <w:t>La marca de los productos o servicios</w:t>
             </w:r>
           </w:p>
           <w:p>
             <w:pPr>
-              <w:pStyle w:val="Prrafodelista"/>
-              <w:numPr>
-                <w:ilvl w:val="0"/>
-                <w:numId w:val="25"/>
-              </w:numPr>
-              <w:rPr>
-                <w:lang w:val="es-419" w:eastAsia="es-CO"/>
-              </w:rPr>
+              <w:pStyle w:val="TextoTablas"/>
             </w:pPr>
             <w:r>
-              <w:rPr>
-                <w:lang w:val="es-419" w:eastAsia="es-CO"/>
-              </w:rPr>
               <w:t>Nombre del producto o servicio</w:t>
             </w:r>
           </w:p>
           <w:p>
             <w:pPr>
-              <w:pStyle w:val="Prrafodelista"/>
-              <w:numPr>
-                <w:ilvl w:val="0"/>
-                <w:numId w:val="25"/>
-              </w:numPr>
-              <w:rPr>
-                <w:lang w:val="es-419" w:eastAsia="es-CO"/>
-              </w:rPr>
+              <w:pStyle w:val="TextoTablas"/>
             </w:pPr>
             <w:r>
-              <w:rPr>
-                <w:lang w:val="es-419" w:eastAsia="es-CO"/>
-              </w:rPr>
               <w:t xml:space="preserve">Características del producto o servicio: </w:t>
             </w:r>
             <w:r>
-              <w:rPr>
-                <w:lang w:val="es-419" w:eastAsia="es-CO"/>
-              </w:rPr>
               <w:t>t</w:t>
             </w:r>
             <w:r>
-              <w:rPr>
-                <w:lang w:val="es-419" w:eastAsia="es-CO"/>
-              </w:rPr>
               <w:t xml:space="preserve">amaño, forma, color, </w:t>
             </w:r>
             <w:r>
-              <w:rPr>
-                <w:lang w:val="es-419" w:eastAsia="es-CO"/>
-              </w:rPr>
               <w:t>etc.</w:t>
             </w:r>
           </w:p>
           <w:p>
             <w:pPr>
-              <w:pStyle w:val="Prrafodelista"/>
-              <w:numPr>
-                <w:ilvl w:val="0"/>
-                <w:numId w:val="25"/>
-              </w:numPr>
-              <w:rPr>
-                <w:lang w:val="es-419" w:eastAsia="es-CO"/>
-              </w:rPr>
+              <w:pStyle w:val="TextoTablas"/>
             </w:pPr>
             <w:r>
-              <w:rPr>
-                <w:lang w:val="es-419" w:eastAsia="es-CO"/>
-              </w:rPr>
               <w:t xml:space="preserve">Empaque y etiquetado: fecha de vencimiento, recomendaciones de almacenamiento, </w:t>
             </w:r>
             <w:r>
-              <w:rPr>
-                <w:lang w:val="es-419" w:eastAsia="es-CO"/>
-              </w:rPr>
               <w:t>etc.</w:t>
             </w:r>
           </w:p>
           <w:p>
             <w:pPr>
-              <w:pStyle w:val="Prrafodelista"/>
-              <w:numPr>
-                <w:ilvl w:val="0"/>
-                <w:numId w:val="25"/>
-              </w:numPr>
-              <w:rPr>
-                <w:lang w:val="es-419" w:eastAsia="es-CO"/>
-              </w:rPr>
+              <w:pStyle w:val="TextoTablas"/>
             </w:pPr>
             <w:r>
-              <w:rPr>
-                <w:lang w:val="es-419" w:eastAsia="es-CO"/>
-              </w:rPr>
-              <w:lastRenderedPageBreak/>
               <w:t>Funciones y usos del producto o servicio: para qué sirve, cuáles son sus usos, etc.</w:t>
             </w:r>
           </w:p>
           <w:p>
             <w:pPr>
-              <w:pStyle w:val="Prrafodelista"/>
-              <w:numPr>
-                <w:ilvl w:val="0"/>
-                <w:numId w:val="25"/>
-              </w:numPr>
-              <w:rPr>
-                <w:lang w:val="es-419" w:eastAsia="es-CO"/>
-              </w:rPr>
+              <w:pStyle w:val="TextoTablas"/>
             </w:pPr>
             <w:r>
-              <w:rPr>
-                <w:lang w:val="es-419" w:eastAsia="es-CO"/>
-              </w:rPr>
               <w:t>Amplitud, extensión y presentación de la línea del producto: número de líneas, cantidad de productos que integran el portafolio, versiones del producto, etc.</w:t>
             </w:r>
           </w:p>
@@ -6279,13 +6034,9 @@
           </w:tcPr>
           <w:p>
             <w:pPr>
-              <w:ind w:firstLine="0"/>
-              <w:rPr>
-                <w:lang w:val="es-419" w:eastAsia="es-CO"/>
-              </w:rPr>
+              <w:pStyle w:val="TextoTablas"/>
             </w:pPr>
             <w:r>
-              <w:lastRenderedPageBreak/>
               <w:t>I</w:t>
             </w:r>
             <w:r>
@@ -6299,10 +6050,7 @@
           </w:tcPr>
           <w:p>
             <w:pPr>
-              <w:ind w:firstLine="0"/>
-              <w:rPr>
-                <w:lang w:val="es-419" w:eastAsia="es-CO"/>
-              </w:rPr>
+              <w:pStyle w:val="TextoTablas"/>
             </w:pPr>
             <w:r>
               <w:t>Se debe especificar las formas de pago y los tiempos de pago en el evento que se venda a crédito y al por mayor.</w:t>
@@ -6315,163 +6063,74 @@
           </w:tcPr>
           <w:p>
             <w:pPr>
-              <w:pStyle w:val="Prrafodelista"/>
-              <w:numPr>
-                <w:ilvl w:val="0"/>
-                <w:numId w:val="25"/>
-              </w:numPr>
-              <w:rPr>
-                <w:lang w:val="es-419" w:eastAsia="es-CO"/>
-              </w:rPr>
+              <w:pStyle w:val="TextoTablas"/>
             </w:pPr>
             <w:r>
-              <w:rPr>
-                <w:lang w:val="es-419" w:eastAsia="es-CO"/>
-              </w:rPr>
               <w:t>Valor de los productos</w:t>
             </w:r>
           </w:p>
           <w:p>
             <w:pPr>
-              <w:pStyle w:val="Prrafodelista"/>
-              <w:numPr>
-                <w:ilvl w:val="0"/>
-                <w:numId w:val="25"/>
-              </w:numPr>
-              <w:rPr>
-                <w:lang w:val="es-419" w:eastAsia="es-CO"/>
-              </w:rPr>
+              <w:pStyle w:val="TextoTablas"/>
             </w:pPr>
             <w:r>
-              <w:rPr>
-                <w:lang w:val="es-419" w:eastAsia="es-CO"/>
-              </w:rPr>
               <w:t>Valor de los servicios</w:t>
             </w:r>
           </w:p>
           <w:p>
             <w:pPr>
-              <w:pStyle w:val="Prrafodelista"/>
-              <w:numPr>
-                <w:ilvl w:val="0"/>
-                <w:numId w:val="25"/>
-              </w:numPr>
-              <w:rPr>
-                <w:lang w:val="es-419" w:eastAsia="es-CO"/>
-              </w:rPr>
+              <w:pStyle w:val="TextoTablas"/>
             </w:pPr>
             <w:r>
-              <w:rPr>
-                <w:lang w:val="es-419" w:eastAsia="es-CO"/>
-              </w:rPr>
               <w:t>Valor por unidad</w:t>
             </w:r>
           </w:p>
           <w:p>
             <w:pPr>
-              <w:pStyle w:val="Prrafodelista"/>
-              <w:numPr>
-                <w:ilvl w:val="0"/>
-                <w:numId w:val="25"/>
-              </w:numPr>
-              <w:rPr>
-                <w:lang w:val="es-419" w:eastAsia="es-CO"/>
-              </w:rPr>
+              <w:pStyle w:val="TextoTablas"/>
             </w:pPr>
             <w:r>
-              <w:rPr>
-                <w:lang w:val="es-419" w:eastAsia="es-CO"/>
-              </w:rPr>
               <w:t>Valor al por mayor (docenas)</w:t>
             </w:r>
           </w:p>
           <w:p>
             <w:pPr>
-              <w:pStyle w:val="Prrafodelista"/>
-              <w:numPr>
-                <w:ilvl w:val="0"/>
-                <w:numId w:val="25"/>
-              </w:numPr>
-              <w:rPr>
-                <w:lang w:val="es-419" w:eastAsia="es-CO"/>
-              </w:rPr>
+              <w:pStyle w:val="TextoTablas"/>
             </w:pPr>
             <w:r>
-              <w:rPr>
-                <w:lang w:val="es-419" w:eastAsia="es-CO"/>
-              </w:rPr>
               <w:t>Descuentos por pronto pago</w:t>
             </w:r>
           </w:p>
           <w:p>
             <w:pPr>
-              <w:pStyle w:val="Prrafodelista"/>
-              <w:numPr>
-                <w:ilvl w:val="0"/>
-                <w:numId w:val="25"/>
-              </w:numPr>
-              <w:rPr>
-                <w:lang w:val="es-419" w:eastAsia="es-CO"/>
-              </w:rPr>
+              <w:pStyle w:val="TextoTablas"/>
             </w:pPr>
             <w:r>
-              <w:rPr>
-                <w:lang w:val="es-419" w:eastAsia="es-CO"/>
-              </w:rPr>
               <w:t>Días de descuentos</w:t>
             </w:r>
           </w:p>
           <w:p>
             <w:pPr>
-              <w:pStyle w:val="Prrafodelista"/>
-              <w:numPr>
-                <w:ilvl w:val="0"/>
-                <w:numId w:val="25"/>
-              </w:numPr>
-              <w:rPr>
-                <w:lang w:val="es-419" w:eastAsia="es-CO"/>
-              </w:rPr>
+              <w:pStyle w:val="TextoTablas"/>
             </w:pPr>
             <w:r>
-              <w:rPr>
-                <w:lang w:val="es-419" w:eastAsia="es-CO"/>
-              </w:rPr>
               <w:t>Ofertas especiales</w:t>
             </w:r>
           </w:p>
           <w:p>
             <w:pPr>
-              <w:pStyle w:val="Prrafodelista"/>
-              <w:numPr>
-                <w:ilvl w:val="0"/>
-                <w:numId w:val="25"/>
-              </w:numPr>
-              <w:rPr>
-                <w:lang w:val="es-419" w:eastAsia="es-CO"/>
-              </w:rPr>
+              <w:pStyle w:val="TextoTablas"/>
             </w:pPr>
             <w:r>
-              <w:rPr>
-                <w:lang w:val="es-419" w:eastAsia="es-CO"/>
-              </w:rPr>
+              <w:lastRenderedPageBreak/>
               <w:t>Formas de pago: efectivo, tarjetas débito o crédito</w:t>
             </w:r>
           </w:p>
           <w:p>
             <w:pPr>
-              <w:pStyle w:val="Prrafodelista"/>
-              <w:numPr>
-                <w:ilvl w:val="0"/>
-                <w:numId w:val="25"/>
-              </w:numPr>
-              <w:rPr>
-                <w:lang w:val="es-419" w:eastAsia="es-CO"/>
-              </w:rPr>
+              <w:pStyle w:val="TextoTablas"/>
             </w:pPr>
             <w:r>
-              <w:rPr>
-                <w:lang w:val="es-419" w:eastAsia="es-CO"/>
-              </w:rPr>
               <w:t>Recaudo electrónico: diferentes canales como Efecty, Nequi, Daviplata, etc.</w:t>
             </w:r>
           </w:p>
@@ -6484,10 +6143,7 @@
           </w:tcPr>
           <w:p>
             <w:pPr>
-              <w:ind w:firstLine="0"/>
-              <w:rPr>
-                <w:lang w:val="es-419" w:eastAsia="es-CO"/>
-              </w:rPr>
+              <w:pStyle w:val="TextoTablas"/>
             </w:pPr>
             <w:r>
               <w:lastRenderedPageBreak/>
@@ -6501,10 +6157,7 @@
           </w:tcPr>
           <w:p>
             <w:pPr>
-              <w:ind w:firstLine="0"/>
-              <w:rPr>
-                <w:lang w:val="es-419" w:eastAsia="es-CO"/>
-              </w:rPr>
+              <w:pStyle w:val="TextoTablas"/>
             </w:pPr>
             <w:r>
               <w:t xml:space="preserve">Se </w:t>
@@ -6526,19 +6179,9 @@
           </w:tcPr>
           <w:p>
             <w:pPr>
-              <w:pStyle w:val="Prrafodelista"/>
-              <w:numPr>
-                <w:ilvl w:val="0"/>
-                <w:numId w:val="25"/>
-              </w:numPr>
-              <w:rPr>
-                <w:lang w:val="es-419" w:eastAsia="es-CO"/>
-              </w:rPr>
+              <w:pStyle w:val="TextoTablas"/>
             </w:pPr>
             <w:r>
-              <w:rPr>
-                <w:lang w:val="es-419" w:eastAsia="es-CO"/>
-              </w:rPr>
               <w:t xml:space="preserve">Página </w:t>
             </w:r>
             <w:r>
@@ -6547,32 +6190,15 @@
           </w:p>
           <w:p>
             <w:pPr>
-              <w:pStyle w:val="Prrafodelista"/>
-              <w:numPr>
-                <w:ilvl w:val="0"/>
-                <w:numId w:val="25"/>
-              </w:numPr>
-              <w:rPr>
-                <w:lang w:val="es-419" w:eastAsia="es-CO"/>
-              </w:rPr>
+              <w:pStyle w:val="TextoTablas"/>
             </w:pPr>
             <w:r>
-              <w:rPr>
-                <w:lang w:val="es-419" w:eastAsia="es-CO"/>
-              </w:rPr>
               <w:t>Correo electrónico</w:t>
             </w:r>
           </w:p>
           <w:p>
             <w:pPr>
-              <w:pStyle w:val="Prrafodelista"/>
-              <w:numPr>
-                <w:ilvl w:val="0"/>
-                <w:numId w:val="25"/>
-              </w:numPr>
-              <w:rPr>
-                <w:lang w:val="es-419" w:eastAsia="es-CO"/>
-              </w:rPr>
+              <w:pStyle w:val="TextoTablas"/>
             </w:pPr>
             <w:r>
               <w:rPr>
@@ -6583,152 +6209,72 @@
           </w:p>
           <w:p>
             <w:pPr>
-              <w:pStyle w:val="Prrafodelista"/>
-              <w:numPr>
-                <w:ilvl w:val="0"/>
-                <w:numId w:val="25"/>
-              </w:numPr>
-              <w:rPr>
-                <w:lang w:val="es-419" w:eastAsia="es-CO"/>
-              </w:rPr>
+              <w:pStyle w:val="TextoTablas"/>
             </w:pPr>
             <w:r>
-              <w:rPr>
-                <w:lang w:val="es-419" w:eastAsia="es-CO"/>
-              </w:rPr>
               <w:t>Teléfonos fijos</w:t>
             </w:r>
           </w:p>
           <w:p>
             <w:pPr>
-              <w:pStyle w:val="Prrafodelista"/>
-              <w:numPr>
-                <w:ilvl w:val="0"/>
-                <w:numId w:val="25"/>
-              </w:numPr>
-              <w:rPr>
-                <w:lang w:val="es-419" w:eastAsia="es-CO"/>
-              </w:rPr>
+              <w:pStyle w:val="TextoTablas"/>
             </w:pPr>
             <w:r>
-              <w:rPr>
-                <w:lang w:val="es-419" w:eastAsia="es-CO"/>
-              </w:rPr>
               <w:t>Teléfonos celulares</w:t>
             </w:r>
           </w:p>
           <w:p>
             <w:pPr>
-              <w:pStyle w:val="Prrafodelista"/>
-              <w:numPr>
-                <w:ilvl w:val="0"/>
-                <w:numId w:val="25"/>
-              </w:numPr>
-              <w:rPr>
-                <w:lang w:val="es-419" w:eastAsia="es-CO"/>
-              </w:rPr>
+              <w:pStyle w:val="TextoTablas"/>
             </w:pPr>
             <w:r>
-              <w:rPr>
-                <w:lang w:val="es-419" w:eastAsia="es-CO"/>
-              </w:rPr>
               <w:t>WhatsApp</w:t>
             </w:r>
           </w:p>
           <w:p>
             <w:pPr>
-              <w:pStyle w:val="Prrafodelista"/>
-              <w:numPr>
-                <w:ilvl w:val="0"/>
-                <w:numId w:val="25"/>
-              </w:numPr>
-              <w:rPr>
-                <w:lang w:val="es-419" w:eastAsia="es-CO"/>
-              </w:rPr>
+              <w:pStyle w:val="TextoTablas"/>
             </w:pPr>
             <w:r>
-              <w:rPr>
-                <w:lang w:val="es-419" w:eastAsia="es-CO"/>
-              </w:rPr>
               <w:t>Instagram</w:t>
             </w:r>
           </w:p>
           <w:p>
             <w:pPr>
-              <w:pStyle w:val="Prrafodelista"/>
-              <w:numPr>
-                <w:ilvl w:val="0"/>
-                <w:numId w:val="25"/>
-              </w:numPr>
-              <w:rPr>
-                <w:lang w:val="es-419" w:eastAsia="es-CO"/>
-              </w:rPr>
+              <w:pStyle w:val="TextoTablas"/>
             </w:pPr>
             <w:r>
-              <w:rPr>
-                <w:lang w:val="es-419" w:eastAsia="es-CO"/>
-              </w:rPr>
               <w:t>Twitter</w:t>
             </w:r>
           </w:p>
           <w:p>
             <w:pPr>
-              <w:pStyle w:val="Prrafodelista"/>
-              <w:numPr>
-                <w:ilvl w:val="0"/>
-                <w:numId w:val="25"/>
-              </w:numPr>
-              <w:rPr>
-                <w:lang w:val="es-419" w:eastAsia="es-CO"/>
-              </w:rPr>
+              <w:pStyle w:val="TextoTablas"/>
             </w:pPr>
             <w:r>
               <w:rPr>
                 <w:rStyle w:val="Extranjerismo"/>
-                <w:lang w:val="es-419" w:eastAsia="es-CO"/>
+                <w:lang w:val="es-419"/>
               </w:rPr>
               <w:t>Call Center</w:t>
             </w:r>
             <w:r>
-              <w:rPr>
-                <w:lang w:val="es-419" w:eastAsia="es-CO"/>
-              </w:rPr>
               <w:t xml:space="preserve"> (centro de llamadas)</w:t>
             </w:r>
           </w:p>
           <w:p>
             <w:pPr>
-              <w:pStyle w:val="Prrafodelista"/>
-              <w:numPr>
-                <w:ilvl w:val="0"/>
-                <w:numId w:val="25"/>
-              </w:numPr>
-              <w:rPr>
-                <w:lang w:val="es-419" w:eastAsia="es-CO"/>
-              </w:rPr>
+              <w:pStyle w:val="TextoTablas"/>
             </w:pPr>
             <w:r>
-              <w:rPr>
-                <w:lang w:val="es-419" w:eastAsia="es-CO"/>
-              </w:rPr>
               <w:t>Fax</w:t>
             </w:r>
           </w:p>
           <w:p>
             <w:pPr>
-              <w:pStyle w:val="Prrafodelista"/>
-              <w:numPr>
-                <w:ilvl w:val="0"/>
-                <w:numId w:val="25"/>
-              </w:numPr>
-              <w:rPr>
-                <w:lang w:val="es-419" w:eastAsia="es-CO"/>
-              </w:rPr>
+              <w:pStyle w:val="TextoTablas"/>
             </w:pPr>
             <w:r>
-              <w:rPr>
-                <w:lang w:val="es-419" w:eastAsia="es-CO"/>
-              </w:rPr>
               <w:t>Ubicación o dirección de la empresa y sucursales si las tiene</w:t>
             </w:r>
           </w:p>
@@ -6788,7 +6334,6 @@
           <w:bCs/>
           <w:lang w:val="es-419" w:eastAsia="es-CO"/>
         </w:rPr>
-        <w:lastRenderedPageBreak/>
         <w:t>Reseña histórica de la empresa</w:t>
       </w:r>
       <w:r>
@@ -6823,6 +6368,7 @@
           <w:bCs/>
           <w:lang w:val="es-419" w:eastAsia="es-CO"/>
         </w:rPr>
+        <w:lastRenderedPageBreak/>
         <w:t>Misión</w:t>
       </w:r>
       <w:r>
@@ -7173,38 +6719,47 @@
           <w:bCs/>
           <w:lang w:val="es-419" w:eastAsia="es-CO"/>
         </w:rPr>
+        <w:t>Datos de contacto</w:t>
+      </w:r>
+      <w:r>
+        <w:rPr>
+          <w:b/>
+          <w:bCs/>
+          <w:lang w:val="es-419" w:eastAsia="es-CO"/>
+        </w:rPr>
+        <w:t xml:space="preserve">. </w:t>
+      </w:r>
+      <w:r>
+        <w:rPr>
+          <w:lang w:val="es-419" w:eastAsia="es-CO"/>
+        </w:rPr>
+        <w:t>Todas las formas de comunicación oral, visual o escrita que se puedan dar de la empresa.</w:t>
+      </w:r>
+    </w:p>
+    <w:p>
+      <w:pPr>
+        <w:pStyle w:val="Prrafodelista"/>
+        <w:ind w:left="1429" w:firstLine="0"/>
+        <w:rPr>
+          <w:lang w:val="es-419" w:eastAsia="es-CO"/>
+        </w:rPr>
+      </w:pPr>
+    </w:p>
+    <w:p>
+      <w:pPr>
+        <w:rPr>
+          <w:b/>
+          <w:bCs/>
+          <w:lang w:val="es-419" w:eastAsia="es-CO"/>
+        </w:rPr>
+      </w:pPr>
+      <w:r>
+        <w:rPr>
+          <w:b/>
+          <w:bCs/>
+          <w:lang w:val="es-419" w:eastAsia="es-CO"/>
+        </w:rPr>
         <w:lastRenderedPageBreak/>
-        <w:t>Datos de contacto</w:t>
-      </w:r>
-      <w:r>
-        <w:rPr>
-          <w:b/>
-          <w:bCs/>
-          <w:lang w:val="es-419" w:eastAsia="es-CO"/>
-        </w:rPr>
-        <w:t xml:space="preserve">. </w:t>
-      </w:r>
-      <w:r>
-        <w:rPr>
-          <w:lang w:val="es-419" w:eastAsia="es-CO"/>
-        </w:rPr>
-        <w:t>Todas las formas de comunicación oral, visual o escrita que se puedan dar de la empresa.</w:t>
-      </w:r>
-    </w:p>
-    <w:p>
-      <w:pPr>
-        <w:rPr>
-          <w:b/>
-          <w:bCs/>
-          <w:lang w:val="es-419" w:eastAsia="es-CO"/>
-        </w:rPr>
-      </w:pPr>
-      <w:r>
-        <w:rPr>
-          <w:b/>
-          <w:bCs/>
-          <w:lang w:val="es-419" w:eastAsia="es-CO"/>
-        </w:rPr>
         <w:t>Portafolio impreso y digital</w:t>
       </w:r>
     </w:p>
@@ -7693,16 +7248,12 @@
           </w:tcPr>
           <w:p>
             <w:pPr>
-              <w:ind w:firstLine="0"/>
+              <w:pStyle w:val="TextoTablas"/>
               <w:rPr>
                 <w:b w:val="0"/>
-                <w:lang w:val="es-419" w:eastAsia="es-CO"/>
               </w:rPr>
             </w:pPr>
             <w:r>
-              <w:rPr>
-                <w:lang w:val="es-419" w:eastAsia="es-CO"/>
-              </w:rPr>
               <w:t>Recomendaciones</w:t>
             </w:r>
           </w:p>
@@ -7713,15 +7264,9 @@
           </w:tcPr>
           <w:p>
             <w:pPr>
-              <w:ind w:firstLine="0"/>
-              <w:rPr>
-                <w:lang w:val="es-419" w:eastAsia="es-CO"/>
-              </w:rPr>
+              <w:pStyle w:val="TextoTablas"/>
             </w:pPr>
             <w:r>
-              <w:rPr>
-                <w:lang w:val="es-419" w:eastAsia="es-CO"/>
-              </w:rPr>
               <w:t>Recomendaciones</w:t>
             </w:r>
           </w:p>
@@ -7737,15 +7282,9 @@
           </w:tcPr>
           <w:p>
             <w:pPr>
-              <w:ind w:firstLine="0"/>
-              <w:rPr>
-                <w:lang w:val="es-419" w:eastAsia="es-CO"/>
-              </w:rPr>
+              <w:pStyle w:val="TextoTablas"/>
             </w:pPr>
             <w:r>
-              <w:rPr>
-                <w:lang w:val="es-419" w:eastAsia="es-CO"/>
-              </w:rPr>
               <w:t>Dirigirse directamente a la persona discapacitada y no su acompañante.</w:t>
             </w:r>
           </w:p>
@@ -7756,15 +7295,9 @@
           </w:tcPr>
           <w:p>
             <w:pPr>
-              <w:ind w:firstLine="0"/>
-              <w:rPr>
-                <w:lang w:val="es-419" w:eastAsia="es-CO"/>
-              </w:rPr>
+              <w:pStyle w:val="TextoTablas"/>
             </w:pPr>
             <w:r>
-              <w:rPr>
-                <w:lang w:val="es-419" w:eastAsia="es-CO"/>
-              </w:rPr>
               <w:t>Identificar las necesidades y dificultades de la persona con discapacidad.</w:t>
             </w:r>
           </w:p>
@@ -7777,15 +7310,9 @@
           </w:tcPr>
           <w:p>
             <w:pPr>
-              <w:ind w:firstLine="0"/>
-              <w:rPr>
-                <w:lang w:val="es-419" w:eastAsia="es-CO"/>
-              </w:rPr>
+              <w:pStyle w:val="TextoTablas"/>
             </w:pPr>
             <w:r>
-              <w:rPr>
-                <w:lang w:val="es-419" w:eastAsia="es-CO"/>
-              </w:rPr>
               <w:t>Cuando el discapacitado es ciego se debe enseñar el nivel de accesibilidad del establecimiento haciendo una clara descripción de los ambientes por donde vaya a transitar, esto le dará precisión, claridad, confianza y seguridad.</w:t>
             </w:r>
           </w:p>
@@ -7796,15 +7323,9 @@
           </w:tcPr>
           <w:p>
             <w:pPr>
-              <w:ind w:firstLine="0"/>
-              <w:rPr>
-                <w:lang w:val="es-419" w:eastAsia="es-CO"/>
-              </w:rPr>
+              <w:pStyle w:val="TextoTablas"/>
             </w:pPr>
             <w:r>
-              <w:rPr>
-                <w:lang w:val="es-419" w:eastAsia="es-CO"/>
-              </w:rPr>
               <w:t>Ofrecerle una información correcta es fundamental para su comprensión.</w:t>
             </w:r>
           </w:p>
@@ -7820,15 +7341,9 @@
           </w:tcPr>
           <w:p>
             <w:pPr>
-              <w:ind w:firstLine="0"/>
-              <w:rPr>
-                <w:lang w:val="es-419" w:eastAsia="es-CO"/>
-              </w:rPr>
+              <w:pStyle w:val="TextoTablas"/>
             </w:pPr>
             <w:r>
-              <w:rPr>
-                <w:lang w:val="es-419" w:eastAsia="es-CO"/>
-              </w:rPr>
               <w:t>Evite sobreprotegerlo, no es una buena estrategia, ellos no lo necesitan y se sienten mal si el funcionario lo hace.</w:t>
             </w:r>
           </w:p>
@@ -7839,15 +7354,9 @@
           </w:tcPr>
           <w:p>
             <w:pPr>
-              <w:ind w:firstLine="0"/>
-              <w:rPr>
-                <w:lang w:val="es-419" w:eastAsia="es-CO"/>
-              </w:rPr>
+              <w:pStyle w:val="TextoTablas"/>
             </w:pPr>
             <w:r>
-              <w:rPr>
-                <w:lang w:val="es-419" w:eastAsia="es-CO"/>
-              </w:rPr>
               <w:t>No está bien preguntar por el tipo de discapacidad del cliente, ellos, por lo general, lo comentan cuando consideran que es necesario que usted lo sepa.</w:t>
             </w:r>
           </w:p>
@@ -7860,15 +7369,9 @@
           </w:tcPr>
           <w:p>
             <w:pPr>
-              <w:ind w:firstLine="0"/>
-              <w:rPr>
-                <w:lang w:val="es-419" w:eastAsia="es-CO"/>
-              </w:rPr>
+              <w:pStyle w:val="TextoTablas"/>
             </w:pPr>
             <w:r>
-              <w:rPr>
-                <w:lang w:val="es-419" w:eastAsia="es-CO"/>
-              </w:rPr>
               <w:t>Sea cuidadoso con el contacto físico, evite tocarlos como también a sus ayudas técnicas (sillas de ruedas, bastones, etc.) sin que ellos lo soliciten, recuerde que estas herramientas son parte de su espacio personal.</w:t>
             </w:r>
           </w:p>
@@ -7879,15 +7382,9 @@
           </w:tcPr>
           <w:p>
             <w:pPr>
-              <w:ind w:firstLine="0"/>
-              <w:rPr>
-                <w:lang w:val="es-419" w:eastAsia="es-CO"/>
-              </w:rPr>
+              <w:pStyle w:val="TextoTablas"/>
             </w:pPr>
             <w:r>
-              <w:rPr>
-                <w:lang w:val="es-419" w:eastAsia="es-CO"/>
-              </w:rPr>
               <w:t>Los discapacitados adultos hay que tratarlos de acuerdo con su edad, no se deben tomar decisiones sin consultarles.</w:t>
             </w:r>
           </w:p>
@@ -7903,16 +7400,9 @@
           </w:tcPr>
           <w:p>
             <w:pPr>
-              <w:ind w:firstLine="0"/>
-              <w:rPr>
-                <w:lang w:val="es-419" w:eastAsia="es-CO"/>
-              </w:rPr>
+              <w:pStyle w:val="TextoTablas"/>
             </w:pPr>
             <w:r>
-              <w:rPr>
-                <w:lang w:val="es-419" w:eastAsia="es-CO"/>
-              </w:rPr>
-              <w:lastRenderedPageBreak/>
               <w:t>Evite referirse a ellos como inválido, minusválido o discapacitado.</w:t>
             </w:r>
           </w:p>
@@ -7923,15 +7413,9 @@
           </w:tcPr>
           <w:p>
             <w:pPr>
-              <w:ind w:firstLine="0"/>
-              <w:rPr>
-                <w:lang w:val="es-419" w:eastAsia="es-CO"/>
-              </w:rPr>
+              <w:pStyle w:val="TextoTablas"/>
             </w:pPr>
             <w:r>
-              <w:rPr>
-                <w:lang w:val="es-419" w:eastAsia="es-CO"/>
-              </w:rPr>
               <w:t>Siempre debe preguntar si necesitan de su ayuda, ya que ellos la solicitan en el momento de necesitarla.</w:t>
             </w:r>
           </w:p>
@@ -7944,15 +7428,9 @@
           </w:tcPr>
           <w:p>
             <w:pPr>
-              <w:ind w:firstLine="0"/>
-              <w:rPr>
-                <w:lang w:val="es-419" w:eastAsia="es-CO"/>
-              </w:rPr>
+              <w:pStyle w:val="TextoTablas"/>
             </w:pPr>
             <w:r>
-              <w:rPr>
-                <w:lang w:val="es-419" w:eastAsia="es-CO"/>
-              </w:rPr>
               <w:t>El establecimiento debe estar bien ordenado, no debe haber obstáculos que dificulten la movilidad del cliente en condición de discapacidad.</w:t>
             </w:r>
           </w:p>
@@ -7963,15 +7441,9 @@
           </w:tcPr>
           <w:p>
             <w:pPr>
-              <w:ind w:firstLine="0"/>
-              <w:rPr>
-                <w:lang w:val="es-419" w:eastAsia="es-CO"/>
-              </w:rPr>
+              <w:pStyle w:val="TextoTablas"/>
             </w:pPr>
             <w:r>
-              <w:rPr>
-                <w:lang w:val="es-419" w:eastAsia="es-CO"/>
-              </w:rPr>
               <w:t>No demuestre impaciencia, ofrézcale el tiempo necesario para que se sienta bien atendido.</w:t>
             </w:r>
           </w:p>
@@ -8018,7 +7490,14 @@
         <w:rPr>
           <w:lang w:val="es-419" w:eastAsia="es-CO"/>
         </w:rPr>
-        <w:t>La comunicación en general debe entenderse como un intercambio. El propósito no es que la conversación suceda desde un solo lado, la intención es provocar reacciones para que exista un flujo de ideas, la comunicación con los clientes sirve como canal para conocerlos mejor y que ellos a su vez conozcan su empresa. También, la comunicación comercial cumple con la función de promocionar una oferta.</w:t>
+        <w:t xml:space="preserve">La comunicación en general debe entenderse como un intercambio. El propósito no es que la conversación suceda desde un solo lado, la intención es provocar reacciones para que exista un flujo de ideas, la comunicación con los clientes sirve </w:t>
+      </w:r>
+      <w:r>
+        <w:rPr>
+          <w:lang w:val="es-419" w:eastAsia="es-CO"/>
+        </w:rPr>
+        <w:lastRenderedPageBreak/>
+        <w:t>como canal para conocerlos mejor y que ellos a su vez conozcan su empresa. También, la comunicación comercial cumple con la función de promocionar una oferta.</w:t>
       </w:r>
     </w:p>
     <w:p>
@@ -8078,7 +7557,6 @@
           <w:bCs/>
           <w:lang w:val="es-419" w:eastAsia="es-CO"/>
         </w:rPr>
-        <w:lastRenderedPageBreak/>
         <w:t>Activa</w:t>
       </w:r>
     </w:p>
@@ -8198,6 +7676,7 @@
         <w:rPr>
           <w:lang w:val="es-419" w:eastAsia="es-CO"/>
         </w:rPr>
+        <w:lastRenderedPageBreak/>
         <w:t>SMS.</w:t>
       </w:r>
     </w:p>
@@ -8341,7 +7820,6 @@
         <w:rPr>
           <w:lang w:val="es-419" w:eastAsia="es-CO"/>
         </w:rPr>
-        <w:lastRenderedPageBreak/>
         <w:t>Las empresas deben crear estrategias para tener una buena comunicación con sus clientes, sin importar el canal. Se deben evitar al máximo los errores</w:t>
       </w:r>
       <w:r>
@@ -8442,6 +7920,7 @@
           <w:bCs/>
           <w:lang w:val="es-419" w:eastAsia="es-CO"/>
         </w:rPr>
+        <w:lastRenderedPageBreak/>
         <w:t>No hablar con naturalidad</w:t>
       </w:r>
       <w:r>
@@ -8503,14 +7982,7 @@
         <w:rPr>
           <w:lang w:val="es-419" w:eastAsia="es-CO"/>
         </w:rPr>
-        <w:t xml:space="preserve"> de </w:t>
-      </w:r>
-      <w:r>
-        <w:rPr>
-          <w:lang w:val="es-419" w:eastAsia="es-CO"/>
-        </w:rPr>
-        <w:lastRenderedPageBreak/>
-        <w:t>quejas y reclamos (CRM) para que le resuelvan sus dudas, pero antes de esto debe procurar resolver por sí mismo la situación.</w:t>
+        <w:t xml:space="preserve"> de quejas y reclamos (CRM) para que le resuelvan sus dudas, pero antes de esto debe procurar resolver por sí mismo la situación.</w:t>
       </w:r>
     </w:p>
     <w:p>
@@ -8621,7 +8093,14 @@
         <w:rPr>
           <w:lang w:val="es-419" w:eastAsia="es-CO"/>
         </w:rPr>
-        <w:t>Tienen que ver con las clases sociales, la religión, las edades, las ideologías, etc., estas barreras son difíciles de derrumbar para llegar a una solución ya que tienen que ver con las creencias de cada individuo.</w:t>
+        <w:t xml:space="preserve">Tienen que ver con las clases sociales, la religión, las edades, las ideologías, etc., estas barreras son difíciles de derrumbar </w:t>
+      </w:r>
+      <w:r>
+        <w:rPr>
+          <w:lang w:val="es-419" w:eastAsia="es-CO"/>
+        </w:rPr>
+        <w:lastRenderedPageBreak/>
+        <w:t>para llegar a una solución ya que tienen que ver con las creencias de cada individuo.</w:t>
       </w:r>
     </w:p>
     <w:p>
@@ -8675,7 +8154,6 @@
           <w:bCs/>
           <w:lang w:val="es-419" w:eastAsia="es-CO"/>
         </w:rPr>
-        <w:lastRenderedPageBreak/>
         <w:t>Barreras psicológicas</w:t>
       </w:r>
       <w:r>
@@ -8890,7 +8368,14 @@
         <w:rPr>
           <w:lang w:val="es-419" w:eastAsia="es-CO"/>
         </w:rPr>
-        <w:t>Con el ánimo de conocer con quién hacer valer sus derechos, los clientes deben conocer la jerarquización que se da en la atención al cliente. Esto está relacionado directamente con los puestos o roles que desempeña el equipo de trabajo que tiene que ver con esta función.</w:t>
+        <w:t xml:space="preserve">Con el ánimo de conocer con quién hacer valer sus derechos, los clientes deben conocer la jerarquización que se da en la atención al cliente. Esto está relacionado </w:t>
+      </w:r>
+      <w:r>
+        <w:rPr>
+          <w:lang w:val="es-419" w:eastAsia="es-CO"/>
+        </w:rPr>
+        <w:lastRenderedPageBreak/>
+        <w:t>directamente con los puestos o roles que desempeña el equipo de trabajo que tiene que ver con esta función.</w:t>
       </w:r>
     </w:p>
     <w:p>
@@ -8956,7 +8441,6 @@
         <w:rPr>
           <w:lang w:val="es-419" w:eastAsia="es-CO"/>
         </w:rPr>
-        <w:lastRenderedPageBreak/>
         <w:t>Capacidad de escuchar atentamente las necesidades del cliente en poco tiempo.</w:t>
       </w:r>
     </w:p>
@@ -9049,7 +8533,14 @@
         <w:rPr>
           <w:lang w:val="es-419" w:eastAsia="es-CO"/>
         </w:rPr>
-        <w:t>Estos funcionarios son los encargados de responder las preguntas del cliente referente a los productos o servicios, procedimientos y políticas de la empresa, también se encargan de resolver problemas, tomar pedidos, manejo de devoluciones de mercancía, responden quejas y facilitan información sobre las ofertas de la empresa, deben resolver diariamente correos electrónicos y llamadas telefónicas.</w:t>
+        <w:t xml:space="preserve">Estos funcionarios son los encargados de responder las preguntas del cliente referente a los productos o servicios, procedimientos y políticas de la empresa, también se encargan de resolver problemas, tomar pedidos, manejo de devoluciones de </w:t>
+      </w:r>
+      <w:r>
+        <w:rPr>
+          <w:lang w:val="es-419" w:eastAsia="es-CO"/>
+        </w:rPr>
+        <w:lastRenderedPageBreak/>
+        <w:t>mercancía, responden quejas y facilitan información sobre las ofertas de la empresa, deben resolver diariamente correos electrónicos y llamadas telefónicas.</w:t>
       </w:r>
     </w:p>
     <w:p>
@@ -9125,89 +8616,89 @@
           <w:bCs/>
           <w:lang w:val="es-419" w:eastAsia="es-CO"/>
         </w:rPr>
+        <w:t>Supervisor de servicio al cliente</w:t>
+      </w:r>
+    </w:p>
+    <w:p>
+      <w:pPr>
+        <w:rPr>
+          <w:lang w:val="es-419" w:eastAsia="es-CO"/>
+        </w:rPr>
+      </w:pPr>
+      <w:r>
+        <w:rPr>
+          <w:lang w:val="es-419" w:eastAsia="es-CO"/>
+        </w:rPr>
+        <w:t>Estos funcionarios supervisan al equipo de agentes o representantes de servicio al cliente, participan en el proceso de contratación de los mismos, ayudando a entrevistar y preseleccionar a los candidatos al cargo de servicio al cliente, también participan en el entrenamiento y capacitación del nuevo equipo.</w:t>
+      </w:r>
+    </w:p>
+    <w:p>
+      <w:pPr>
+        <w:rPr>
+          <w:b/>
+          <w:bCs/>
+          <w:lang w:val="es-419" w:eastAsia="es-CO"/>
+        </w:rPr>
+      </w:pPr>
+      <w:r>
+        <w:rPr>
+          <w:b/>
+          <w:bCs/>
+          <w:lang w:val="es-419" w:eastAsia="es-CO"/>
+        </w:rPr>
+        <w:t>Gerente de servicio al cliente</w:t>
+      </w:r>
+    </w:p>
+    <w:p>
+      <w:pPr>
+        <w:rPr>
+          <w:lang w:val="es-419" w:eastAsia="es-CO"/>
+        </w:rPr>
+      </w:pPr>
+      <w:r>
+        <w:rPr>
+          <w:lang w:val="es-419" w:eastAsia="es-CO"/>
+        </w:rPr>
+        <w:t>Son los responsables de supervisar a los equipos de atención al cliente, así como de la contratación y la capacitación de los nuevos representantes de servicio al cliente, realizan seguimiento del rendimiento y progreso de los mismos, es el encargado de gestionar los conflictos que involucren a clientes y representantes del servicio al cliente.</w:t>
+      </w:r>
+    </w:p>
+    <w:p>
+      <w:pPr>
+        <w:rPr>
+          <w:b/>
+          <w:bCs/>
+          <w:lang w:val="es-419" w:eastAsia="es-CO"/>
+        </w:rPr>
+      </w:pPr>
+      <w:r>
+        <w:rPr>
+          <w:b/>
+          <w:bCs/>
+          <w:lang w:val="es-419" w:eastAsia="es-CO"/>
+        </w:rPr>
+        <w:t>Defensor del cliente</w:t>
+      </w:r>
+    </w:p>
+    <w:p>
+      <w:pPr>
+        <w:rPr>
+          <w:lang w:val="es-419" w:eastAsia="es-CO"/>
+        </w:rPr>
+      </w:pPr>
+      <w:r>
+        <w:rPr>
+          <w:lang w:val="es-419" w:eastAsia="es-CO"/>
+        </w:rPr>
+        <w:t>Estos funcionarios se encargan de representar los intereses del cliente en las empresas, son responsables de impulsar cambios internos en la organización con el fin de satisfacer las expectativas del cliente.</w:t>
+      </w:r>
+    </w:p>
+    <w:p>
+      <w:pPr>
+        <w:pStyle w:val="Ttulo2"/>
+      </w:pPr>
+      <w:bookmarkStart w:id="12" w:name="_Toc240397623"/>
+      <w:r>
         <w:lastRenderedPageBreak/>
-        <w:t>Supervisor de servicio al cliente</w:t>
-      </w:r>
-    </w:p>
-    <w:p>
-      <w:pPr>
-        <w:rPr>
-          <w:lang w:val="es-419" w:eastAsia="es-CO"/>
-        </w:rPr>
-      </w:pPr>
-      <w:r>
-        <w:rPr>
-          <w:lang w:val="es-419" w:eastAsia="es-CO"/>
-        </w:rPr>
-        <w:t>Estos funcionarios supervisan al equipo de agentes o representantes de servicio al cliente, participan en el proceso de contratación de los mismos, ayudando a entrevistar y preseleccionar a los candidatos al cargo de servicio al cliente, también participan en el entrenamiento y capacitación del nuevo equipo.</w:t>
-      </w:r>
-    </w:p>
-    <w:p>
-      <w:pPr>
-        <w:rPr>
-          <w:b/>
-          <w:bCs/>
-          <w:lang w:val="es-419" w:eastAsia="es-CO"/>
-        </w:rPr>
-      </w:pPr>
-      <w:r>
-        <w:rPr>
-          <w:b/>
-          <w:bCs/>
-          <w:lang w:val="es-419" w:eastAsia="es-CO"/>
-        </w:rPr>
-        <w:t>Gerente de servicio al cliente</w:t>
-      </w:r>
-    </w:p>
-    <w:p>
-      <w:pPr>
-        <w:rPr>
-          <w:lang w:val="es-419" w:eastAsia="es-CO"/>
-        </w:rPr>
-      </w:pPr>
-      <w:r>
-        <w:rPr>
-          <w:lang w:val="es-419" w:eastAsia="es-CO"/>
-        </w:rPr>
-        <w:t>Son los responsables de supervisar a los equipos de atención al cliente, así como de la contratación y la capacitación de los nuevos representantes de servicio al cliente, realizan seguimiento del rendimiento y progreso de los mismos, es el encargado de gestionar los conflictos que involucren a clientes y representantes del servicio al cliente.</w:t>
-      </w:r>
-    </w:p>
-    <w:p>
-      <w:pPr>
-        <w:rPr>
-          <w:b/>
-          <w:bCs/>
-          <w:lang w:val="es-419" w:eastAsia="es-CO"/>
-        </w:rPr>
-      </w:pPr>
-      <w:r>
-        <w:rPr>
-          <w:b/>
-          <w:bCs/>
-          <w:lang w:val="es-419" w:eastAsia="es-CO"/>
-        </w:rPr>
-        <w:t>Defensor del cliente</w:t>
-      </w:r>
-    </w:p>
-    <w:p>
-      <w:pPr>
-        <w:rPr>
-          <w:lang w:val="es-419" w:eastAsia="es-CO"/>
-        </w:rPr>
-      </w:pPr>
-      <w:r>
-        <w:rPr>
-          <w:lang w:val="es-419" w:eastAsia="es-CO"/>
-        </w:rPr>
-        <w:t>Estos funcionarios se encargan de representar los intereses del cliente en las empresas, son responsables de impulsar cambios internos en la organización con el fin de satisfacer las expectativas del cliente.</w:t>
-      </w:r>
-    </w:p>
-    <w:p>
-      <w:pPr>
-        <w:pStyle w:val="Ttulo2"/>
-      </w:pPr>
-      <w:bookmarkStart w:id="12" w:name="_Toc240397623"/>
-      <w:r>
         <w:t>Técnicas de comunicación oral, escrita y corporal</w:t>
       </w:r>
       <w:bookmarkEnd w:id="12"/>
@@ -9235,7 +8726,6 @@
         <w:rPr>
           <w:lang w:val="es-419" w:eastAsia="es-CO"/>
         </w:rPr>
-        <w:lastRenderedPageBreak/>
         <w:t xml:space="preserve">A continuación, se </w:t>
       </w:r>
       <w:r>
@@ -9288,10 +8778,7 @@
           </w:tcPr>
           <w:p>
             <w:pPr>
-              <w:ind w:firstLine="0"/>
-              <w:rPr>
-                <w:lang w:val="es-419" w:eastAsia="es-CO"/>
-              </w:rPr>
+              <w:pStyle w:val="TextoTablas"/>
             </w:pPr>
             <w:r>
               <w:t>Técnica</w:t>
@@ -9304,10 +8791,7 @@
           </w:tcPr>
           <w:p>
             <w:pPr>
-              <w:ind w:firstLine="0"/>
-              <w:rPr>
-                <w:lang w:val="es-419" w:eastAsia="es-CO"/>
-              </w:rPr>
+              <w:pStyle w:val="TextoTablas"/>
             </w:pPr>
             <w:r>
               <w:t>Objetivo</w:t>
@@ -9320,10 +8804,7 @@
           </w:tcPr>
           <w:p>
             <w:pPr>
-              <w:ind w:firstLine="0"/>
-              <w:rPr>
-                <w:lang w:val="es-419" w:eastAsia="es-CO"/>
-              </w:rPr>
+              <w:pStyle w:val="TextoTablas"/>
             </w:pPr>
             <w:r>
               <w:t>Estrategia</w:t>
@@ -9341,15 +8822,9 @@
           </w:tcPr>
           <w:p>
             <w:pPr>
-              <w:ind w:firstLine="0"/>
-              <w:rPr>
-                <w:lang w:val="es-419" w:eastAsia="es-CO"/>
-              </w:rPr>
+              <w:pStyle w:val="TextoTablas"/>
             </w:pPr>
             <w:r>
-              <w:rPr>
-                <w:lang w:val="es-419" w:eastAsia="es-CO"/>
-              </w:rPr>
               <w:t>Comunicación efectiva oral</w:t>
             </w:r>
           </w:p>
@@ -9360,73 +8835,33 @@
           </w:tcPr>
           <w:p>
             <w:pPr>
-              <w:pStyle w:val="Prrafodelista"/>
-              <w:numPr>
-                <w:ilvl w:val="0"/>
-                <w:numId w:val="31"/>
-              </w:numPr>
-              <w:rPr>
-                <w:lang w:val="es-419" w:eastAsia="es-CO"/>
-              </w:rPr>
+              <w:pStyle w:val="TextoTablas"/>
             </w:pPr>
             <w:r>
-              <w:rPr>
-                <w:lang w:val="es-419" w:eastAsia="es-CO"/>
-              </w:rPr>
               <w:t>Cuidar las palabras</w:t>
             </w:r>
           </w:p>
           <w:p>
             <w:pPr>
-              <w:pStyle w:val="Prrafodelista"/>
-              <w:numPr>
-                <w:ilvl w:val="0"/>
-                <w:numId w:val="31"/>
-              </w:numPr>
-              <w:rPr>
-                <w:lang w:val="es-419" w:eastAsia="es-CO"/>
-              </w:rPr>
+              <w:pStyle w:val="TextoTablas"/>
             </w:pPr>
             <w:r>
-              <w:rPr>
-                <w:lang w:val="es-419" w:eastAsia="es-CO"/>
-              </w:rPr>
               <w:t>Cuidar el tono y volumen de voz</w:t>
             </w:r>
           </w:p>
           <w:p>
             <w:pPr>
-              <w:pStyle w:val="Prrafodelista"/>
-              <w:numPr>
-                <w:ilvl w:val="0"/>
-                <w:numId w:val="31"/>
-              </w:numPr>
-              <w:rPr>
-                <w:lang w:val="es-419" w:eastAsia="es-CO"/>
-              </w:rPr>
+              <w:pStyle w:val="TextoTablas"/>
             </w:pPr>
             <w:r>
-              <w:rPr>
-                <w:lang w:val="es-419" w:eastAsia="es-CO"/>
-              </w:rPr>
               <w:t>Ofrecer una comunicación constructiva</w:t>
             </w:r>
           </w:p>
           <w:p>
             <w:pPr>
-              <w:pStyle w:val="Prrafodelista"/>
-              <w:numPr>
-                <w:ilvl w:val="0"/>
-                <w:numId w:val="31"/>
-              </w:numPr>
-              <w:rPr>
-                <w:lang w:val="es-419" w:eastAsia="es-CO"/>
-              </w:rPr>
+              <w:pStyle w:val="TextoTablas"/>
             </w:pPr>
             <w:r>
-              <w:rPr>
-                <w:lang w:val="es-419" w:eastAsia="es-CO"/>
-              </w:rPr>
               <w:t>Manejar un nivel emocional adecuado</w:t>
             </w:r>
           </w:p>
@@ -9437,87 +8872,37 @@
           </w:tcPr>
           <w:p>
             <w:pPr>
-              <w:pStyle w:val="Prrafodelista"/>
-              <w:numPr>
-                <w:ilvl w:val="0"/>
-                <w:numId w:val="32"/>
-              </w:numPr>
-              <w:rPr>
-                <w:lang w:val="es-419" w:eastAsia="es-CO"/>
-              </w:rPr>
+              <w:pStyle w:val="TextoTablas"/>
             </w:pPr>
             <w:r>
-              <w:rPr>
-                <w:lang w:val="es-419" w:eastAsia="es-CO"/>
-              </w:rPr>
               <w:t>Las ideas emitidas deben ser claras por medio de palabras entendibles y coherentes para evitar posibles interpretaciones.</w:t>
             </w:r>
           </w:p>
           <w:p>
             <w:pPr>
-              <w:pStyle w:val="Prrafodelista"/>
-              <w:numPr>
-                <w:ilvl w:val="0"/>
-                <w:numId w:val="32"/>
-              </w:numPr>
-              <w:rPr>
-                <w:lang w:val="es-419" w:eastAsia="es-CO"/>
-              </w:rPr>
+              <w:pStyle w:val="TextoTablas"/>
             </w:pPr>
             <w:r>
-              <w:rPr>
-                <w:lang w:val="es-419" w:eastAsia="es-CO"/>
-              </w:rPr>
               <w:t>Se debe mantener un nivel de voz acorde a la situación en la que se encuentre el emisor</w:t>
             </w:r>
             <w:r>
-              <w:rPr>
-                <w:lang w:val="es-419" w:eastAsia="es-CO"/>
-              </w:rPr>
               <w:t>.</w:t>
             </w:r>
           </w:p>
           <w:p>
             <w:pPr>
-              <w:pStyle w:val="Prrafodelista"/>
-              <w:numPr>
-                <w:ilvl w:val="0"/>
-                <w:numId w:val="32"/>
-              </w:numPr>
-              <w:rPr>
-                <w:lang w:val="es-419" w:eastAsia="es-CO"/>
-              </w:rPr>
+              <w:pStyle w:val="TextoTablas"/>
             </w:pPr>
             <w:r>
-              <w:rPr>
-                <w:lang w:val="es-419" w:eastAsia="es-CO"/>
-              </w:rPr>
               <w:t>Debe generarse el intercambio de ideas objetivas, ya que esto incrementa las posibilidades de obtener un diálogo positivo.</w:t>
             </w:r>
           </w:p>
           <w:p>
             <w:pPr>
-              <w:pStyle w:val="Prrafodelista"/>
-              <w:numPr>
-                <w:ilvl w:val="0"/>
-                <w:numId w:val="32"/>
-              </w:numPr>
-              <w:rPr>
-                <w:lang w:val="es-419" w:eastAsia="es-CO"/>
-              </w:rPr>
+              <w:pStyle w:val="TextoTablas"/>
             </w:pPr>
             <w:r>
-              <w:rPr>
-                <w:lang w:val="es-419" w:eastAsia="es-CO"/>
-              </w:rPr>
-              <w:t xml:space="preserve">Se deben controlar adecuadamente las emociones, sentimientos y pensamientos que se </w:t>
-            </w:r>
-            <w:r>
-              <w:rPr>
-                <w:lang w:val="es-419" w:eastAsia="es-CO"/>
-              </w:rPr>
-              <w:lastRenderedPageBreak/>
-              <w:t>generen durante la conversación para no perder el objetivo principal del diálogo.</w:t>
+              <w:t>Se deben controlar adecuadamente las emociones, sentimientos y pensamientos que se generen durante la conversación para no perder el objetivo principal del diálogo.</w:t>
             </w:r>
           </w:p>
         </w:tc>
@@ -9529,15 +8914,10 @@
           </w:tcPr>
           <w:p>
             <w:pPr>
-              <w:ind w:firstLine="0"/>
-              <w:rPr>
-                <w:lang w:val="es-419" w:eastAsia="es-CO"/>
-              </w:rPr>
+              <w:pStyle w:val="TextoTablas"/>
             </w:pPr>
             <w:r>
-              <w:rPr>
-                <w:lang w:val="es-419" w:eastAsia="es-CO"/>
-              </w:rPr>
+              <w:lastRenderedPageBreak/>
               <w:t>Comunicación efectiva no verbal</w:t>
             </w:r>
           </w:p>
@@ -9548,55 +8928,25 @@
           </w:tcPr>
           <w:p>
             <w:pPr>
-              <w:pStyle w:val="Prrafodelista"/>
-              <w:numPr>
-                <w:ilvl w:val="0"/>
-                <w:numId w:val="33"/>
-              </w:numPr>
-              <w:rPr>
-                <w:lang w:val="es-419" w:eastAsia="es-CO"/>
-              </w:rPr>
+              <w:pStyle w:val="TextoTablas"/>
             </w:pPr>
             <w:r>
-              <w:rPr>
-                <w:lang w:val="es-419" w:eastAsia="es-CO"/>
-              </w:rPr>
               <w:t>Utilizar lenguaje corporal</w:t>
             </w:r>
           </w:p>
           <w:p>
             <w:pPr>
-              <w:pStyle w:val="Prrafodelista"/>
-              <w:numPr>
-                <w:ilvl w:val="0"/>
-                <w:numId w:val="33"/>
-              </w:numPr>
-              <w:rPr>
-                <w:lang w:val="es-419" w:eastAsia="es-CO"/>
-              </w:rPr>
+              <w:pStyle w:val="TextoTablas"/>
             </w:pPr>
             <w:r>
-              <w:rPr>
-                <w:lang w:val="es-419" w:eastAsia="es-CO"/>
-              </w:rPr>
               <w:t>Mantener contacto visual</w:t>
             </w:r>
           </w:p>
           <w:p>
             <w:pPr>
-              <w:pStyle w:val="Prrafodelista"/>
-              <w:numPr>
-                <w:ilvl w:val="0"/>
-                <w:numId w:val="33"/>
-              </w:numPr>
-              <w:rPr>
-                <w:lang w:val="es-419" w:eastAsia="es-CO"/>
-              </w:rPr>
+              <w:pStyle w:val="TextoTablas"/>
             </w:pPr>
             <w:r>
-              <w:rPr>
-                <w:lang w:val="es-419" w:eastAsia="es-CO"/>
-              </w:rPr>
               <w:t>Cuidar los gestos de la cara</w:t>
             </w:r>
           </w:p>
@@ -9607,62 +8957,25 @@
           </w:tcPr>
           <w:p>
             <w:pPr>
-              <w:pStyle w:val="Prrafodelista"/>
-              <w:numPr>
-                <w:ilvl w:val="0"/>
-                <w:numId w:val="33"/>
-              </w:numPr>
-              <w:rPr>
-                <w:lang w:val="es-419" w:eastAsia="es-CO"/>
-              </w:rPr>
+              <w:pStyle w:val="TextoTablas"/>
             </w:pPr>
             <w:r>
-              <w:rPr>
-                <w:lang w:val="es-419" w:eastAsia="es-CO"/>
-              </w:rPr>
               <w:t>Este lenguaje se debe cuidar, ya que es el que tiene que ver con los movimientos del cuerpo y la postura, con ellos expresamos que aprobamos o desaprobamos la situación en la que nos encontramos.</w:t>
             </w:r>
           </w:p>
           <w:p>
             <w:pPr>
-              <w:pStyle w:val="Prrafodelista"/>
-              <w:numPr>
-                <w:ilvl w:val="0"/>
-                <w:numId w:val="33"/>
-              </w:numPr>
-              <w:rPr>
-                <w:lang w:val="es-419" w:eastAsia="es-CO"/>
-              </w:rPr>
+              <w:pStyle w:val="TextoTablas"/>
             </w:pPr>
             <w:r>
-              <w:rPr>
-                <w:lang w:val="es-419" w:eastAsia="es-CO"/>
-              </w:rPr>
-              <w:t xml:space="preserve">Con la mirada se expresan sentimientos de alegría, enojo o tristeza, se recomienda en esta técnica que se debe mantener un contacto visual con el cliente para darle confianza y </w:t>
-            </w:r>
-            <w:r>
-              <w:rPr>
-                <w:lang w:val="es-419" w:eastAsia="es-CO"/>
-              </w:rPr>
-              <w:lastRenderedPageBreak/>
-              <w:t>seguridad a la hora de atenderlo.</w:t>
+              <w:t>Con la mirada se expresan sentimientos de alegría, enojo o tristeza, se recomienda en esta técnica que se debe mantener un contacto visual con el cliente para darle confianza y seguridad a la hora de atenderlo.</w:t>
             </w:r>
           </w:p>
           <w:p>
             <w:pPr>
-              <w:pStyle w:val="Prrafodelista"/>
-              <w:numPr>
-                <w:ilvl w:val="0"/>
-                <w:numId w:val="33"/>
-              </w:numPr>
-              <w:rPr>
-                <w:lang w:val="es-419" w:eastAsia="es-CO"/>
-              </w:rPr>
+              <w:pStyle w:val="TextoTablas"/>
             </w:pPr>
             <w:r>
-              <w:rPr>
-                <w:lang w:val="es-419" w:eastAsia="es-CO"/>
-              </w:rPr>
               <w:t>La cara es la parte de nuestro cuerpo que presenta mayor gestualización, a la hora de atender al cliente se debe ser muy cuidadoso evitando hacer gestos negativos que puedan alterarlo.</w:t>
             </w:r>
           </w:p>
@@ -20612,10 +19925,6 @@
 </file>
 
 <file path=customXml/item1.xml><?xml version="1.0" encoding="utf-8"?>
-<b:Sources xmlns:b="http://schemas.openxmlformats.org/officeDocument/2006/bibliography" xmlns="http://schemas.openxmlformats.org/officeDocument/2006/bibliography" SelectedStyle="\APASixthEditionOfficeOnline.xsl" StyleName="APA" Version="6"/>
-</file>
-
-<file path=customXml/item2.xml><?xml version="1.0" encoding="utf-8"?>
 <p:properties xmlns:p="http://schemas.microsoft.com/office/2006/metadata/properties" xmlns:xsi="http://www.w3.org/2001/XMLSchema-instance" xmlns:pc="http://schemas.microsoft.com/office/infopath/2007/PartnerControls">
   <documentManagement>
     <TaxCatchAll xmlns="13c90a0b-73bc-4dc0-be5f-28d77b615beb" xsi:nil="true"/>
@@ -20626,16 +19935,11 @@
 </p:properties>
 </file>
 
-<file path=customXml/item3.xml><?xml version="1.0" encoding="utf-8"?>
-<?mso-contentType ?>
-<FormTemplates xmlns="http://schemas.microsoft.com/sharepoint/v3/contenttype/forms">
-  <Display>DocumentLibraryForm</Display>
-  <Edit>DocumentLibraryForm</Edit>
-  <New>DocumentLibraryForm</New>
-</FormTemplates>
+<file path=customXml/item2.xml><?xml version="1.0" encoding="utf-8"?>
+<b:Sources xmlns:b="http://schemas.openxmlformats.org/officeDocument/2006/bibliography" xmlns="http://schemas.openxmlformats.org/officeDocument/2006/bibliography" SelectedStyle="\APASixthEditionOfficeOnline.xsl" StyleName="APA" Version="6"/>
 </file>
 
-<file path=customXml/item4.xml><?xml version="1.0" encoding="utf-8"?>
+<file path=customXml/item3.xml><?xml version="1.0" encoding="utf-8"?>
 <ct:contentTypeSchema xmlns:ct="http://schemas.microsoft.com/office/2006/metadata/contentType" xmlns:ma="http://schemas.microsoft.com/office/2006/metadata/properties/metaAttributes" ct:_="" ma:_="" ma:contentTypeName="Documento" ma:contentTypeID="0x0101006A81D6BD42E8DF4C91013959704817E1" ma:contentTypeVersion="15" ma:contentTypeDescription="Crear nuevo documento." ma:contentTypeScope="" ma:versionID="bf4f72ffd194f0963ff564daca6869f7">
   <xsd:schema xmlns:xsd="http://www.w3.org/2001/XMLSchema" xmlns:xs="http://www.w3.org/2001/XMLSchema" xmlns:p="http://schemas.microsoft.com/office/2006/metadata/properties" xmlns:ns2="13c90a0b-73bc-4dc0-be5f-28d77b615beb" xmlns:ns3="13c93bba-48ce-428c-bfe5-88b42c19b028" targetNamespace="http://schemas.microsoft.com/office/2006/metadata/properties" ma:root="true" ma:fieldsID="8718d6f4873a5b1392a45044efa78385" ns2:_="" ns3:_="">
     <xsd:import namespace="13c90a0b-73bc-4dc0-be5f-28d77b615beb"/>
@@ -20870,15 +20174,16 @@
 </ct:contentTypeSchema>
 </file>
 
-<file path=customXml/itemProps1.xml><?xml version="1.0" encoding="utf-8"?>
-<ds:datastoreItem xmlns:ds="http://schemas.openxmlformats.org/officeDocument/2006/customXml" ds:itemID="{E8AB44A3-7C62-4BD2-82ED-8ABC209970FA}">
-  <ds:schemaRefs>
-    <ds:schemaRef ds:uri="http://schemas.openxmlformats.org/officeDocument/2006/bibliography"/>
-  </ds:schemaRefs>
-</ds:datastoreItem>
+<file path=customXml/item4.xml><?xml version="1.0" encoding="utf-8"?>
+<?mso-contentType ?>
+<FormTemplates xmlns="http://schemas.microsoft.com/sharepoint/v3/contenttype/forms">
+  <Display>DocumentLibraryForm</Display>
+  <Edit>DocumentLibraryForm</Edit>
+  <New>DocumentLibraryForm</New>
+</FormTemplates>
 </file>
 
-<file path=customXml/itemProps2.xml><?xml version="1.0" encoding="utf-8"?>
+<file path=customXml/itemProps1.xml><?xml version="1.0" encoding="utf-8"?>
 <ds:datastoreItem xmlns:ds="http://schemas.openxmlformats.org/officeDocument/2006/customXml" ds:itemID="{1145D752-ACC1-45E1-AB53-0C756F67FC7F}">
   <ds:schemaRefs>
     <ds:schemaRef ds:uri="http://schemas.microsoft.com/office/2006/metadata/properties"/>
@@ -20889,15 +20194,15 @@
 </ds:datastoreItem>
 </file>
 
-<file path=customXml/itemProps3.xml><?xml version="1.0" encoding="utf-8"?>
-<ds:datastoreItem xmlns:ds="http://schemas.openxmlformats.org/officeDocument/2006/customXml" ds:itemID="{81CBDEC1-3B00-44ED-AD36-0268077980BA}">
+<file path=customXml/itemProps2.xml><?xml version="1.0" encoding="utf-8"?>
+<ds:datastoreItem xmlns:ds="http://schemas.openxmlformats.org/officeDocument/2006/customXml" ds:itemID="{E8AB44A3-7C62-4BD2-82ED-8ABC209970FA}">
   <ds:schemaRefs>
-    <ds:schemaRef ds:uri="http://schemas.microsoft.com/sharepoint/v3/contenttype/forms"/>
+    <ds:schemaRef ds:uri="http://schemas.openxmlformats.org/officeDocument/2006/bibliography"/>
   </ds:schemaRefs>
 </ds:datastoreItem>
 </file>
 
-<file path=customXml/itemProps4.xml><?xml version="1.0" encoding="utf-8"?>
+<file path=customXml/itemProps3.xml><?xml version="1.0" encoding="utf-8"?>
 <ds:datastoreItem xmlns:ds="http://schemas.openxmlformats.org/officeDocument/2006/customXml" ds:itemID="{FA1B781A-F25A-4A2C-9D8D-BDD73F50B939}">
   <ds:schemaRefs>
     <ds:schemaRef ds:uri="http://schemas.microsoft.com/office/2006/metadata/contentType"/>
@@ -20914,4 +20219,12 @@
     <ds:schemaRef ds:uri="http://schemas.microsoft.com/internal/obd"/>
   </ds:schemaRefs>
 </ds:datastoreItem>
+</file>
+
+<file path=customXml/itemProps4.xml><?xml version="1.0" encoding="utf-8"?>
+<ds:datastoreItem xmlns:ds="http://schemas.openxmlformats.org/officeDocument/2006/customXml" ds:itemID="{81CBDEC1-3B00-44ED-AD36-0268077980BA}">
+  <ds:schemaRefs>
+    <ds:schemaRef ds:uri="http://schemas.microsoft.com/sharepoint/v3/contenttype/forms"/>
+  </ds:schemaRefs>
+</ds:datastoreItem>
 </file>